--- a/Parser2/Example/Instruction/Instruction.docx
+++ b/Parser2/Example/Instruction/Instruction.docx
@@ -15,14 +15,253 @@
         <w:pStyle w:val="a"/>
       </w:pPr>
       <w:r>
-        <w:t>Правила заполнения файла</w:t>
+        <w:t xml:space="preserve">Правила заполнения файла для </w:t>
+      </w:r>
+      <w:proofErr w:type="spellStart"/>
+      <w:r>
+        <w:t>парсинга</w:t>
+      </w:r>
+      <w:proofErr w:type="spellEnd"/>
+      <w:r>
+        <w:t>.</w:t>
+      </w:r>
+    </w:p>
+    <w:p>
+      <w:pPr>
+        <w:pStyle w:val="a"/>
+      </w:pPr>
+      <w:r>
+        <w:t xml:space="preserve">Теория </w:t>
+      </w:r>
+      <w:r>
+        <w:rPr>
+          <w:lang w:val="en-US"/>
+        </w:rPr>
+        <w:t>json</w:t>
+      </w:r>
+    </w:p>
+    <w:p>
+      <w:pPr>
+        <w:pStyle w:val="a"/>
+      </w:pPr>
+      <w:r>
+        <w:t>Возможность игнорирования строк</w:t>
+      </w:r>
+    </w:p>
+    <w:p>
+      <w:pPr>
+        <w:pStyle w:val="a"/>
+      </w:pPr>
+      <w:r>
+        <w:t>Тип</w:t>
+      </w:r>
+      <w:r>
+        <w:t>ы значений полей</w:t>
+      </w:r>
+    </w:p>
+    <w:p>
+      <w:pPr>
+        <w:pStyle w:val="a"/>
+      </w:pPr>
+      <w:r>
+        <w:t>Тип строка «</w:t>
+      </w:r>
+      <w:r>
+        <w:t>$</w:t>
+      </w:r>
+      <w:r>
+        <w:rPr>
+          <w:lang w:val="en-US"/>
+        </w:rPr>
+        <w:t>str</w:t>
+      </w:r>
+      <w:r>
+        <w:t>»</w:t>
+      </w:r>
+    </w:p>
+    <w:p>
+      <w:pPr>
+        <w:pStyle w:val="a"/>
+      </w:pPr>
+      <w:r>
+        <w:t xml:space="preserve">Тип число </w:t>
+      </w:r>
+      <w:r>
+        <w:t>$</w:t>
+      </w:r>
+      <w:r>
+        <w:rPr>
+          <w:lang w:val="en-US"/>
+        </w:rPr>
+        <w:t>num</w:t>
+      </w:r>
+    </w:p>
+    <w:p>
+      <w:pPr>
+        <w:pStyle w:val="a"/>
+      </w:pPr>
+      <w:r>
+        <w:t xml:space="preserve">Тип логического значения </w:t>
+      </w:r>
+      <w:r>
+        <w:t>$</w:t>
+      </w:r>
+      <w:r>
+        <w:rPr>
+          <w:lang w:val="en-US"/>
+        </w:rPr>
+        <w:t>bool</w:t>
+      </w:r>
+    </w:p>
+    <w:p>
+      <w:pPr>
+        <w:pStyle w:val="a"/>
+      </w:pPr>
+      <w:r>
+        <w:t xml:space="preserve">Тип отсутствия значения </w:t>
+      </w:r>
+      <w:r>
+        <w:t>$</w:t>
+      </w:r>
+      <w:r>
+        <w:rPr>
+          <w:lang w:val="en-US"/>
+        </w:rPr>
+        <w:t>null</w:t>
+      </w:r>
+    </w:p>
+    <w:p>
+      <w:pPr>
+        <w:pStyle w:val="a"/>
+      </w:pPr>
+      <w:r>
+        <w:t>Тип объект</w:t>
+      </w:r>
+    </w:p>
+    <w:p>
+      <w:pPr>
+        <w:pStyle w:val="a"/>
+      </w:pPr>
+      <w:r>
+        <w:t>Тип массив</w:t>
+      </w:r>
+    </w:p>
+    <w:p>
+      <w:pPr>
+        <w:pStyle w:val="a"/>
+      </w:pPr>
+      <w:r>
+        <w:rPr>
+          <w:lang w:val="en-US"/>
+        </w:rPr>
+        <w:t>Alias</w:t>
       </w:r>
       <w:r>
         <w:t xml:space="preserve"> </w:t>
       </w:r>
       <w:r>
-        <w:t>для парсинга</w:t>
-      </w:r>
+        <w:t>функции</w:t>
+      </w:r>
+    </w:p>
+    <w:p>
+      <w:pPr>
+        <w:pStyle w:val="a"/>
+      </w:pPr>
+      <w:r>
+        <w:t xml:space="preserve">Табличные </w:t>
+      </w:r>
+      <w:r>
+        <w:rPr>
+          <w:lang w:val="en-US"/>
+        </w:rPr>
+        <w:t>alias</w:t>
+      </w:r>
+      <w:r>
+        <w:t xml:space="preserve"> </w:t>
+      </w:r>
+      <w:r>
+        <w:t>функции</w:t>
+      </w:r>
+    </w:p>
+    <w:p>
+      <w:pPr>
+        <w:pStyle w:val="a"/>
+      </w:pPr>
+      <w:r>
+        <w:rPr>
+          <w:lang w:val="en-US"/>
+        </w:rPr>
+        <w:t>Json</w:t>
+      </w:r>
+      <w:r>
+        <w:t xml:space="preserve"> </w:t>
+      </w:r>
+      <w:r>
+        <w:rPr>
+          <w:lang w:val="en-US"/>
+        </w:rPr>
+        <w:t>alias</w:t>
+      </w:r>
+      <w:r>
+        <w:t xml:space="preserve"> </w:t>
+      </w:r>
+      <w:r>
+        <w:t>функции</w:t>
+      </w:r>
+    </w:p>
+    <w:p>
+      <w:pPr>
+        <w:pStyle w:val="a"/>
+      </w:pPr>
+      <w:r>
+        <w:t xml:space="preserve">Анонимные аргументы </w:t>
+      </w:r>
+      <w:r>
+        <w:rPr>
+          <w:lang w:val="en-US"/>
+        </w:rPr>
+        <w:t>alias</w:t>
+      </w:r>
+      <w:r>
+        <w:t xml:space="preserve"> </w:t>
+      </w:r>
+      <w:r>
+        <w:t>функций</w:t>
+      </w:r>
+    </w:p>
+    <w:p>
+      <w:pPr>
+        <w:pStyle w:val="a"/>
+      </w:pPr>
+      <w:r>
+        <w:t xml:space="preserve">Настройка </w:t>
+      </w:r>
+      <w:proofErr w:type="spellStart"/>
+      <w:r>
+        <w:t>конфига</w:t>
+      </w:r>
+      <w:proofErr w:type="spellEnd"/>
+      <w:r>
+        <w:t xml:space="preserve"> </w:t>
+      </w:r>
+      <w:proofErr w:type="spellStart"/>
+      <w:r>
+        <w:t>парсинга</w:t>
+      </w:r>
+      <w:proofErr w:type="spellEnd"/>
+    </w:p>
+    <w:p>
+      <w:pPr>
+        <w:pStyle w:val="a"/>
+      </w:pPr>
+      <w:r>
+        <w:t xml:space="preserve">Предупреждения при </w:t>
+      </w:r>
+      <w:proofErr w:type="spellStart"/>
+      <w:r>
+        <w:t>парсинге</w:t>
+      </w:r>
+      <w:proofErr w:type="spellEnd"/>
       <w:r>
         <w:t>.</w:t>
       </w:r>
@@ -30,12 +269,611 @@
     <w:p>
       <w:pPr>
         <w:pStyle w:val="a"/>
-        <w:rPr>
-          <w:lang w:val="en-US"/>
-        </w:rPr>
-      </w:pPr>
-      <w:r>
-        <w:t xml:space="preserve">Теория </w:t>
+      </w:pPr>
+    </w:p>
+    <w:p>
+      <w:r>
+        <w:br w:type="page"/>
+      </w:r>
+    </w:p>
+    <w:p>
+      <w:pPr>
+        <w:pStyle w:val="TOC1"/>
+        <w:tabs>
+          <w:tab w:val="right" w:leader="dot" w:pos="10195"/>
+        </w:tabs>
+        <w:rPr>
+          <w:rFonts w:asciiTheme="minorHAnsi" w:eastAsiaTheme="minorEastAsia" w:hAnsiTheme="minorHAnsi"/>
+          <w:noProof/>
+          <w:sz w:val="22"/>
+          <w:lang w:eastAsia="ru-RU"/>
+        </w:rPr>
+      </w:pPr>
+      <w:r>
+        <w:lastRenderedPageBreak/>
+        <w:fldChar w:fldCharType="begin"/>
+      </w:r>
+      <w:r>
+        <w:instrText xml:space="preserve"> TOC \h \z \t "UJP.Header,1,UJP.Subheader,2" </w:instrText>
+      </w:r>
+      <w:r>
+        <w:fldChar w:fldCharType="separate"/>
+      </w:r>
+      <w:hyperlink w:anchor="_Toc200712918" w:history="1">
+        <w:r>
+          <w:rPr>
+            <w:rStyle w:val="Hyperlink"/>
+            <w:noProof/>
+          </w:rPr>
+          <w:t>Настройка конфига парсинга</w:t>
+        </w:r>
+        <w:r>
+          <w:rPr>
+            <w:noProof/>
+            <w:webHidden/>
+          </w:rPr>
+          <w:tab/>
+        </w:r>
+        <w:r>
+          <w:rPr>
+            <w:noProof/>
+            <w:webHidden/>
+          </w:rPr>
+          <w:fldChar w:fldCharType="begin"/>
+        </w:r>
+        <w:r>
+          <w:rPr>
+            <w:noProof/>
+            <w:webHidden/>
+          </w:rPr>
+          <w:instrText xml:space="preserve"> PAGEREF _Toc200712918 \h </w:instrText>
+        </w:r>
+        <w:r>
+          <w:rPr>
+            <w:noProof/>
+            <w:webHidden/>
+          </w:rPr>
+        </w:r>
+        <w:r>
+          <w:rPr>
+            <w:noProof/>
+            <w:webHidden/>
+          </w:rPr>
+          <w:fldChar w:fldCharType="separate"/>
+        </w:r>
+        <w:r>
+          <w:rPr>
+            <w:noProof/>
+            <w:webHidden/>
+          </w:rPr>
+          <w:t>3</w:t>
+        </w:r>
+        <w:r>
+          <w:rPr>
+            <w:noProof/>
+            <w:webHidden/>
+          </w:rPr>
+          <w:fldChar w:fldCharType="end"/>
+        </w:r>
+      </w:hyperlink>
+    </w:p>
+    <w:p>
+      <w:pPr>
+        <w:pStyle w:val="TOC2"/>
+        <w:tabs>
+          <w:tab w:val="right" w:leader="dot" w:pos="10195"/>
+        </w:tabs>
+        <w:rPr>
+          <w:rFonts w:asciiTheme="minorHAnsi" w:eastAsiaTheme="minorEastAsia" w:hAnsiTheme="minorHAnsi"/>
+          <w:noProof/>
+          <w:sz w:val="22"/>
+          <w:lang w:eastAsia="ru-RU"/>
+        </w:rPr>
+      </w:pPr>
+      <w:hyperlink w:anchor="_Toc200712919" w:history="1">
+        <w:r>
+          <w:rPr>
+            <w:rStyle w:val="Hyperlink"/>
+            <w:noProof/>
+          </w:rPr>
+          <w:t xml:space="preserve">Настройка конфига для </w:t>
+        </w:r>
+        <w:r>
+          <w:rPr>
+            <w:rStyle w:val="Hyperlink"/>
+            <w:noProof/>
+            <w:lang w:val="en-US"/>
+          </w:rPr>
+          <w:t>Excel</w:t>
+        </w:r>
+        <w:r>
+          <w:rPr>
+            <w:noProof/>
+            <w:webHidden/>
+          </w:rPr>
+          <w:tab/>
+        </w:r>
+        <w:r>
+          <w:rPr>
+            <w:noProof/>
+            <w:webHidden/>
+          </w:rPr>
+          <w:fldChar w:fldCharType="begin"/>
+        </w:r>
+        <w:r>
+          <w:rPr>
+            <w:noProof/>
+            <w:webHidden/>
+          </w:rPr>
+          <w:instrText xml:space="preserve"> PAGEREF _Toc200712919 \h </w:instrText>
+        </w:r>
+        <w:r>
+          <w:rPr>
+            <w:noProof/>
+            <w:webHidden/>
+          </w:rPr>
+        </w:r>
+        <w:r>
+          <w:rPr>
+            <w:noProof/>
+            <w:webHidden/>
+          </w:rPr>
+          <w:fldChar w:fldCharType="separate"/>
+        </w:r>
+        <w:r>
+          <w:rPr>
+            <w:noProof/>
+            <w:webHidden/>
+          </w:rPr>
+          <w:t>3</w:t>
+        </w:r>
+        <w:r>
+          <w:rPr>
+            <w:noProof/>
+            <w:webHidden/>
+          </w:rPr>
+          <w:fldChar w:fldCharType="end"/>
+        </w:r>
+      </w:hyperlink>
+    </w:p>
+    <w:p>
+      <w:pPr>
+        <w:pStyle w:val="TOC2"/>
+        <w:tabs>
+          <w:tab w:val="right" w:leader="dot" w:pos="10195"/>
+        </w:tabs>
+        <w:rPr>
+          <w:rFonts w:asciiTheme="minorHAnsi" w:eastAsiaTheme="minorEastAsia" w:hAnsiTheme="minorHAnsi"/>
+          <w:noProof/>
+          <w:sz w:val="22"/>
+          <w:lang w:eastAsia="ru-RU"/>
+        </w:rPr>
+      </w:pPr>
+      <w:hyperlink w:anchor="_Toc200712920" w:history="1">
+        <w:r>
+          <w:rPr>
+            <w:rStyle w:val="Hyperlink"/>
+            <w:noProof/>
+          </w:rPr>
+          <w:t xml:space="preserve">Настройка конфига для </w:t>
+        </w:r>
+        <w:r>
+          <w:rPr>
+            <w:rStyle w:val="Hyperlink"/>
+            <w:noProof/>
+            <w:lang w:val="en-US"/>
+          </w:rPr>
+          <w:t>GoogleSheets</w:t>
+        </w:r>
+        <w:r>
+          <w:rPr>
+            <w:noProof/>
+            <w:webHidden/>
+          </w:rPr>
+          <w:tab/>
+        </w:r>
+        <w:r>
+          <w:rPr>
+            <w:noProof/>
+            <w:webHidden/>
+          </w:rPr>
+          <w:fldChar w:fldCharType="begin"/>
+        </w:r>
+        <w:r>
+          <w:rPr>
+            <w:noProof/>
+            <w:webHidden/>
+          </w:rPr>
+          <w:instrText xml:space="preserve"> PAGEREF _Toc200712920 \h </w:instrText>
+        </w:r>
+        <w:r>
+          <w:rPr>
+            <w:noProof/>
+            <w:webHidden/>
+          </w:rPr>
+        </w:r>
+        <w:r>
+          <w:rPr>
+            <w:noProof/>
+            <w:webHidden/>
+          </w:rPr>
+          <w:fldChar w:fldCharType="separate"/>
+        </w:r>
+        <w:r>
+          <w:rPr>
+            <w:noProof/>
+            <w:webHidden/>
+          </w:rPr>
+          <w:t>3</w:t>
+        </w:r>
+        <w:r>
+          <w:rPr>
+            <w:noProof/>
+            <w:webHidden/>
+          </w:rPr>
+          <w:fldChar w:fldCharType="end"/>
+        </w:r>
+      </w:hyperlink>
+    </w:p>
+    <w:p>
+      <w:r>
+        <w:fldChar w:fldCharType="end"/>
+      </w:r>
+    </w:p>
+    <w:p>
+      <w:r>
+        <w:br w:type="page"/>
+      </w:r>
+    </w:p>
+    <w:p>
+      <w:pPr>
+        <w:pStyle w:val="UJPHeader"/>
+      </w:pPr>
+      <w:bookmarkStart w:id="0" w:name="_Toc200712918"/>
+      <w:r>
+        <w:lastRenderedPageBreak/>
+        <w:t xml:space="preserve">Настройка </w:t>
+      </w:r>
+      <w:proofErr w:type="spellStart"/>
+      <w:r>
+        <w:t>конфига</w:t>
+      </w:r>
+      <w:proofErr w:type="spellEnd"/>
+      <w:r>
+        <w:t xml:space="preserve"> </w:t>
+      </w:r>
+      <w:proofErr w:type="spellStart"/>
+      <w:r>
+        <w:t>парсинга</w:t>
+      </w:r>
+      <w:bookmarkEnd w:id="0"/>
+      <w:proofErr w:type="spellEnd"/>
+    </w:p>
+    <w:p>
+      <w:pPr>
+        <w:pStyle w:val="UJPSubheader"/>
+      </w:pPr>
+    </w:p>
+    <w:p>
+      <w:pPr>
+        <w:pStyle w:val="UJPText"/>
+      </w:pPr>
+      <w:proofErr w:type="spellStart"/>
+      <w:r>
+        <w:t>Парсер</w:t>
+      </w:r>
+      <w:proofErr w:type="spellEnd"/>
+      <w:r>
+        <w:t xml:space="preserve"> поддерживает два источника данных </w:t>
+      </w:r>
+      <w:r>
+        <w:rPr>
+          <w:lang w:val="en-US"/>
+        </w:rPr>
+        <w:t>Excel</w:t>
+      </w:r>
+      <w:r>
+        <w:t xml:space="preserve"> </w:t>
+      </w:r>
+      <w:r>
+        <w:t xml:space="preserve">и </w:t>
+      </w:r>
+      <w:proofErr w:type="spellStart"/>
+      <w:r>
+        <w:rPr>
+          <w:lang w:val="en-US"/>
+        </w:rPr>
+        <w:t>GoogleSheet</w:t>
+      </w:r>
+      <w:r>
+        <w:rPr>
+          <w:lang w:val="en-US"/>
+        </w:rPr>
+        <w:t>s</w:t>
+      </w:r>
+      <w:proofErr w:type="spellEnd"/>
+      <w:r>
+        <w:t xml:space="preserve">. </w:t>
+      </w:r>
+      <w:r>
+        <w:t xml:space="preserve">Для переключения между источниками необходимо в </w:t>
+      </w:r>
+      <w:proofErr w:type="spellStart"/>
+      <w:r>
+        <w:t>конфиге</w:t>
+      </w:r>
+      <w:proofErr w:type="spellEnd"/>
+      <w:r>
+        <w:t xml:space="preserve"> изменить поле </w:t>
+      </w:r>
+      <w:proofErr w:type="spellStart"/>
+      <w:r>
+        <w:rPr>
+          <w:rFonts w:cs="Times New Roman"/>
+          <w:b/>
+          <w:bCs/>
+        </w:rPr>
+        <w:t>selectedSourceType</w:t>
+      </w:r>
+      <w:proofErr w:type="spellEnd"/>
+      <w:r>
+        <w:t xml:space="preserve"> на </w:t>
+      </w:r>
+      <w:r>
+        <w:rPr>
+          <w:lang w:val="en-US"/>
+        </w:rPr>
+        <w:t>Excel</w:t>
+      </w:r>
+      <w:r>
+        <w:t xml:space="preserve"> или </w:t>
+      </w:r>
+      <w:proofErr w:type="spellStart"/>
+      <w:r>
+        <w:rPr>
+          <w:lang w:val="en-US"/>
+        </w:rPr>
+        <w:t>GoogleSheets</w:t>
+      </w:r>
+      <w:proofErr w:type="spellEnd"/>
+      <w:r>
+        <w:t xml:space="preserve">. Настройка каждого источника осуществляется отдельно в соответствующих разделах </w:t>
+      </w:r>
+      <w:proofErr w:type="spellStart"/>
+      <w:r>
+        <w:rPr>
+          <w:b/>
+          <w:bCs/>
+          <w:lang w:val="en-US"/>
+        </w:rPr>
+        <w:t>excelSource</w:t>
+      </w:r>
+      <w:proofErr w:type="spellEnd"/>
+      <w:r>
+        <w:t xml:space="preserve"> </w:t>
+      </w:r>
+      <w:r>
+        <w:t xml:space="preserve">или </w:t>
+      </w:r>
+      <w:proofErr w:type="spellStart"/>
+      <w:r>
+        <w:rPr>
+          <w:b/>
+          <w:bCs/>
+        </w:rPr>
+        <w:t>googleSheetsSource</w:t>
+      </w:r>
+      <w:proofErr w:type="spellEnd"/>
+      <w:r>
+        <w:rPr>
+          <w:b/>
+          <w:bCs/>
+        </w:rPr>
+        <w:t xml:space="preserve"> </w:t>
+      </w:r>
+      <w:r>
+        <w:t>(</w:t>
+      </w:r>
+      <w:r>
+        <w:fldChar w:fldCharType="begin"/>
+      </w:r>
+      <w:r>
+        <w:instrText xml:space="preserve"> REF _Ref200712666 \h </w:instrText>
+      </w:r>
+      <w:r>
+        <w:fldChar w:fldCharType="separate"/>
+      </w:r>
+      <w:r>
+        <w:t>Ри</w:t>
+      </w:r>
+      <w:r>
+        <w:t>с</w:t>
+      </w:r>
+      <w:r>
+        <w:t xml:space="preserve">. </w:t>
+      </w:r>
+      <w:r>
+        <w:rPr>
+          <w:noProof/>
+        </w:rPr>
+        <w:t>1</w:t>
+      </w:r>
+      <w:r>
+        <w:fldChar w:fldCharType="end"/>
+      </w:r>
+      <w:r>
+        <w:t>)</w:t>
+      </w:r>
+      <w:r>
+        <w:t>.</w:t>
+      </w:r>
+    </w:p>
+    <w:p>
+      <w:pPr>
+        <w:pStyle w:val="UJPText"/>
+        <w:keepNext/>
+        <w:ind w:firstLine="0"/>
+        <w:jc w:val="center"/>
+      </w:pPr>
+      <w:r>
+        <w:drawing>
+          <wp:inline distT="0" distB="0" distL="0" distR="0" wp14:anchorId="5F9A66E1" wp14:editId="4F6DAA4E">
+            <wp:extent cx="6480175" cy="1657985"/>
+            <wp:effectExtent l="19050" t="19050" r="15875" b="18415"/>
+            <wp:docPr id="1" name="Picture 1"/>
+            <wp:cNvGraphicFramePr>
+              <a:graphicFrameLocks xmlns:a="http://schemas.openxmlformats.org/drawingml/2006/main" noChangeAspect="1"/>
+            </wp:cNvGraphicFramePr>
+            <a:graphic xmlns:a="http://schemas.openxmlformats.org/drawingml/2006/main">
+              <a:graphicData uri="http://schemas.openxmlformats.org/drawingml/2006/picture">
+                <pic:pic xmlns:pic="http://schemas.openxmlformats.org/drawingml/2006/picture">
+                  <pic:nvPicPr>
+                    <pic:cNvPr id="1" name=""/>
+                    <pic:cNvPicPr/>
+                  </pic:nvPicPr>
+                  <pic:blipFill>
+                    <a:blip r:embed="rId6"/>
+                    <a:stretch>
+                      <a:fillRect/>
+                    </a:stretch>
+                  </pic:blipFill>
+                  <pic:spPr>
+                    <a:xfrm>
+                      <a:off x="0" y="0"/>
+                      <a:ext cx="6480175" cy="1657985"/>
+                    </a:xfrm>
+                    <a:prstGeom prst="rect">
+                      <a:avLst/>
+                    </a:prstGeom>
+                    <a:ln>
+                      <a:solidFill>
+                        <a:schemeClr val="tx1"/>
+                      </a:solidFill>
+                    </a:ln>
+                  </pic:spPr>
+                </pic:pic>
+              </a:graphicData>
+            </a:graphic>
+          </wp:inline>
+        </w:drawing>
+      </w:r>
+    </w:p>
+    <w:p>
+      <w:pPr>
+        <w:pStyle w:val="Caption"/>
+      </w:pPr>
+      <w:bookmarkStart w:id="1" w:name="_Ref200712666"/>
+      <w:r>
+        <w:t xml:space="preserve">Рис. </w:t>
+      </w:r>
+      <w:fldSimple w:instr=" SEQ Рис. \* ARABIC ">
+        <w:r>
+          <w:rPr>
+            <w:noProof/>
+          </w:rPr>
+          <w:t>1</w:t>
+        </w:r>
+      </w:fldSimple>
+      <w:bookmarkEnd w:id="1"/>
+      <w:r>
+        <w:t xml:space="preserve"> </w:t>
+      </w:r>
+      <w:r>
+        <w:t>Выбор источника данных</w:t>
+      </w:r>
+    </w:p>
+    <w:p>
+      <w:pPr>
+        <w:pStyle w:val="UJPSubheader"/>
+        <w:rPr>
+          <w:lang w:val="en-US"/>
+        </w:rPr>
+      </w:pPr>
+      <w:bookmarkStart w:id="2" w:name="_Toc200712919"/>
+      <w:r>
+        <w:t xml:space="preserve">Настройка </w:t>
+      </w:r>
+      <w:proofErr w:type="spellStart"/>
+      <w:r>
+        <w:t>конфига</w:t>
+      </w:r>
+      <w:proofErr w:type="spellEnd"/>
+      <w:r>
+        <w:t xml:space="preserve"> для </w:t>
+      </w:r>
+      <w:r>
+        <w:rPr>
+          <w:lang w:val="en-US"/>
+        </w:rPr>
+        <w:t>Excel</w:t>
+      </w:r>
+      <w:bookmarkEnd w:id="2"/>
+    </w:p>
+    <w:p>
+      <w:pPr>
+        <w:pStyle w:val="UJPText"/>
+      </w:pPr>
+      <w:r>
+        <w:t xml:space="preserve">В разделе описана инструкция по настройке источника данных </w:t>
+      </w:r>
+      <w:r>
+        <w:rPr>
+          <w:lang w:val="en-US"/>
+        </w:rPr>
+        <w:t>Excel</w:t>
+      </w:r>
+      <w:r>
+        <w:t xml:space="preserve">. </w:t>
+      </w:r>
+      <w:r>
+        <w:t xml:space="preserve">Инструкцию по правилам заполнения семантики </w:t>
+      </w:r>
+      <w:proofErr w:type="spellStart"/>
+      <w:r>
+        <w:t>парсинга</w:t>
+      </w:r>
+      <w:proofErr w:type="spellEnd"/>
+      <w:r>
+        <w:t xml:space="preserve"> ищете в разделе «</w:t>
+      </w:r>
+      <w:r>
+        <w:t xml:space="preserve">Правила заполнения семантики </w:t>
+      </w:r>
+      <w:proofErr w:type="spellStart"/>
+      <w:r>
+        <w:t>парсинга</w:t>
+      </w:r>
+      <w:proofErr w:type="spellEnd"/>
+      <w:r>
+        <w:t xml:space="preserve">». </w:t>
+      </w:r>
+    </w:p>
+    <w:p>
+      <w:pPr>
+        <w:pStyle w:val="UJPText"/>
+      </w:pPr>
+      <w:r>
+        <w:t xml:space="preserve">Для примера осуществим </w:t>
+      </w:r>
+      <w:proofErr w:type="spellStart"/>
+      <w:r>
+        <w:t>парсинг</w:t>
+      </w:r>
+      <w:proofErr w:type="spellEnd"/>
+      <w:r>
+        <w:t xml:space="preserve"> </w:t>
+      </w:r>
+      <w:r>
+        <w:rPr>
+          <w:lang w:val="en-US"/>
+        </w:rPr>
+        <w:t>excel</w:t>
+      </w:r>
+      <w:r>
+        <w:t xml:space="preserve"> </w:t>
+      </w:r>
+      <w:r>
+        <w:t xml:space="preserve">таблицы, чтобы получить следующий </w:t>
       </w:r>
       <w:r>
         <w:rPr>
@@ -43,193 +881,463 @@
         </w:rPr>
         <w:t>json</w:t>
       </w:r>
-    </w:p>
-    <w:p>
-      <w:pPr>
-        <w:pStyle w:val="a"/>
-      </w:pPr>
-      <w:r>
-        <w:t>Возможность игнорирования строк</w:t>
-      </w:r>
-    </w:p>
-    <w:p>
-      <w:pPr>
-        <w:pStyle w:val="a"/>
-      </w:pPr>
-      <w:r>
-        <w:t>Тип</w:t>
-      </w:r>
-      <w:r>
-        <w:t>ы значений полей</w:t>
-      </w:r>
-    </w:p>
-    <w:p>
-      <w:pPr>
-        <w:pStyle w:val="a"/>
-      </w:pPr>
-      <w:r>
-        <w:t>Тип строка «</w:t>
-      </w:r>
-      <w:r>
-        <w:t>$</w:t>
-      </w:r>
-      <w:r>
-        <w:rPr>
-          <w:lang w:val="en-US"/>
-        </w:rPr>
-        <w:t>str</w:t>
-      </w:r>
+      <w:r>
+        <w:t xml:space="preserve"> </w:t>
+      </w:r>
+      <w:r>
+        <w:t xml:space="preserve">файл (см </w:t>
+      </w:r>
+      <w:r>
+        <w:fldChar w:fldCharType="begin"/>
+      </w:r>
+      <w:r>
+        <w:instrText xml:space="preserve"> REF _Ref200713857 \h </w:instrText>
+      </w:r>
+      <w:r>
+        <w:fldChar w:fldCharType="separate"/>
+      </w:r>
+      <w:r>
+        <w:t xml:space="preserve">Рис. </w:t>
+      </w:r>
+      <w:r>
+        <w:rPr>
+          <w:noProof/>
+        </w:rPr>
+        <w:t>2</w:t>
+      </w:r>
+      <w:r>
+        <w:fldChar w:fldCharType="end"/>
+      </w:r>
+      <w:r>
+        <w:t>).</w:t>
+      </w:r>
+    </w:p>
+    <w:p>
+      <w:pPr>
+        <w:pStyle w:val="UJPText"/>
+        <w:keepNext/>
+        <w:ind w:firstLine="0"/>
+        <w:jc w:val="center"/>
+      </w:pPr>
+      <w:r>
+        <w:rPr>
+          <w:lang w:val="en-US"/>
+        </w:rPr>
+        <w:drawing>
+          <wp:inline distT="0" distB="0" distL="0" distR="0" wp14:anchorId="00187128" wp14:editId="0F9E5D69">
+            <wp:extent cx="6480175" cy="1881505"/>
+            <wp:effectExtent l="0" t="0" r="0" b="4445"/>
+            <wp:docPr id="2" name="Picture 2"/>
+            <wp:cNvGraphicFramePr>
+              <a:graphicFrameLocks xmlns:a="http://schemas.openxmlformats.org/drawingml/2006/main" noChangeAspect="1"/>
+            </wp:cNvGraphicFramePr>
+            <a:graphic xmlns:a="http://schemas.openxmlformats.org/drawingml/2006/main">
+              <a:graphicData uri="http://schemas.openxmlformats.org/drawingml/2006/picture">
+                <pic:pic xmlns:pic="http://schemas.openxmlformats.org/drawingml/2006/picture">
+                  <pic:nvPicPr>
+                    <pic:cNvPr id="1" name=""/>
+                    <pic:cNvPicPr/>
+                  </pic:nvPicPr>
+                  <pic:blipFill>
+                    <a:blip r:embed="rId7"/>
+                    <a:stretch>
+                      <a:fillRect/>
+                    </a:stretch>
+                  </pic:blipFill>
+                  <pic:spPr>
+                    <a:xfrm>
+                      <a:off x="0" y="0"/>
+                      <a:ext cx="6480175" cy="1881505"/>
+                    </a:xfrm>
+                    <a:prstGeom prst="rect">
+                      <a:avLst/>
+                    </a:prstGeom>
+                  </pic:spPr>
+                </pic:pic>
+              </a:graphicData>
+            </a:graphic>
+          </wp:inline>
+        </w:drawing>
+      </w:r>
+    </w:p>
+    <w:p>
+      <w:pPr>
+        <w:pStyle w:val="Caption"/>
+      </w:pPr>
+      <w:bookmarkStart w:id="3" w:name="_Ref200713857"/>
+      <w:r>
+        <w:t xml:space="preserve">Рис. </w:t>
+      </w:r>
+      <w:fldSimple w:instr=" SEQ Рис. \* ARABIC ">
+        <w:r>
+          <w:rPr>
+            <w:noProof/>
+          </w:rPr>
+          <w:t>2</w:t>
+        </w:r>
+      </w:fldSimple>
+      <w:bookmarkEnd w:id="3"/>
+    </w:p>
+    <w:p>
+      <w:pPr>
+        <w:pStyle w:val="UJPText"/>
+      </w:pPr>
+      <w:r>
+        <w:t xml:space="preserve">Для осуществления </w:t>
+      </w:r>
+      <w:proofErr w:type="spellStart"/>
+      <w:r>
+        <w:t>парсинга</w:t>
+      </w:r>
+      <w:proofErr w:type="spellEnd"/>
+      <w:r>
+        <w:t xml:space="preserve"> необходимо настроить </w:t>
+      </w:r>
+      <w:proofErr w:type="spellStart"/>
+      <w:r>
+        <w:t>конфиг</w:t>
+      </w:r>
+      <w:proofErr w:type="spellEnd"/>
+      <w:r>
+        <w:t xml:space="preserve"> </w:t>
+      </w:r>
+      <w:proofErr w:type="spellStart"/>
+      <w:r>
+        <w:t>парсинга</w:t>
+      </w:r>
+      <w:proofErr w:type="spellEnd"/>
+      <w:r>
+        <w:t xml:space="preserve"> и подготовить данные в </w:t>
+      </w:r>
+      <w:r>
+        <w:rPr>
+          <w:lang w:val="en-US"/>
+        </w:rPr>
+        <w:t>excel</w:t>
+      </w:r>
+      <w:r>
+        <w:t xml:space="preserve"> </w:t>
+      </w:r>
+      <w:r>
+        <w:t>файле.</w:t>
+      </w:r>
+    </w:p>
+    <w:p>
+      <w:pPr>
+        <w:pStyle w:val="UJPText"/>
+      </w:pPr>
+      <w:r>
+        <w:t xml:space="preserve">Для минимальной работы </w:t>
+      </w:r>
+      <w:proofErr w:type="spellStart"/>
+      <w:r>
+        <w:t>парсера</w:t>
+      </w:r>
+      <w:proofErr w:type="spellEnd"/>
+      <w:r>
+        <w:t xml:space="preserve"> необходимо </w:t>
+      </w:r>
+      <w:r>
+        <w:t xml:space="preserve">настроить разделы </w:t>
+      </w:r>
+      <w:proofErr w:type="spellStart"/>
+      <w:r>
+        <w:rPr>
+          <w:b/>
+          <w:bCs/>
+          <w:lang w:val="en-US"/>
+        </w:rPr>
+        <w:t>excelSource</w:t>
+      </w:r>
+      <w:proofErr w:type="spellEnd"/>
+      <w:r>
+        <w:t xml:space="preserve"> </w:t>
+      </w:r>
+      <w:r>
+        <w:t xml:space="preserve">и </w:t>
+      </w:r>
+      <w:proofErr w:type="spellStart"/>
+      <w:r>
+        <w:rPr>
+          <w:b/>
+          <w:bCs/>
+        </w:rPr>
+        <w:t>parsingFeatures</w:t>
+      </w:r>
+      <w:proofErr w:type="spellEnd"/>
+      <w:r>
+        <w:t xml:space="preserve"> (</w:t>
+      </w:r>
+      <w:r>
+        <w:t xml:space="preserve">настройка </w:t>
+      </w:r>
+      <w:proofErr w:type="spellStart"/>
+      <w:r>
+        <w:rPr>
+          <w:b/>
+          <w:bCs/>
+        </w:rPr>
+        <w:t>parsingFeatures</w:t>
+      </w:r>
+      <w:proofErr w:type="spellEnd"/>
+      <w:r>
+        <w:t xml:space="preserve"> описана в разделе «</w:t>
+      </w:r>
+      <w:r>
+        <w:t xml:space="preserve">Правила заполнения семантики </w:t>
+      </w:r>
+      <w:proofErr w:type="spellStart"/>
+      <w:r>
+        <w:t>парсинга</w:t>
+      </w:r>
+      <w:proofErr w:type="spellEnd"/>
       <w:r>
         <w:t>»</w:t>
       </w:r>
-    </w:p>
-    <w:p>
-      <w:pPr>
-        <w:pStyle w:val="a"/>
-        <w:rPr>
-          <w:lang w:val="en-US"/>
-        </w:rPr>
-      </w:pPr>
-      <w:r>
-        <w:t xml:space="preserve">Тип число </w:t>
-      </w:r>
-      <w:r>
-        <w:t>$</w:t>
-      </w:r>
-      <w:r>
-        <w:rPr>
-          <w:lang w:val="en-US"/>
-        </w:rPr>
-        <w:t>num</w:t>
-      </w:r>
-    </w:p>
-    <w:p>
-      <w:pPr>
-        <w:pStyle w:val="a"/>
-        <w:rPr>
-          <w:lang w:val="en-US"/>
-        </w:rPr>
-      </w:pPr>
-      <w:r>
-        <w:t xml:space="preserve">Тип логического значения </w:t>
-      </w:r>
-      <w:r>
-        <w:rPr>
-          <w:lang w:val="en-US"/>
-        </w:rPr>
-        <w:t>$bool</w:t>
-      </w:r>
-    </w:p>
-    <w:p>
-      <w:pPr>
-        <w:pStyle w:val="a"/>
-      </w:pPr>
-      <w:r>
-        <w:t xml:space="preserve">Тип отсутствия значения </w:t>
-      </w:r>
-      <w:r>
-        <w:t>$</w:t>
-      </w:r>
-      <w:r>
-        <w:rPr>
-          <w:lang w:val="en-US"/>
-        </w:rPr>
-        <w:t>null</w:t>
-      </w:r>
-    </w:p>
-    <w:p>
-      <w:pPr>
-        <w:pStyle w:val="a"/>
-      </w:pPr>
-      <w:r>
-        <w:t>Тип объект</w:t>
-      </w:r>
-    </w:p>
-    <w:p>
-      <w:pPr>
-        <w:pStyle w:val="a"/>
-      </w:pPr>
-      <w:r>
-        <w:t>Тип массив</w:t>
-      </w:r>
-    </w:p>
-    <w:p>
-      <w:pPr>
-        <w:pStyle w:val="a"/>
-      </w:pPr>
-      <w:r>
-        <w:rPr>
-          <w:lang w:val="en-US"/>
-        </w:rPr>
-        <w:t xml:space="preserve">Alias </w:t>
-      </w:r>
-      <w:r>
-        <w:t>функции</w:t>
-      </w:r>
-    </w:p>
-    <w:p>
-      <w:pPr>
-        <w:pStyle w:val="a"/>
-      </w:pPr>
-      <w:r>
-        <w:t xml:space="preserve">Табличные </w:t>
-      </w:r>
-      <w:r>
-        <w:rPr>
-          <w:lang w:val="en-US"/>
-        </w:rPr>
-        <w:t xml:space="preserve">alias </w:t>
-      </w:r>
-      <w:r>
-        <w:t>функции</w:t>
-      </w:r>
-    </w:p>
-    <w:p>
-      <w:pPr>
-        <w:pStyle w:val="a"/>
-      </w:pPr>
-      <w:r>
-        <w:rPr>
-          <w:lang w:val="en-US"/>
-        </w:rPr>
-        <w:t xml:space="preserve">Json alias </w:t>
-      </w:r>
-      <w:r>
-        <w:t>функции</w:t>
-      </w:r>
-    </w:p>
-    <w:p>
-      <w:pPr>
-        <w:pStyle w:val="a"/>
-      </w:pPr>
-      <w:r>
-        <w:t xml:space="preserve">Анонимные аргументы </w:t>
-      </w:r>
-      <w:r>
-        <w:rPr>
-          <w:lang w:val="en-US"/>
-        </w:rPr>
-        <w:t xml:space="preserve">alias </w:t>
-      </w:r>
-      <w:r>
-        <w:t>функций</w:t>
-      </w:r>
-    </w:p>
-    <w:p>
-      <w:pPr>
-        <w:pStyle w:val="a"/>
-      </w:pPr>
-      <w:r>
-        <w:t>Настройка конфига парсинга</w:t>
-      </w:r>
-    </w:p>
-    <w:p>
-      <w:pPr>
-        <w:pStyle w:val="a"/>
-      </w:pPr>
-      <w:r>
-        <w:t>Предупреждения при парсинге.</w:t>
-      </w:r>
+      <w:r>
+        <w:t>)</w:t>
+      </w:r>
+      <w:r>
+        <w:t>.</w:t>
+      </w:r>
+    </w:p>
+    <w:p>
+      <w:pPr>
+        <w:pStyle w:val="UJPText"/>
+        <w:rPr>
+          <w:lang w:val="en-US"/>
+        </w:rPr>
+      </w:pPr>
+      <w:r>
+        <w:t xml:space="preserve">Описание полей в </w:t>
+      </w:r>
+      <w:proofErr w:type="spellStart"/>
+      <w:r>
+        <w:rPr>
+          <w:b/>
+          <w:bCs/>
+          <w:lang w:val="en-US"/>
+        </w:rPr>
+        <w:t>excelSource</w:t>
+      </w:r>
+      <w:proofErr w:type="spellEnd"/>
+      <w:r>
+        <w:rPr>
+          <w:b/>
+          <w:bCs/>
+          <w:lang w:val="en-US"/>
+        </w:rPr>
+        <w:t>:</w:t>
+      </w:r>
+    </w:p>
+    <w:p>
+      <w:pPr>
+        <w:pStyle w:val="UJPText"/>
+        <w:numPr>
+          <w:ilvl w:val="0"/>
+          <w:numId w:val="2"/>
+        </w:numPr>
+        <w:rPr>
+          <w:lang w:val="en-US"/>
+        </w:rPr>
+      </w:pPr>
+      <w:r>
+        <w:rPr>
+          <w:b/>
+          <w:bCs/>
+          <w:lang w:val="en-US"/>
+        </w:rPr>
+        <w:t>e</w:t>
+      </w:r>
+      <w:proofErr w:type="spellStart"/>
+      <w:r>
+        <w:rPr>
+          <w:b/>
+          <w:bCs/>
+        </w:rPr>
+        <w:t>xcelFilePath</w:t>
+      </w:r>
+      <w:proofErr w:type="spellEnd"/>
+      <w:r>
+        <w:t xml:space="preserve">. </w:t>
+      </w:r>
+      <w:r>
+        <w:t>Указывает путь к файлу из которого будут взяты данные. Путь можно указывать как относительный, так и абсолютный</w:t>
+      </w:r>
+    </w:p>
+    <w:p>
+      <w:pPr>
+        <w:pStyle w:val="UJPText"/>
+        <w:rPr>
+          <w:lang w:val="en-US"/>
+        </w:rPr>
+      </w:pPr>
+      <w:r>
+        <w:rPr>
+          <w:lang w:val="en-US"/>
+        </w:rPr>
+        <w:drawing>
+          <wp:inline distT="0" distB="0" distL="0" distR="0" wp14:anchorId="3AFD8195" wp14:editId="4C9FF4E0">
+            <wp:extent cx="6480175" cy="589915"/>
+            <wp:effectExtent l="0" t="0" r="0" b="635"/>
+            <wp:docPr id="5" name="Picture 5"/>
+            <wp:cNvGraphicFramePr>
+              <a:graphicFrameLocks xmlns:a="http://schemas.openxmlformats.org/drawingml/2006/main" noChangeAspect="1"/>
+            </wp:cNvGraphicFramePr>
+            <a:graphic xmlns:a="http://schemas.openxmlformats.org/drawingml/2006/main">
+              <a:graphicData uri="http://schemas.openxmlformats.org/drawingml/2006/picture">
+                <pic:pic xmlns:pic="http://schemas.openxmlformats.org/drawingml/2006/picture">
+                  <pic:nvPicPr>
+                    <pic:cNvPr id="1" name=""/>
+                    <pic:cNvPicPr/>
+                  </pic:nvPicPr>
+                  <pic:blipFill>
+                    <a:blip r:embed="rId8"/>
+                    <a:stretch>
+                      <a:fillRect/>
+                    </a:stretch>
+                  </pic:blipFill>
+                  <pic:spPr>
+                    <a:xfrm>
+                      <a:off x="0" y="0"/>
+                      <a:ext cx="6480175" cy="589915"/>
+                    </a:xfrm>
+                    <a:prstGeom prst="rect">
+                      <a:avLst/>
+                    </a:prstGeom>
+                  </pic:spPr>
+                </pic:pic>
+              </a:graphicData>
+            </a:graphic>
+          </wp:inline>
+        </w:drawing>
+      </w:r>
+    </w:p>
+    <w:p>
+      <w:pPr>
+        <w:pStyle w:val="UJPText"/>
+        <w:numPr>
+          <w:ilvl w:val="0"/>
+          <w:numId w:val="2"/>
+        </w:numPr>
+      </w:pPr>
+      <w:proofErr w:type="spellStart"/>
+      <w:r>
+        <w:lastRenderedPageBreak/>
+        <w:t>featuresParsing</w:t>
+      </w:r>
+      <w:proofErr w:type="spellEnd"/>
+    </w:p>
+    <w:p>
+      <w:pPr>
+        <w:pStyle w:val="UJPText"/>
+        <w:ind w:firstLine="0"/>
+        <w:jc w:val="center"/>
+      </w:pPr>
+      <w:r>
+        <w:drawing>
+          <wp:inline distT="0" distB="0" distL="0" distR="0" wp14:anchorId="53739636" wp14:editId="145665DE">
+            <wp:extent cx="6211167" cy="5391902"/>
+            <wp:effectExtent l="0" t="0" r="0" b="0"/>
+            <wp:docPr id="6" name="Picture 6"/>
+            <wp:cNvGraphicFramePr>
+              <a:graphicFrameLocks xmlns:a="http://schemas.openxmlformats.org/drawingml/2006/main" noChangeAspect="1"/>
+            </wp:cNvGraphicFramePr>
+            <a:graphic xmlns:a="http://schemas.openxmlformats.org/drawingml/2006/main">
+              <a:graphicData uri="http://schemas.openxmlformats.org/drawingml/2006/picture">
+                <pic:pic xmlns:pic="http://schemas.openxmlformats.org/drawingml/2006/picture">
+                  <pic:nvPicPr>
+                    <pic:cNvPr id="1" name=""/>
+                    <pic:cNvPicPr/>
+                  </pic:nvPicPr>
+                  <pic:blipFill>
+                    <a:blip r:embed="rId9"/>
+                    <a:stretch>
+                      <a:fillRect/>
+                    </a:stretch>
+                  </pic:blipFill>
+                  <pic:spPr>
+                    <a:xfrm>
+                      <a:off x="0" y="0"/>
+                      <a:ext cx="6211167" cy="5391902"/>
+                    </a:xfrm>
+                    <a:prstGeom prst="rect">
+                      <a:avLst/>
+                    </a:prstGeom>
+                  </pic:spPr>
+                </pic:pic>
+              </a:graphicData>
+            </a:graphic>
+          </wp:inline>
+        </w:drawing>
+      </w:r>
+    </w:p>
+    <w:p>
+      <w:pPr>
+        <w:pStyle w:val="UJPText"/>
+      </w:pPr>
+    </w:p>
+    <w:p>
+      <w:pPr>
+        <w:pStyle w:val="UJPText"/>
+      </w:pPr>
+    </w:p>
+    <w:p>
+      <w:pPr>
+        <w:rPr>
+          <w:rFonts w:ascii="Times New Roman" w:hAnsi="Times New Roman"/>
+          <w:sz w:val="24"/>
+        </w:rPr>
+      </w:pPr>
+      <w:r>
+        <w:br w:type="page"/>
+      </w:r>
+    </w:p>
+    <w:p>
+      <w:pPr>
+        <w:pStyle w:val="UJPText"/>
+      </w:pPr>
+    </w:p>
+    <w:p>
+      <w:pPr>
+        <w:pStyle w:val="UJPSubheader"/>
+      </w:pPr>
+      <w:bookmarkStart w:id="4" w:name="_Toc200712920"/>
+      <w:r>
+        <w:t xml:space="preserve">Настройка </w:t>
+      </w:r>
+      <w:proofErr w:type="spellStart"/>
+      <w:r>
+        <w:t>конфига</w:t>
+      </w:r>
+      <w:proofErr w:type="spellEnd"/>
+      <w:r>
+        <w:t xml:space="preserve"> для </w:t>
+      </w:r>
+      <w:proofErr w:type="spellStart"/>
+      <w:r>
+        <w:rPr>
+          <w:lang w:val="en-US"/>
+        </w:rPr>
+        <w:t>GoogleSheets</w:t>
+      </w:r>
+      <w:bookmarkEnd w:id="4"/>
+      <w:proofErr w:type="spellEnd"/>
+    </w:p>
+    <w:p>
+      <w:pPr>
+        <w:pStyle w:val="UJPSubheader"/>
+      </w:pPr>
+      <w:bookmarkStart w:id="5" w:name="_Hlk200715306"/>
+      <w:r>
+        <w:t xml:space="preserve">Правила заполнения семантики </w:t>
+      </w:r>
+      <w:proofErr w:type="spellStart"/>
+      <w:r>
+        <w:t>парсинга</w:t>
+      </w:r>
+      <w:bookmarkEnd w:id="5"/>
+      <w:proofErr w:type="spellEnd"/>
     </w:p>
     <w:sectPr>
       <w:pgSz w:w="11907" w:h="16840" w:code="9"/>
@@ -244,6 +1352,119 @@
 <file path=word/numbering.xml><?xml version="1.0" encoding="utf-8"?>
 <w:numbering xmlns:wpc="http://schemas.microsoft.com/office/word/2010/wordprocessingCanvas" xmlns:cx="http://schemas.microsoft.com/office/drawing/2014/chartex" xmlns:cx1="http://schemas.microsoft.com/office/drawing/2015/9/8/chartex" xmlns:cx2="http://schemas.microsoft.com/office/drawing/2015/10/21/chartex" xmlns:cx3="http://schemas.microsoft.com/office/drawing/2016/5/9/chartex" xmlns:cx4="http://schemas.microsoft.com/office/drawing/2016/5/10/chartex" xmlns:cx5="http://schemas.microsoft.com/office/drawing/2016/5/11/chartex" xmlns:cx6="http://schemas.microsoft.com/office/drawing/2016/5/12/chartex" xmlns:cx7="http://schemas.microsoft.com/office/drawing/2016/5/13/chartex" xmlns:cx8="http://schemas.microsoft.com/office/drawing/2016/5/14/chartex" xmlns:mc="http://schemas.openxmlformats.org/markup-compatibility/2006" xmlns:aink="http://schemas.microsoft.com/office/drawing/2016/ink" xmlns:am3d="http://schemas.microsoft.com/office/drawing/2017/model3d" xmlns:o="urn:schemas-microsoft-com:office:office" xmlns:r="http://schemas.openxmlformats.org/officeDocument/2006/relationships" xmlns:m="http://schemas.openxmlformats.org/officeDocument/2006/math" xmlns:v="urn:schemas-microsoft-com:vml" xmlns:wp14="http://schemas.microsoft.com/office/word/2010/wordprocessingDrawing" xmlns:wp="http://schemas.openxmlformats.org/drawingml/2006/wordprocessingDrawing" xmlns:w10="urn:schemas-microsoft-com:office:word" xmlns:w="http://schemas.openxmlformats.org/wordprocessingml/2006/main" xmlns:w14="http://schemas.microsoft.com/office/word/2010/wordml" xmlns:w15="http://schemas.microsoft.com/office/word/2012/wordml" xmlns:w16cex="http://schemas.microsoft.com/office/word/2018/wordml/cex" xmlns:w16cid="http://schemas.microsoft.com/office/word/2016/wordml/cid" xmlns:w16="http://schemas.microsoft.com/office/word/2018/wordml" xmlns:w16sdtdh="http://schemas.microsoft.com/office/word/2020/wordml/sdtdatahash" xmlns:w16se="http://schemas.microsoft.com/office/word/2015/wordml/symex" xmlns:wpg="http://schemas.microsoft.com/office/word/2010/wordprocessingGroup" xmlns:wpi="http://schemas.microsoft.com/office/word/2010/wordprocessingInk" xmlns:wne="http://schemas.microsoft.com/office/word/2006/wordml" xmlns:wps="http://schemas.microsoft.com/office/word/2010/wordprocessingShape" mc:Ignorable="w14 w15 w16se w16cid w16 w16cex w16sdtdh wp14">
   <w:abstractNum w:abstractNumId="0" w15:restartNumberingAfterBreak="0">
+    <w:nsid w:val="00C52C19"/>
+    <w:multiLevelType w:val="hybridMultilevel"/>
+    <w:tmpl w:val="C9F204E0"/>
+    <w:lvl w:ilvl="0" w:tplc="04190001">
+      <w:start w:val="1"/>
+      <w:numFmt w:val="bullet"/>
+      <w:lvlText w:val=""/>
+      <w:lvlJc w:val="left"/>
+      <w:pPr>
+        <w:ind w:left="1429" w:hanging="360"/>
+      </w:pPr>
+      <w:rPr>
+        <w:rFonts w:ascii="Symbol" w:hAnsi="Symbol" w:hint="default"/>
+      </w:rPr>
+    </w:lvl>
+    <w:lvl w:ilvl="1" w:tplc="04190003" w:tentative="1">
+      <w:start w:val="1"/>
+      <w:numFmt w:val="bullet"/>
+      <w:lvlText w:val="o"/>
+      <w:lvlJc w:val="left"/>
+      <w:pPr>
+        <w:ind w:left="2149" w:hanging="360"/>
+      </w:pPr>
+      <w:rPr>
+        <w:rFonts w:ascii="Courier New" w:hAnsi="Courier New" w:cs="Courier New" w:hint="default"/>
+      </w:rPr>
+    </w:lvl>
+    <w:lvl w:ilvl="2" w:tplc="04190005" w:tentative="1">
+      <w:start w:val="1"/>
+      <w:numFmt w:val="bullet"/>
+      <w:lvlText w:val=""/>
+      <w:lvlJc w:val="left"/>
+      <w:pPr>
+        <w:ind w:left="2869" w:hanging="360"/>
+      </w:pPr>
+      <w:rPr>
+        <w:rFonts w:ascii="Wingdings" w:hAnsi="Wingdings" w:hint="default"/>
+      </w:rPr>
+    </w:lvl>
+    <w:lvl w:ilvl="3" w:tplc="04190001" w:tentative="1">
+      <w:start w:val="1"/>
+      <w:numFmt w:val="bullet"/>
+      <w:lvlText w:val=""/>
+      <w:lvlJc w:val="left"/>
+      <w:pPr>
+        <w:ind w:left="3589" w:hanging="360"/>
+      </w:pPr>
+      <w:rPr>
+        <w:rFonts w:ascii="Symbol" w:hAnsi="Symbol" w:hint="default"/>
+      </w:rPr>
+    </w:lvl>
+    <w:lvl w:ilvl="4" w:tplc="04190003" w:tentative="1">
+      <w:start w:val="1"/>
+      <w:numFmt w:val="bullet"/>
+      <w:lvlText w:val="o"/>
+      <w:lvlJc w:val="left"/>
+      <w:pPr>
+        <w:ind w:left="4309" w:hanging="360"/>
+      </w:pPr>
+      <w:rPr>
+        <w:rFonts w:ascii="Courier New" w:hAnsi="Courier New" w:cs="Courier New" w:hint="default"/>
+      </w:rPr>
+    </w:lvl>
+    <w:lvl w:ilvl="5" w:tplc="04190005" w:tentative="1">
+      <w:start w:val="1"/>
+      <w:numFmt w:val="bullet"/>
+      <w:lvlText w:val=""/>
+      <w:lvlJc w:val="left"/>
+      <w:pPr>
+        <w:ind w:left="5029" w:hanging="360"/>
+      </w:pPr>
+      <w:rPr>
+        <w:rFonts w:ascii="Wingdings" w:hAnsi="Wingdings" w:hint="default"/>
+      </w:rPr>
+    </w:lvl>
+    <w:lvl w:ilvl="6" w:tplc="04190001" w:tentative="1">
+      <w:start w:val="1"/>
+      <w:numFmt w:val="bullet"/>
+      <w:lvlText w:val=""/>
+      <w:lvlJc w:val="left"/>
+      <w:pPr>
+        <w:ind w:left="5749" w:hanging="360"/>
+      </w:pPr>
+      <w:rPr>
+        <w:rFonts w:ascii="Symbol" w:hAnsi="Symbol" w:hint="default"/>
+      </w:rPr>
+    </w:lvl>
+    <w:lvl w:ilvl="7" w:tplc="04190003" w:tentative="1">
+      <w:start w:val="1"/>
+      <w:numFmt w:val="bullet"/>
+      <w:lvlText w:val="o"/>
+      <w:lvlJc w:val="left"/>
+      <w:pPr>
+        <w:ind w:left="6469" w:hanging="360"/>
+      </w:pPr>
+      <w:rPr>
+        <w:rFonts w:ascii="Courier New" w:hAnsi="Courier New" w:cs="Courier New" w:hint="default"/>
+      </w:rPr>
+    </w:lvl>
+    <w:lvl w:ilvl="8" w:tplc="04190005" w:tentative="1">
+      <w:start w:val="1"/>
+      <w:numFmt w:val="bullet"/>
+      <w:lvlText w:val=""/>
+      <w:lvlJc w:val="left"/>
+      <w:pPr>
+        <w:ind w:left="7189" w:hanging="360"/>
+      </w:pPr>
+      <w:rPr>
+        <w:rFonts w:ascii="Wingdings" w:hAnsi="Wingdings" w:hint="default"/>
+      </w:rPr>
+    </w:lvl>
+  </w:abstractNum>
+  <w:abstractNum w:abstractNumId="1" w15:restartNumberingAfterBreak="0">
     <w:nsid w:val="2DA96010"/>
     <w:multiLevelType w:val="hybridMultilevel"/>
     <w:tmpl w:val="4E6C02A2"/>
@@ -356,6 +1577,9 @@
     </w:lvl>
   </w:abstractNum>
   <w:num w:numId="1">
+    <w:abstractNumId w:val="1"/>
+  </w:num>
+  <w:num w:numId="2">
     <w:abstractNumId w:val="0"/>
   </w:num>
 </w:numbering>
@@ -398,8 +1622,8 @@
     <w:lsdException w:name="index 7" w:semiHidden="1" w:unhideWhenUsed="1"/>
     <w:lsdException w:name="index 8" w:semiHidden="1" w:unhideWhenUsed="1"/>
     <w:lsdException w:name="index 9" w:semiHidden="1" w:unhideWhenUsed="1"/>
-    <w:lsdException w:name="toc 1" w:semiHidden="1" w:uiPriority="39" w:unhideWhenUsed="1"/>
-    <w:lsdException w:name="toc 2" w:semiHidden="1" w:uiPriority="39" w:unhideWhenUsed="1"/>
+    <w:lsdException w:name="toc 1" w:semiHidden="1" w:uiPriority="39" w:unhideWhenUsed="1" w:qFormat="1"/>
+    <w:lsdException w:name="toc 2" w:semiHidden="1" w:uiPriority="39" w:unhideWhenUsed="1" w:qFormat="1"/>
     <w:lsdException w:name="toc 3" w:semiHidden="1" w:uiPriority="39" w:unhideWhenUsed="1"/>
     <w:lsdException w:name="toc 4" w:semiHidden="1" w:uiPriority="39" w:unhideWhenUsed="1"/>
     <w:lsdException w:name="toc 5" w:semiHidden="1" w:uiPriority="39" w:unhideWhenUsed="1"/>
@@ -760,6 +1984,73 @@
     <w:name w:val="Normal"/>
     <w:qFormat/>
   </w:style>
+  <w:style w:type="paragraph" w:styleId="Heading1">
+    <w:name w:val="heading 1"/>
+    <w:basedOn w:val="Normal"/>
+    <w:next w:val="Normal"/>
+    <w:link w:val="Heading1Char"/>
+    <w:uiPriority w:val="9"/>
+    <w:qFormat/>
+    <w:rsid w:val="00BD7264"/>
+    <w:pPr>
+      <w:keepNext/>
+      <w:keepLines/>
+      <w:spacing w:before="240" w:after="0"/>
+      <w:outlineLvl w:val="0"/>
+    </w:pPr>
+    <w:rPr>
+      <w:rFonts w:asciiTheme="majorHAnsi" w:eastAsiaTheme="majorEastAsia" w:hAnsiTheme="majorHAnsi" w:cstheme="majorBidi"/>
+      <w:color w:val="2F5496" w:themeColor="accent1" w:themeShade="BF"/>
+      <w:sz w:val="32"/>
+      <w:szCs w:val="32"/>
+    </w:rPr>
+  </w:style>
+  <w:style w:type="paragraph" w:styleId="Heading2">
+    <w:name w:val="heading 2"/>
+    <w:basedOn w:val="Normal"/>
+    <w:next w:val="Normal"/>
+    <w:link w:val="Heading2Char"/>
+    <w:uiPriority w:val="9"/>
+    <w:semiHidden/>
+    <w:unhideWhenUsed/>
+    <w:qFormat/>
+    <w:rsid w:val="00BD7264"/>
+    <w:pPr>
+      <w:keepNext/>
+      <w:keepLines/>
+      <w:spacing w:before="40" w:after="0"/>
+      <w:outlineLvl w:val="1"/>
+    </w:pPr>
+    <w:rPr>
+      <w:rFonts w:asciiTheme="majorHAnsi" w:eastAsiaTheme="majorEastAsia" w:hAnsiTheme="majorHAnsi" w:cstheme="majorBidi"/>
+      <w:color w:val="2F5496" w:themeColor="accent1" w:themeShade="BF"/>
+      <w:sz w:val="26"/>
+      <w:szCs w:val="26"/>
+    </w:rPr>
+  </w:style>
+  <w:style w:type="paragraph" w:styleId="Heading3">
+    <w:name w:val="heading 3"/>
+    <w:basedOn w:val="Normal"/>
+    <w:next w:val="Normal"/>
+    <w:link w:val="Heading3Char"/>
+    <w:uiPriority w:val="9"/>
+    <w:semiHidden/>
+    <w:unhideWhenUsed/>
+    <w:qFormat/>
+    <w:rsid w:val="00BD7264"/>
+    <w:pPr>
+      <w:keepNext/>
+      <w:keepLines/>
+      <w:spacing w:before="40" w:after="0"/>
+      <w:outlineLvl w:val="2"/>
+    </w:pPr>
+    <w:rPr>
+      <w:rFonts w:asciiTheme="majorHAnsi" w:eastAsiaTheme="majorEastAsia" w:hAnsiTheme="majorHAnsi" w:cstheme="majorBidi"/>
+      <w:color w:val="1F3763" w:themeColor="accent1" w:themeShade="7F"/>
+      <w:sz w:val="24"/>
+      <w:szCs w:val="24"/>
+    </w:rPr>
+  </w:style>
   <w:style w:type="character" w:default="1" w:styleId="DefaultParagraphFont">
     <w:name w:val="Default Paragraph Font"/>
     <w:uiPriority w:val="1"/>
@@ -849,6 +2140,200 @@
       <w:ind w:left="720"/>
       <w:contextualSpacing/>
     </w:pPr>
+  </w:style>
+  <w:style w:type="paragraph" w:customStyle="1" w:styleId="UJPHeader">
+    <w:name w:val="UJP.Header"/>
+    <w:next w:val="UJPSubheader"/>
+    <w:link w:val="UJPHeaderChar"/>
+    <w:qFormat/>
+    <w:rsid w:val="0054022F"/>
+    <w:rPr>
+      <w:rFonts w:ascii="Times New Roman" w:hAnsi="Times New Roman"/>
+      <w:b/>
+      <w:sz w:val="28"/>
+    </w:rPr>
+  </w:style>
+  <w:style w:type="paragraph" w:customStyle="1" w:styleId="UJPSubheader">
+    <w:name w:val="UJP.Subheader"/>
+    <w:basedOn w:val="UJPHeader"/>
+    <w:next w:val="UJPText"/>
+    <w:link w:val="UJPSubheaderChar"/>
+    <w:qFormat/>
+    <w:rsid w:val="0054022F"/>
+    <w:pPr>
+      <w:spacing w:line="240" w:lineRule="auto"/>
+      <w:ind w:firstLine="709"/>
+    </w:pPr>
+    <w:rPr>
+      <w:sz w:val="24"/>
+    </w:rPr>
+  </w:style>
+  <w:style w:type="character" w:customStyle="1" w:styleId="UJPHeaderChar">
+    <w:name w:val="UJP.Header Char"/>
+    <w:basedOn w:val="Char"/>
+    <w:link w:val="UJPHeader"/>
+    <w:rsid w:val="0054022F"/>
+    <w:rPr>
+      <w:rFonts w:ascii="Times New Roman" w:hAnsi="Times New Roman"/>
+      <w:b/>
+      <w:sz w:val="28"/>
+      <w:szCs w:val="28"/>
+    </w:rPr>
+  </w:style>
+  <w:style w:type="paragraph" w:customStyle="1" w:styleId="UJPText">
+    <w:name w:val="UJP.Text"/>
+    <w:basedOn w:val="UJPSubheader"/>
+    <w:link w:val="UJPTextChar"/>
+    <w:qFormat/>
+    <w:rsid w:val="0054022F"/>
+    <w:rPr>
+      <w:b w:val="0"/>
+    </w:rPr>
+  </w:style>
+  <w:style w:type="character" w:customStyle="1" w:styleId="UJPSubheaderChar">
+    <w:name w:val="UJP.Subheader Char"/>
+    <w:basedOn w:val="UJPHeaderChar"/>
+    <w:link w:val="UJPSubheader"/>
+    <w:rsid w:val="0054022F"/>
+    <w:rPr>
+      <w:rFonts w:ascii="Times New Roman" w:hAnsi="Times New Roman"/>
+      <w:b/>
+      <w:sz w:val="24"/>
+      <w:szCs w:val="28"/>
+    </w:rPr>
+  </w:style>
+  <w:style w:type="paragraph" w:styleId="Caption">
+    <w:name w:val="caption"/>
+    <w:aliases w:val="UJP.Рис"/>
+    <w:basedOn w:val="Normal"/>
+    <w:next w:val="Normal"/>
+    <w:uiPriority w:val="35"/>
+    <w:unhideWhenUsed/>
+    <w:qFormat/>
+    <w:rsid w:val="00DA7437"/>
+    <w:pPr>
+      <w:spacing w:after="200" w:line="240" w:lineRule="auto"/>
+      <w:jc w:val="center"/>
+    </w:pPr>
+    <w:rPr>
+      <w:rFonts w:ascii="Times New Roman" w:hAnsi="Times New Roman"/>
+      <w:iCs/>
+      <w:sz w:val="24"/>
+      <w:szCs w:val="18"/>
+    </w:rPr>
+  </w:style>
+  <w:style w:type="character" w:customStyle="1" w:styleId="UJPTextChar">
+    <w:name w:val="UJP.Text Char"/>
+    <w:basedOn w:val="UJPSubheaderChar"/>
+    <w:link w:val="UJPText"/>
+    <w:rsid w:val="0054022F"/>
+    <w:rPr>
+      <w:rFonts w:ascii="Times New Roman" w:hAnsi="Times New Roman"/>
+      <w:b w:val="0"/>
+      <w:sz w:val="24"/>
+      <w:szCs w:val="28"/>
+    </w:rPr>
+  </w:style>
+  <w:style w:type="character" w:customStyle="1" w:styleId="Heading1Char">
+    <w:name w:val="Heading 1 Char"/>
+    <w:basedOn w:val="DefaultParagraphFont"/>
+    <w:link w:val="Heading1"/>
+    <w:uiPriority w:val="9"/>
+    <w:rsid w:val="00BD7264"/>
+    <w:rPr>
+      <w:rFonts w:asciiTheme="majorHAnsi" w:eastAsiaTheme="majorEastAsia" w:hAnsiTheme="majorHAnsi" w:cstheme="majorBidi"/>
+      <w:color w:val="2F5496" w:themeColor="accent1" w:themeShade="BF"/>
+      <w:sz w:val="32"/>
+      <w:szCs w:val="32"/>
+    </w:rPr>
+  </w:style>
+  <w:style w:type="paragraph" w:styleId="TOC9">
+    <w:name w:val="toc 9"/>
+    <w:basedOn w:val="Normal"/>
+    <w:next w:val="Normal"/>
+    <w:autoRedefine/>
+    <w:uiPriority w:val="39"/>
+    <w:semiHidden/>
+    <w:unhideWhenUsed/>
+    <w:rsid w:val="00BD7264"/>
+    <w:pPr>
+      <w:spacing w:after="100"/>
+      <w:ind w:left="1760"/>
+    </w:pPr>
+  </w:style>
+  <w:style w:type="character" w:customStyle="1" w:styleId="Heading2Char">
+    <w:name w:val="Heading 2 Char"/>
+    <w:basedOn w:val="DefaultParagraphFont"/>
+    <w:link w:val="Heading2"/>
+    <w:uiPriority w:val="9"/>
+    <w:semiHidden/>
+    <w:rsid w:val="00BD7264"/>
+    <w:rPr>
+      <w:rFonts w:asciiTheme="majorHAnsi" w:eastAsiaTheme="majorEastAsia" w:hAnsiTheme="majorHAnsi" w:cstheme="majorBidi"/>
+      <w:color w:val="2F5496" w:themeColor="accent1" w:themeShade="BF"/>
+      <w:sz w:val="26"/>
+      <w:szCs w:val="26"/>
+    </w:rPr>
+  </w:style>
+  <w:style w:type="character" w:customStyle="1" w:styleId="Heading3Char">
+    <w:name w:val="Heading 3 Char"/>
+    <w:basedOn w:val="DefaultParagraphFont"/>
+    <w:link w:val="Heading3"/>
+    <w:uiPriority w:val="9"/>
+    <w:semiHidden/>
+    <w:rsid w:val="00BD7264"/>
+    <w:rPr>
+      <w:rFonts w:asciiTheme="majorHAnsi" w:eastAsiaTheme="majorEastAsia" w:hAnsiTheme="majorHAnsi" w:cstheme="majorBidi"/>
+      <w:color w:val="1F3763" w:themeColor="accent1" w:themeShade="7F"/>
+      <w:sz w:val="24"/>
+      <w:szCs w:val="24"/>
+    </w:rPr>
+  </w:style>
+  <w:style w:type="character" w:styleId="Hyperlink">
+    <w:name w:val="Hyperlink"/>
+    <w:basedOn w:val="DefaultParagraphFont"/>
+    <w:uiPriority w:val="99"/>
+    <w:unhideWhenUsed/>
+    <w:rsid w:val="00BD7264"/>
+    <w:rPr>
+      <w:color w:val="0563C1" w:themeColor="hyperlink"/>
+      <w:u w:val="single"/>
+    </w:rPr>
+  </w:style>
+  <w:style w:type="paragraph" w:styleId="TOC1">
+    <w:name w:val="toc 1"/>
+    <w:basedOn w:val="Normal"/>
+    <w:next w:val="Normal"/>
+    <w:autoRedefine/>
+    <w:uiPriority w:val="39"/>
+    <w:unhideWhenUsed/>
+    <w:qFormat/>
+    <w:rsid w:val="00BD7264"/>
+    <w:pPr>
+      <w:spacing w:after="100"/>
+    </w:pPr>
+    <w:rPr>
+      <w:rFonts w:ascii="Times New Roman" w:hAnsi="Times New Roman"/>
+      <w:sz w:val="28"/>
+    </w:rPr>
+  </w:style>
+  <w:style w:type="paragraph" w:styleId="TOC2">
+    <w:name w:val="toc 2"/>
+    <w:basedOn w:val="Normal"/>
+    <w:next w:val="Normal"/>
+    <w:autoRedefine/>
+    <w:uiPriority w:val="39"/>
+    <w:unhideWhenUsed/>
+    <w:qFormat/>
+    <w:rsid w:val="00BD7264"/>
+    <w:pPr>
+      <w:spacing w:after="100"/>
+      <w:ind w:left="220"/>
+    </w:pPr>
+    <w:rPr>
+      <w:rFonts w:ascii="Times New Roman" w:hAnsi="Times New Roman"/>
+      <w:sz w:val="24"/>
+    </w:rPr>
   </w:style>
 </w:styles>
 </file>
@@ -1146,4 +2631,16 @@
     </a:ext>
   </a:extLst>
 </a:theme>
+</file>
+
+<file path=customXml/item1.xml><?xml version="1.0" encoding="utf-8"?>
+<b:Sources xmlns:b="http://schemas.openxmlformats.org/officeDocument/2006/bibliography" xmlns="http://schemas.openxmlformats.org/officeDocument/2006/bibliography" SelectedStyle="\APASixthEditionOfficeOnline.xsl" StyleName="APA" Version="6"/>
+</file>
+
+<file path=customXml/itemProps1.xml><?xml version="1.0" encoding="utf-8"?>
+<ds:datastoreItem xmlns:ds="http://schemas.openxmlformats.org/officeDocument/2006/customXml" ds:itemID="{E50A69AA-BCB1-4582-8618-1251936AEFAE}">
+  <ds:schemaRefs>
+    <ds:schemaRef ds:uri="http://schemas.openxmlformats.org/officeDocument/2006/bibliography"/>
+  </ds:schemaRefs>
+</ds:datastoreItem>
 </file>
--- a/Parser2/Example/Instruction/Instruction.docx
+++ b/Parser2/Example/Instruction/Instruction.docx
@@ -299,13 +299,13 @@
       <w:r>
         <w:fldChar w:fldCharType="separate"/>
       </w:r>
-      <w:hyperlink w:anchor="_Toc200712918" w:history="1">
+      <w:hyperlink w:anchor="_Toc200717502" w:history="1">
         <w:r>
           <w:rPr>
             <w:rStyle w:val="Hyperlink"/>
             <w:noProof/>
           </w:rPr>
-          <w:t>Настройка конфига парсинга</w:t>
+          <w:t>Правила заполнения семантики парсинга</w:t>
         </w:r>
         <w:r>
           <w:rPr>
@@ -326,7 +326,7 @@
             <w:noProof/>
             <w:webHidden/>
           </w:rPr>
-          <w:instrText xml:space="preserve"> PAGEREF _Toc200712918 \h </w:instrText>
+          <w:instrText xml:space="preserve"> PAGEREF _Toc200717502 \h </w:instrText>
         </w:r>
         <w:r>
           <w:rPr>
@@ -370,7 +370,164 @@
           <w:lang w:eastAsia="ru-RU"/>
         </w:rPr>
       </w:pPr>
-      <w:hyperlink w:anchor="_Toc200712919" w:history="1">
+      <w:hyperlink w:anchor="_Toc200717503" w:history="1">
+        <w:r>
+          <w:rPr>
+            <w:rStyle w:val="Hyperlink"/>
+            <w:noProof/>
+          </w:rPr>
+          <w:t xml:space="preserve">Теория </w:t>
+        </w:r>
+        <w:r>
+          <w:rPr>
+            <w:rStyle w:val="Hyperlink"/>
+            <w:noProof/>
+            <w:lang w:val="en-US"/>
+          </w:rPr>
+          <w:t>json</w:t>
+        </w:r>
+        <w:r>
+          <w:rPr>
+            <w:rStyle w:val="Hyperlink"/>
+            <w:noProof/>
+          </w:rPr>
+          <w:t xml:space="preserve"> - структура в виде дерева</w:t>
+        </w:r>
+        <w:r>
+          <w:rPr>
+            <w:noProof/>
+            <w:webHidden/>
+          </w:rPr>
+          <w:tab/>
+        </w:r>
+        <w:r>
+          <w:rPr>
+            <w:noProof/>
+            <w:webHidden/>
+          </w:rPr>
+          <w:fldChar w:fldCharType="begin"/>
+        </w:r>
+        <w:r>
+          <w:rPr>
+            <w:noProof/>
+            <w:webHidden/>
+          </w:rPr>
+          <w:instrText xml:space="preserve"> PAGEREF _Toc200717503 \h </w:instrText>
+        </w:r>
+        <w:r>
+          <w:rPr>
+            <w:noProof/>
+            <w:webHidden/>
+          </w:rPr>
+        </w:r>
+        <w:r>
+          <w:rPr>
+            <w:noProof/>
+            <w:webHidden/>
+          </w:rPr>
+          <w:fldChar w:fldCharType="separate"/>
+        </w:r>
+        <w:r>
+          <w:rPr>
+            <w:noProof/>
+            <w:webHidden/>
+          </w:rPr>
+          <w:t>3</w:t>
+        </w:r>
+        <w:r>
+          <w:rPr>
+            <w:noProof/>
+            <w:webHidden/>
+          </w:rPr>
+          <w:fldChar w:fldCharType="end"/>
+        </w:r>
+      </w:hyperlink>
+    </w:p>
+    <w:p>
+      <w:pPr>
+        <w:pStyle w:val="TOC1"/>
+        <w:tabs>
+          <w:tab w:val="right" w:leader="dot" w:pos="10195"/>
+        </w:tabs>
+        <w:rPr>
+          <w:rFonts w:asciiTheme="minorHAnsi" w:eastAsiaTheme="minorEastAsia" w:hAnsiTheme="minorHAnsi"/>
+          <w:noProof/>
+          <w:sz w:val="22"/>
+          <w:lang w:eastAsia="ru-RU"/>
+        </w:rPr>
+      </w:pPr>
+      <w:hyperlink w:anchor="_Toc200717504" w:history="1">
+        <w:r>
+          <w:rPr>
+            <w:rStyle w:val="Hyperlink"/>
+            <w:noProof/>
+          </w:rPr>
+          <w:t>Настройка конфига парсинга</w:t>
+        </w:r>
+        <w:r>
+          <w:rPr>
+            <w:noProof/>
+            <w:webHidden/>
+          </w:rPr>
+          <w:tab/>
+        </w:r>
+        <w:r>
+          <w:rPr>
+            <w:noProof/>
+            <w:webHidden/>
+          </w:rPr>
+          <w:fldChar w:fldCharType="begin"/>
+        </w:r>
+        <w:r>
+          <w:rPr>
+            <w:noProof/>
+            <w:webHidden/>
+          </w:rPr>
+          <w:instrText xml:space="preserve"> PAGEREF _Toc200717504 \h </w:instrText>
+        </w:r>
+        <w:r>
+          <w:rPr>
+            <w:noProof/>
+            <w:webHidden/>
+          </w:rPr>
+        </w:r>
+        <w:r>
+          <w:rPr>
+            <w:noProof/>
+            <w:webHidden/>
+          </w:rPr>
+          <w:fldChar w:fldCharType="separate"/>
+        </w:r>
+        <w:r>
+          <w:rPr>
+            <w:noProof/>
+            <w:webHidden/>
+          </w:rPr>
+          <w:t>5</w:t>
+        </w:r>
+        <w:r>
+          <w:rPr>
+            <w:noProof/>
+            <w:webHidden/>
+          </w:rPr>
+          <w:fldChar w:fldCharType="end"/>
+        </w:r>
+      </w:hyperlink>
+    </w:p>
+    <w:p>
+      <w:pPr>
+        <w:pStyle w:val="TOC2"/>
+        <w:tabs>
+          <w:tab w:val="right" w:leader="dot" w:pos="10195"/>
+        </w:tabs>
+        <w:rPr>
+          <w:rFonts w:asciiTheme="minorHAnsi" w:eastAsiaTheme="minorEastAsia" w:hAnsiTheme="minorHAnsi"/>
+          <w:noProof/>
+          <w:sz w:val="22"/>
+          <w:lang w:eastAsia="ru-RU"/>
+        </w:rPr>
+      </w:pPr>
+      <w:hyperlink w:anchor="_Toc200717505" w:history="1">
         <w:r>
           <w:rPr>
             <w:rStyle w:val="Hyperlink"/>
@@ -405,7 +562,7 @@
             <w:noProof/>
             <w:webHidden/>
           </w:rPr>
-          <w:instrText xml:space="preserve"> PAGEREF _Toc200712919 \h </w:instrText>
+          <w:instrText xml:space="preserve"> PAGEREF _Toc200717505 \h </w:instrText>
         </w:r>
         <w:r>
           <w:rPr>
@@ -425,7 +582,7 @@
             <w:noProof/>
             <w:webHidden/>
           </w:rPr>
-          <w:t>3</w:t>
+          <w:t>5</w:t>
         </w:r>
         <w:r>
           <w:rPr>
@@ -449,7 +606,7 @@
           <w:lang w:eastAsia="ru-RU"/>
         </w:rPr>
       </w:pPr>
-      <w:hyperlink w:anchor="_Toc200712920" w:history="1">
+      <w:hyperlink w:anchor="_Toc200717506" w:history="1">
         <w:r>
           <w:rPr>
             <w:rStyle w:val="Hyperlink"/>
@@ -484,7 +641,7 @@
             <w:noProof/>
             <w:webHidden/>
           </w:rPr>
-          <w:instrText xml:space="preserve"> PAGEREF _Toc200712920 \h </w:instrText>
+          <w:instrText xml:space="preserve"> PAGEREF _Toc200717506 \h </w:instrText>
         </w:r>
         <w:r>
           <w:rPr>
@@ -504,7 +661,7 @@
             <w:noProof/>
             <w:webHidden/>
           </w:rPr>
-          <w:t>3</w:t>
+          <w:t>7</w:t>
         </w:r>
         <w:r>
           <w:rPr>
@@ -529,168 +686,216 @@
       <w:pPr>
         <w:pStyle w:val="UJPHeader"/>
       </w:pPr>
-      <w:bookmarkStart w:id="0" w:name="_Toc200712918"/>
+      <w:bookmarkStart w:id="0" w:name="_Hlk200715306"/>
+      <w:bookmarkStart w:id="1" w:name="_Toc200717502"/>
       <w:r>
         <w:lastRenderedPageBreak/>
-        <w:t xml:space="preserve">Настройка </w:t>
-      </w:r>
-      <w:proofErr w:type="spellStart"/>
-      <w:r>
-        <w:t>конфига</w:t>
-      </w:r>
-      <w:proofErr w:type="spellEnd"/>
+        <w:t xml:space="preserve">Правила заполнения семантики </w:t>
+      </w:r>
+      <w:proofErr w:type="spellStart"/>
+      <w:r>
+        <w:t>парсинга</w:t>
+      </w:r>
+      <w:bookmarkEnd w:id="0"/>
+      <w:bookmarkEnd w:id="1"/>
+      <w:proofErr w:type="spellEnd"/>
+    </w:p>
+    <w:p>
+      <w:pPr>
+        <w:pStyle w:val="UJPText"/>
+      </w:pPr>
+      <w:r>
+        <w:t xml:space="preserve">Для того чтобы скрипт успешно выполнил свою работу необходимо корректно заполнить </w:t>
+      </w:r>
+      <w:r>
+        <w:t>источник данных</w:t>
+      </w:r>
+      <w:r>
+        <w:t xml:space="preserve"> со всеми правилами и ограничениями.</w:t>
+      </w:r>
+    </w:p>
+    <w:p>
+      <w:pPr>
+        <w:pStyle w:val="UJPSubheader"/>
+      </w:pPr>
+      <w:bookmarkStart w:id="2" w:name="_Toc200717503"/>
+      <w:r>
+        <w:t xml:space="preserve">Теория </w:t>
+      </w:r>
+      <w:r>
+        <w:rPr>
+          <w:lang w:val="en-US"/>
+        </w:rPr>
+        <w:t>json</w:t>
+      </w:r>
       <w:r>
         <w:t xml:space="preserve"> </w:t>
       </w:r>
-      <w:proofErr w:type="spellStart"/>
-      <w:r>
-        <w:t>парсинга</w:t>
-      </w:r>
-      <w:bookmarkEnd w:id="0"/>
-      <w:proofErr w:type="spellEnd"/>
-    </w:p>
-    <w:p>
-      <w:pPr>
-        <w:pStyle w:val="UJPSubheader"/>
-      </w:pPr>
-    </w:p>
-    <w:p>
-      <w:pPr>
-        <w:pStyle w:val="UJPText"/>
-      </w:pPr>
-      <w:proofErr w:type="spellStart"/>
-      <w:r>
-        <w:t>Парсер</w:t>
-      </w:r>
-      <w:proofErr w:type="spellEnd"/>
-      <w:r>
-        <w:t xml:space="preserve"> поддерживает два источника данных </w:t>
-      </w:r>
-      <w:r>
-        <w:rPr>
-          <w:lang w:val="en-US"/>
-        </w:rPr>
-        <w:t>Excel</w:t>
-      </w:r>
+      <w:r>
+        <w:t>- структура в виде дерева</w:t>
+      </w:r>
+      <w:bookmarkEnd w:id="2"/>
+    </w:p>
+    <w:p>
+      <w:pPr>
+        <w:pStyle w:val="UJPText"/>
+      </w:pPr>
+      <w:proofErr w:type="spellStart"/>
+      <w:r>
+        <w:t>Json</w:t>
+      </w:r>
+      <w:proofErr w:type="spellEnd"/>
+      <w:r>
+        <w:t xml:space="preserve">-файл можно представить в виде дерева. На каждом уровне вложенности </w:t>
+      </w:r>
+      <w:proofErr w:type="spellStart"/>
+      <w:r>
+        <w:t>LayerN</w:t>
+      </w:r>
+      <w:proofErr w:type="spellEnd"/>
+      <w:r>
+        <w:t xml:space="preserve"> могут быть любые поля</w:t>
+      </w:r>
+      <w:r>
+        <w:t>.</w:t>
+      </w:r>
+    </w:p>
+    <w:p>
+      <w:pPr>
+        <w:pStyle w:val="UJPText"/>
+        <w:ind w:firstLine="0"/>
+        <w:rPr>
+          <w:lang w:val="en-US"/>
+        </w:rPr>
+      </w:pPr>
+      <w:r>
+        <w:rPr>
+          <w:highlight w:val="yellow"/>
+          <w:lang w:val="en-US"/>
+        </w:rPr>
+        <w:drawing>
+          <wp:inline distT="0" distB="0" distL="0" distR="0" wp14:anchorId="1EFE72A8" wp14:editId="2252697D">
+            <wp:extent cx="6480175" cy="3469005"/>
+            <wp:effectExtent l="0" t="0" r="0" b="0"/>
+            <wp:docPr id="3" name="Picture 3"/>
+            <wp:cNvGraphicFramePr>
+              <a:graphicFrameLocks xmlns:a="http://schemas.openxmlformats.org/drawingml/2006/main" noChangeAspect="1"/>
+            </wp:cNvGraphicFramePr>
+            <a:graphic xmlns:a="http://schemas.openxmlformats.org/drawingml/2006/main">
+              <a:graphicData uri="http://schemas.openxmlformats.org/drawingml/2006/picture">
+                <pic:pic xmlns:pic="http://schemas.openxmlformats.org/drawingml/2006/picture">
+                  <pic:nvPicPr>
+                    <pic:cNvPr id="1" name=""/>
+                    <pic:cNvPicPr/>
+                  </pic:nvPicPr>
+                  <pic:blipFill>
+                    <a:blip r:embed="rId6"/>
+                    <a:stretch>
+                      <a:fillRect/>
+                    </a:stretch>
+                  </pic:blipFill>
+                  <pic:spPr>
+                    <a:xfrm>
+                      <a:off x="0" y="0"/>
+                      <a:ext cx="6480175" cy="3469005"/>
+                    </a:xfrm>
+                    <a:prstGeom prst="rect">
+                      <a:avLst/>
+                    </a:prstGeom>
+                  </pic:spPr>
+                </pic:pic>
+              </a:graphicData>
+            </a:graphic>
+          </wp:inline>
+        </w:drawing>
+      </w:r>
+    </w:p>
+    <w:p>
+      <w:pPr>
+        <w:pStyle w:val="UJPText"/>
+      </w:pPr>
+    </w:p>
+    <w:p>
+      <w:pPr>
+        <w:pStyle w:val="UJPText"/>
+      </w:pPr>
+      <w:r>
+        <w:t>Для преобразования</w:t>
+      </w:r>
+      <w:r>
+        <w:t xml:space="preserve"> данных</w:t>
+      </w:r>
+      <w:r>
+        <w:t xml:space="preserve"> в </w:t>
+      </w:r>
+      <w:proofErr w:type="spellStart"/>
+      <w:r>
+        <w:t>json</w:t>
+      </w:r>
+      <w:proofErr w:type="spellEnd"/>
+      <w:r>
+        <w:t xml:space="preserve"> необходимо перебрать все ветви деревьев, где в итоге будет получен полный путь с учётом вложенности и значением.</w:t>
+      </w:r>
+    </w:p>
+    <w:p>
+      <w:pPr>
+        <w:pStyle w:val="UJPText"/>
+        <w:ind w:firstLine="0"/>
+      </w:pPr>
+    </w:p>
+    <w:p>
+      <w:pPr>
+        <w:pStyle w:val="UJPText"/>
+      </w:pPr>
+      <w:r>
+        <w:t xml:space="preserve">Для примера осуществим </w:t>
+      </w:r>
+      <w:proofErr w:type="spellStart"/>
+      <w:r>
+        <w:t>парсинг</w:t>
+      </w:r>
+      <w:proofErr w:type="spellEnd"/>
       <w:r>
         <w:t xml:space="preserve"> </w:t>
       </w:r>
       <w:r>
-        <w:t xml:space="preserve">и </w:t>
-      </w:r>
-      <w:proofErr w:type="spellStart"/>
-      <w:r>
-        <w:rPr>
-          <w:lang w:val="en-US"/>
-        </w:rPr>
-        <w:t>GoogleSheet</w:t>
-      </w:r>
-      <w:r>
-        <w:rPr>
-          <w:lang w:val="en-US"/>
-        </w:rPr>
-        <w:t>s</w:t>
-      </w:r>
-      <w:proofErr w:type="spellEnd"/>
-      <w:r>
-        <w:t xml:space="preserve">. </w:t>
-      </w:r>
-      <w:r>
-        <w:t xml:space="preserve">Для переключения между источниками необходимо в </w:t>
-      </w:r>
-      <w:proofErr w:type="spellStart"/>
-      <w:r>
-        <w:t>конфиге</w:t>
-      </w:r>
-      <w:proofErr w:type="spellEnd"/>
-      <w:r>
-        <w:t xml:space="preserve"> изменить поле </w:t>
-      </w:r>
-      <w:proofErr w:type="spellStart"/>
-      <w:r>
-        <w:rPr>
-          <w:rFonts w:cs="Times New Roman"/>
-          <w:b/>
-          <w:bCs/>
-        </w:rPr>
-        <w:t>selectedSourceType</w:t>
-      </w:r>
-      <w:proofErr w:type="spellEnd"/>
-      <w:r>
-        <w:t xml:space="preserve"> на </w:t>
-      </w:r>
-      <w:r>
-        <w:rPr>
-          <w:lang w:val="en-US"/>
-        </w:rPr>
-        <w:t>Excel</w:t>
-      </w:r>
-      <w:r>
-        <w:t xml:space="preserve"> или </w:t>
-      </w:r>
-      <w:proofErr w:type="spellStart"/>
-      <w:r>
-        <w:rPr>
-          <w:lang w:val="en-US"/>
-        </w:rPr>
-        <w:t>GoogleSheets</w:t>
-      </w:r>
-      <w:proofErr w:type="spellEnd"/>
-      <w:r>
-        <w:t xml:space="preserve">. Настройка каждого источника осуществляется отдельно в соответствующих разделах </w:t>
-      </w:r>
-      <w:proofErr w:type="spellStart"/>
-      <w:r>
-        <w:rPr>
-          <w:b/>
-          <w:bCs/>
-          <w:lang w:val="en-US"/>
-        </w:rPr>
-        <w:t>excelSource</w:t>
-      </w:r>
-      <w:proofErr w:type="spellEnd"/>
+        <w:rPr>
+          <w:lang w:val="en-US"/>
+        </w:rPr>
+        <w:t>excel</w:t>
+      </w:r>
       <w:r>
         <w:t xml:space="preserve"> </w:t>
       </w:r>
       <w:r>
-        <w:t xml:space="preserve">или </w:t>
-      </w:r>
-      <w:proofErr w:type="spellStart"/>
-      <w:r>
-        <w:rPr>
-          <w:b/>
-          <w:bCs/>
-        </w:rPr>
-        <w:t>googleSheetsSource</w:t>
-      </w:r>
-      <w:proofErr w:type="spellEnd"/>
-      <w:r>
-        <w:rPr>
-          <w:b/>
-          <w:bCs/>
-        </w:rPr>
+        <w:t xml:space="preserve">таблицы, чтобы получить следующий </w:t>
+      </w:r>
+      <w:r>
+        <w:rPr>
+          <w:lang w:val="en-US"/>
+        </w:rPr>
+        <w:t>json</w:t>
+      </w:r>
+      <w:r>
         <w:t xml:space="preserve"> </w:t>
       </w:r>
       <w:r>
-        <w:t>(</w:t>
+        <w:t>файл (см</w:t>
+      </w:r>
+      <w:r>
+        <w:t xml:space="preserve"> </w:t>
       </w:r>
       <w:r>
         <w:fldChar w:fldCharType="begin"/>
       </w:r>
       <w:r>
-        <w:instrText xml:space="preserve"> REF _Ref200712666 \h </w:instrText>
+        <w:instrText xml:space="preserve"> REF _Ref200717489 \h </w:instrText>
       </w:r>
       <w:r>
         <w:fldChar w:fldCharType="separate"/>
       </w:r>
       <w:r>
-        <w:t>Ри</w:t>
-      </w:r>
-      <w:r>
-        <w:t>с</w:t>
-      </w:r>
-      <w:r>
-        <w:t xml:space="preserve">. </w:t>
+        <w:t xml:space="preserve">Рис. </w:t>
       </w:r>
       <w:r>
         <w:rPr>
@@ -702,10 +907,7 @@
         <w:fldChar w:fldCharType="end"/>
       </w:r>
       <w:r>
-        <w:t>)</w:t>
-      </w:r>
-      <w:r>
-        <w:t>.</w:t>
+        <w:t>).</w:t>
       </w:r>
     </w:p>
     <w:p>
@@ -716,6 +918,1971 @@
         <w:jc w:val="center"/>
       </w:pPr>
       <w:r>
+        <w:drawing>
+          <wp:inline distT="0" distB="0" distL="0" distR="0" wp14:anchorId="7F363748" wp14:editId="11E656C0">
+            <wp:extent cx="6480175" cy="1418590"/>
+            <wp:effectExtent l="0" t="0" r="0" b="0"/>
+            <wp:docPr id="14" name="Picture 14"/>
+            <wp:cNvGraphicFramePr>
+              <a:graphicFrameLocks xmlns:a="http://schemas.openxmlformats.org/drawingml/2006/main" noChangeAspect="1"/>
+            </wp:cNvGraphicFramePr>
+            <a:graphic xmlns:a="http://schemas.openxmlformats.org/drawingml/2006/main">
+              <a:graphicData uri="http://schemas.openxmlformats.org/drawingml/2006/picture">
+                <pic:pic xmlns:pic="http://schemas.openxmlformats.org/drawingml/2006/picture">
+                  <pic:nvPicPr>
+                    <pic:cNvPr id="1" name=""/>
+                    <pic:cNvPicPr/>
+                  </pic:nvPicPr>
+                  <pic:blipFill>
+                    <a:blip r:embed="rId7"/>
+                    <a:stretch>
+                      <a:fillRect/>
+                    </a:stretch>
+                  </pic:blipFill>
+                  <pic:spPr>
+                    <a:xfrm>
+                      <a:off x="0" y="0"/>
+                      <a:ext cx="6480175" cy="1418590"/>
+                    </a:xfrm>
+                    <a:prstGeom prst="rect">
+                      <a:avLst/>
+                    </a:prstGeom>
+                  </pic:spPr>
+                </pic:pic>
+              </a:graphicData>
+            </a:graphic>
+          </wp:inline>
+        </w:drawing>
+      </w:r>
+    </w:p>
+    <w:p>
+      <w:pPr>
+        <w:pStyle w:val="Caption"/>
+      </w:pPr>
+      <w:bookmarkStart w:id="3" w:name="_Ref200717489"/>
+      <w:r>
+        <w:t xml:space="preserve">Рис. </w:t>
+      </w:r>
+      <w:r>
+        <w:fldChar w:fldCharType="begin"/>
+      </w:r>
+      <w:r>
+        <w:instrText xml:space="preserve"> SEQ Рис. \* ARABIC </w:instrText>
+      </w:r>
+      <w:r>
+        <w:fldChar w:fldCharType="separate"/>
+      </w:r>
+      <w:r>
+        <w:rPr>
+          <w:noProof/>
+        </w:rPr>
+        <w:t>1</w:t>
+      </w:r>
+      <w:r>
+        <w:rPr>
+          <w:noProof/>
+        </w:rPr>
+        <w:fldChar w:fldCharType="end"/>
+      </w:r>
+      <w:bookmarkEnd w:id="3"/>
+    </w:p>
+    <w:p>
+      <w:pPr>
+        <w:pStyle w:val="UJPText"/>
+      </w:pPr>
+      <w:r>
+        <w:t xml:space="preserve">В таблице источника данных необходимо задать колонки из которых будет осуществлён </w:t>
+      </w:r>
+      <w:proofErr w:type="spellStart"/>
+      <w:r>
+        <w:t>парсинг</w:t>
+      </w:r>
+      <w:proofErr w:type="spellEnd"/>
+      <w:r>
+        <w:t xml:space="preserve">. </w:t>
+      </w:r>
+    </w:p>
+    <w:p>
+      <w:pPr>
+        <w:pStyle w:val="UJPText"/>
+        <w:keepNext/>
+        <w:ind w:firstLine="0"/>
+        <w:jc w:val="center"/>
+      </w:pPr>
+      <w:r>
+        <w:lastRenderedPageBreak/>
+        <w:drawing>
+          <wp:inline distT="0" distB="0" distL="0" distR="0" wp14:anchorId="47144F01" wp14:editId="7127B440">
+            <wp:extent cx="6173061" cy="3210373"/>
+            <wp:effectExtent l="0" t="0" r="0" b="9525"/>
+            <wp:docPr id="10" name="Picture 10"/>
+            <wp:cNvGraphicFramePr>
+              <a:graphicFrameLocks xmlns:a="http://schemas.openxmlformats.org/drawingml/2006/main" noChangeAspect="1"/>
+            </wp:cNvGraphicFramePr>
+            <a:graphic xmlns:a="http://schemas.openxmlformats.org/drawingml/2006/main">
+              <a:graphicData uri="http://schemas.openxmlformats.org/drawingml/2006/picture">
+                <pic:pic xmlns:pic="http://schemas.openxmlformats.org/drawingml/2006/picture">
+                  <pic:nvPicPr>
+                    <pic:cNvPr id="1" name=""/>
+                    <pic:cNvPicPr/>
+                  </pic:nvPicPr>
+                  <pic:blipFill>
+                    <a:blip r:embed="rId8"/>
+                    <a:stretch>
+                      <a:fillRect/>
+                    </a:stretch>
+                  </pic:blipFill>
+                  <pic:spPr>
+                    <a:xfrm>
+                      <a:off x="0" y="0"/>
+                      <a:ext cx="6173061" cy="3210373"/>
+                    </a:xfrm>
+                    <a:prstGeom prst="rect">
+                      <a:avLst/>
+                    </a:prstGeom>
+                  </pic:spPr>
+                </pic:pic>
+              </a:graphicData>
+            </a:graphic>
+          </wp:inline>
+        </w:drawing>
+      </w:r>
+    </w:p>
+    <w:p>
+      <w:pPr>
+        <w:pStyle w:val="Caption"/>
+      </w:pPr>
+      <w:r>
+        <w:t xml:space="preserve">Рис. </w:t>
+      </w:r>
+      <w:r>
+        <w:fldChar w:fldCharType="begin"/>
+      </w:r>
+      <w:r>
+        <w:instrText xml:space="preserve"> SEQ Рис. \* ARABIC </w:instrText>
+      </w:r>
+      <w:r>
+        <w:fldChar w:fldCharType="separate"/>
+      </w:r>
+      <w:r>
+        <w:rPr>
+          <w:noProof/>
+        </w:rPr>
+        <w:t>2</w:t>
+      </w:r>
+      <w:r>
+        <w:fldChar w:fldCharType="end"/>
+      </w:r>
+    </w:p>
+    <w:p>
+      <w:pPr>
+        <w:pStyle w:val="UJPText"/>
+      </w:pPr>
+      <w:r>
+        <w:t>Описание колонок:</w:t>
+      </w:r>
+    </w:p>
+    <w:p>
+      <w:pPr>
+        <w:pStyle w:val="UJPText"/>
+      </w:pPr>
+      <w:r>
+        <w:rPr>
+          <w:lang w:val="en-US"/>
+        </w:rPr>
+        <w:t>ignore</w:t>
+      </w:r>
+      <w:r>
+        <w:t xml:space="preserve"> </w:t>
+      </w:r>
+      <w:r>
+        <w:t xml:space="preserve">– используется как флаг для необходимости игнорировать строку во время </w:t>
+      </w:r>
+      <w:proofErr w:type="spellStart"/>
+      <w:r>
+        <w:t>парсинга</w:t>
+      </w:r>
+      <w:proofErr w:type="spellEnd"/>
+      <w:r>
+        <w:t>.</w:t>
+      </w:r>
+    </w:p>
+    <w:p>
+      <w:pPr>
+        <w:pStyle w:val="UJPText"/>
+      </w:pPr>
+      <w:r>
+        <w:rPr>
+          <w:lang w:val="en-US"/>
+        </w:rPr>
+        <w:t>Id</w:t>
+      </w:r>
+      <w:r>
+        <w:t xml:space="preserve"> – </w:t>
+      </w:r>
+      <w:r>
+        <w:t>используется для</w:t>
+      </w:r>
+      <w:r>
+        <w:t xml:space="preserve"> связывания вложенных уровней. </w:t>
+      </w:r>
+    </w:p>
+    <w:p>
+      <w:pPr>
+        <w:pStyle w:val="UJPText"/>
+      </w:pPr>
+      <w:r>
+        <w:rPr>
+          <w:lang w:val="en-US"/>
+        </w:rPr>
+        <w:t>Name</w:t>
+      </w:r>
+      <w:r>
+        <w:t xml:space="preserve"> – </w:t>
+      </w:r>
+      <w:r>
+        <w:t xml:space="preserve">используется для описания поля в </w:t>
+      </w:r>
+      <w:r>
+        <w:rPr>
+          <w:lang w:val="en-US"/>
+        </w:rPr>
+        <w:t>json</w:t>
+      </w:r>
+      <w:r>
+        <w:t xml:space="preserve"> файле</w:t>
+      </w:r>
+    </w:p>
+    <w:p>
+      <w:pPr>
+        <w:pStyle w:val="UJPText"/>
+        <w:rPr>
+          <w:lang w:val="en-US"/>
+        </w:rPr>
+      </w:pPr>
+      <w:r>
+        <w:rPr>
+          <w:lang w:val="en-US"/>
+        </w:rPr>
+        <w:t>Type</w:t>
+      </w:r>
+      <w:r>
+        <w:t xml:space="preserve"> – </w:t>
+      </w:r>
+      <w:r>
+        <w:t xml:space="preserve">указывает какой тип данных будет использован в поле </w:t>
+      </w:r>
+      <w:r>
+        <w:rPr>
+          <w:lang w:val="en-US"/>
+        </w:rPr>
+        <w:t>json</w:t>
+      </w:r>
+    </w:p>
+    <w:p>
+      <w:pPr>
+        <w:pStyle w:val="UJPText"/>
+        <w:rPr>
+          <w:lang w:val="en-US"/>
+        </w:rPr>
+      </w:pPr>
+      <w:r>
+        <w:rPr>
+          <w:lang w:val="en-US"/>
+        </w:rPr>
+        <w:t xml:space="preserve">Value – </w:t>
+      </w:r>
+      <w:r>
+        <w:t xml:space="preserve">значение поля </w:t>
+      </w:r>
+      <w:r>
+        <w:rPr>
+          <w:lang w:val="en-US"/>
+        </w:rPr>
+        <w:t>json</w:t>
+      </w:r>
+    </w:p>
+    <w:p>
+      <w:pPr>
+        <w:pStyle w:val="UJPText"/>
+        <w:rPr>
+          <w:lang w:val="en-US"/>
+        </w:rPr>
+      </w:pPr>
+    </w:p>
+    <w:p>
+      <w:pPr>
+        <w:pStyle w:val="UJPText"/>
+      </w:pPr>
+      <w:r>
+        <w:t>Выбранный пример (рис х) имеет 2 уровня</w:t>
+      </w:r>
+      <w:r>
+        <w:t xml:space="preserve"> </w:t>
+      </w:r>
+      <w:r>
+        <w:rPr>
+          <w:lang w:val="en-US"/>
+        </w:rPr>
+        <w:t>Layer</w:t>
+      </w:r>
+      <w:r>
+        <w:t xml:space="preserve">1 </w:t>
+      </w:r>
+      <w:r>
+        <w:t xml:space="preserve">и </w:t>
+      </w:r>
+      <w:r>
+        <w:rPr>
+          <w:lang w:val="en-US"/>
+        </w:rPr>
+        <w:t>Layer</w:t>
+      </w:r>
+      <w:r>
+        <w:t>2</w:t>
+      </w:r>
+      <w:r>
+        <w:t xml:space="preserve"> вложенности (см. рис х). Каждый уровень вложенности должен быть расположен на отдельном листе источника данных. Для этого будут использоваться листы </w:t>
+      </w:r>
+      <w:proofErr w:type="spellStart"/>
+      <w:r>
+        <w:rPr>
+          <w:lang w:val="en-US"/>
+        </w:rPr>
+        <w:t>Lvl</w:t>
+      </w:r>
+      <w:proofErr w:type="spellEnd"/>
+      <w:r>
+        <w:t xml:space="preserve">0 </w:t>
+      </w:r>
+      <w:r>
+        <w:t xml:space="preserve">и </w:t>
+      </w:r>
+      <w:proofErr w:type="spellStart"/>
+      <w:r>
+        <w:rPr>
+          <w:lang w:val="en-US"/>
+        </w:rPr>
+        <w:t>Lvl</w:t>
+      </w:r>
+      <w:proofErr w:type="spellEnd"/>
+      <w:r>
+        <w:t xml:space="preserve">1 </w:t>
+      </w:r>
+      <w:r>
+        <w:t>в источнике данных.</w:t>
+      </w:r>
+    </w:p>
+    <w:p>
+      <w:pPr>
+        <w:pStyle w:val="UJPText"/>
+        <w:keepNext/>
+        <w:ind w:firstLine="0"/>
+        <w:jc w:val="center"/>
+      </w:pPr>
+      <w:r>
+        <w:rPr>
+          <w:noProof/>
+        </w:rPr>
+        <w:drawing>
+          <wp:inline distT="0" distB="0" distL="0" distR="0" wp14:anchorId="64BED51D" wp14:editId="79B3103D">
+            <wp:extent cx="6480175" cy="1416050"/>
+            <wp:effectExtent l="0" t="0" r="0" b="0"/>
+            <wp:docPr id="16" name="Picture 16"/>
+            <wp:cNvGraphicFramePr>
+              <a:graphicFrameLocks xmlns:a="http://schemas.openxmlformats.org/drawingml/2006/main" noChangeAspect="1"/>
+            </wp:cNvGraphicFramePr>
+            <a:graphic xmlns:a="http://schemas.openxmlformats.org/drawingml/2006/main">
+              <a:graphicData uri="http://schemas.openxmlformats.org/drawingml/2006/picture">
+                <pic:pic xmlns:pic="http://schemas.openxmlformats.org/drawingml/2006/picture">
+                  <pic:nvPicPr>
+                    <pic:cNvPr id="0" name="Picture 3"/>
+                    <pic:cNvPicPr>
+                      <a:picLocks noChangeAspect="1" noChangeArrowheads="1"/>
+                    </pic:cNvPicPr>
+                  </pic:nvPicPr>
+                  <pic:blipFill>
+                    <a:blip r:embed="rId9">
+                      <a:extLst>
+                        <a:ext uri="{28A0092B-C50C-407E-A947-70E740481C1C}">
+                          <a14:useLocalDpi xmlns:a14="http://schemas.microsoft.com/office/drawing/2010/main" val="0"/>
+                        </a:ext>
+                      </a:extLst>
+                    </a:blip>
+                    <a:srcRect/>
+                    <a:stretch>
+                      <a:fillRect/>
+                    </a:stretch>
+                  </pic:blipFill>
+                  <pic:spPr bwMode="auto">
+                    <a:xfrm>
+                      <a:off x="0" y="0"/>
+                      <a:ext cx="6480175" cy="1416050"/>
+                    </a:xfrm>
+                    <a:prstGeom prst="rect">
+                      <a:avLst/>
+                    </a:prstGeom>
+                    <a:noFill/>
+                    <a:ln>
+                      <a:noFill/>
+                    </a:ln>
+                  </pic:spPr>
+                </pic:pic>
+              </a:graphicData>
+            </a:graphic>
+          </wp:inline>
+        </w:drawing>
+      </w:r>
+    </w:p>
+    <w:p>
+      <w:pPr>
+        <w:pStyle w:val="Caption"/>
+      </w:pPr>
+      <w:r>
+        <w:t xml:space="preserve">Рис. </w:t>
+      </w:r>
+      <w:r>
+        <w:fldChar w:fldCharType="begin"/>
+      </w:r>
+      <w:r>
+        <w:instrText xml:space="preserve"> SEQ Рис. \* ARABIC </w:instrText>
+      </w:r>
+      <w:r>
+        <w:fldChar w:fldCharType="separate"/>
+      </w:r>
+      <w:r>
+        <w:rPr>
+          <w:noProof/>
+        </w:rPr>
+        <w:t>3</w:t>
+      </w:r>
+      <w:r>
+        <w:fldChar w:fldCharType="end"/>
+      </w:r>
+    </w:p>
+    <w:p>
+      <w:pPr>
+        <w:pStyle w:val="UJPText"/>
+      </w:pPr>
+      <w:r>
+        <w:t xml:space="preserve">На рис х показан пример </w:t>
+      </w:r>
+      <w:proofErr w:type="spellStart"/>
+      <w:r>
+        <w:t>заполненения</w:t>
+      </w:r>
+      <w:proofErr w:type="spellEnd"/>
+      <w:r>
+        <w:t xml:space="preserve"> </w:t>
+      </w:r>
+      <w:r>
+        <w:t xml:space="preserve">семантики для целевого примера. </w:t>
+      </w:r>
+    </w:p>
+    <w:p>
+      <w:pPr>
+        <w:pStyle w:val="UJPText"/>
+        <w:ind w:firstLine="0"/>
+        <w:jc w:val="center"/>
+      </w:pPr>
+      <w:r>
+        <w:lastRenderedPageBreak/>
+        <w:drawing>
+          <wp:inline distT="0" distB="0" distL="0" distR="0" wp14:anchorId="086A637D" wp14:editId="28EC32AE">
+            <wp:extent cx="5437047" cy="3479062"/>
+            <wp:effectExtent l="19050" t="19050" r="11430" b="26670"/>
+            <wp:docPr id="17" name="Picture 17"/>
+            <wp:cNvGraphicFramePr>
+              <a:graphicFrameLocks xmlns:a="http://schemas.openxmlformats.org/drawingml/2006/main" noChangeAspect="1"/>
+            </wp:cNvGraphicFramePr>
+            <a:graphic xmlns:a="http://schemas.openxmlformats.org/drawingml/2006/main">
+              <a:graphicData uri="http://schemas.openxmlformats.org/drawingml/2006/picture">
+                <pic:pic xmlns:pic="http://schemas.openxmlformats.org/drawingml/2006/picture">
+                  <pic:nvPicPr>
+                    <pic:cNvPr id="1" name=""/>
+                    <pic:cNvPicPr/>
+                  </pic:nvPicPr>
+                  <pic:blipFill>
+                    <a:blip r:embed="rId10"/>
+                    <a:stretch>
+                      <a:fillRect/>
+                    </a:stretch>
+                  </pic:blipFill>
+                  <pic:spPr>
+                    <a:xfrm>
+                      <a:off x="0" y="0"/>
+                      <a:ext cx="5476381" cy="3504231"/>
+                    </a:xfrm>
+                    <a:prstGeom prst="rect">
+                      <a:avLst/>
+                    </a:prstGeom>
+                    <a:ln>
+                      <a:solidFill>
+                        <a:schemeClr val="tx1"/>
+                      </a:solidFill>
+                    </a:ln>
+                  </pic:spPr>
+                </pic:pic>
+              </a:graphicData>
+            </a:graphic>
+          </wp:inline>
+        </w:drawing>
+      </w:r>
+    </w:p>
+    <w:p>
+      <w:pPr>
+        <w:jc w:val="center"/>
+      </w:pPr>
+      <w:r>
+        <w:drawing>
+          <wp:inline distT="0" distB="0" distL="0" distR="0" wp14:anchorId="0A21AFBA" wp14:editId="55C702BF">
+            <wp:extent cx="5398173" cy="3266410"/>
+            <wp:effectExtent l="19050" t="19050" r="12065" b="10795"/>
+            <wp:docPr id="18" name="Picture 18"/>
+            <wp:cNvGraphicFramePr>
+              <a:graphicFrameLocks xmlns:a="http://schemas.openxmlformats.org/drawingml/2006/main" noChangeAspect="1"/>
+            </wp:cNvGraphicFramePr>
+            <a:graphic xmlns:a="http://schemas.openxmlformats.org/drawingml/2006/main">
+              <a:graphicData uri="http://schemas.openxmlformats.org/drawingml/2006/picture">
+                <pic:pic xmlns:pic="http://schemas.openxmlformats.org/drawingml/2006/picture">
+                  <pic:nvPicPr>
+                    <pic:cNvPr id="1" name=""/>
+                    <pic:cNvPicPr/>
+                  </pic:nvPicPr>
+                  <pic:blipFill>
+                    <a:blip r:embed="rId11"/>
+                    <a:stretch>
+                      <a:fillRect/>
+                    </a:stretch>
+                  </pic:blipFill>
+                  <pic:spPr>
+                    <a:xfrm>
+                      <a:off x="0" y="0"/>
+                      <a:ext cx="5448014" cy="3296569"/>
+                    </a:xfrm>
+                    <a:prstGeom prst="rect">
+                      <a:avLst/>
+                    </a:prstGeom>
+                    <a:ln>
+                      <a:solidFill>
+                        <a:schemeClr val="tx1"/>
+                      </a:solidFill>
+                    </a:ln>
+                  </pic:spPr>
+                </pic:pic>
+              </a:graphicData>
+            </a:graphic>
+          </wp:inline>
+        </w:drawing>
+      </w:r>
+    </w:p>
+    <w:p>
+      <w:pPr>
+        <w:pStyle w:val="UJPText"/>
+      </w:pPr>
+      <w:bookmarkStart w:id="4" w:name="_Toc200717504"/>
+    </w:p>
+    <w:p>
+      <w:pPr>
+        <w:pStyle w:val="UJPText"/>
+      </w:pPr>
+      <w:r>
+        <w:t xml:space="preserve">Для работы скриптов </w:t>
+      </w:r>
+      <w:proofErr w:type="spellStart"/>
+      <w:r>
+        <w:t>парсинга</w:t>
+      </w:r>
+      <w:proofErr w:type="spellEnd"/>
+      <w:r>
+        <w:t xml:space="preserve"> необходимо правильно заполнить </w:t>
+      </w:r>
+      <w:proofErr w:type="spellStart"/>
+      <w:r>
+        <w:t>конфиг</w:t>
+      </w:r>
+      <w:proofErr w:type="spellEnd"/>
+      <w:r>
+        <w:t xml:space="preserve"> </w:t>
+      </w:r>
+      <w:proofErr w:type="spellStart"/>
+      <w:r>
+        <w:t>парсинга</w:t>
+      </w:r>
+      <w:proofErr w:type="spellEnd"/>
+      <w:r>
+        <w:t xml:space="preserve">. На рис. х показан пример заполнения </w:t>
+      </w:r>
+      <w:proofErr w:type="spellStart"/>
+      <w:r>
+        <w:t>конфига</w:t>
+      </w:r>
+      <w:proofErr w:type="spellEnd"/>
+      <w:r>
+        <w:t xml:space="preserve"> для источника данных </w:t>
+      </w:r>
+      <w:r>
+        <w:rPr>
+          <w:lang w:val="en-US"/>
+        </w:rPr>
+        <w:t>Excel</w:t>
+      </w:r>
+      <w:r>
+        <w:t xml:space="preserve">. </w:t>
+      </w:r>
+      <w:r>
+        <w:t xml:space="preserve">Специфичные поля для каждого источника данных будут описаны в разделах </w:t>
+      </w:r>
+      <w:r>
+        <w:rPr>
+          <w:b/>
+          <w:bCs/>
+        </w:rPr>
+        <w:t>«</w:t>
+      </w:r>
+      <w:r>
+        <w:rPr>
+          <w:b/>
+          <w:bCs/>
+        </w:rPr>
+        <w:t xml:space="preserve">Настройка </w:t>
+      </w:r>
+      <w:proofErr w:type="spellStart"/>
+      <w:r>
+        <w:rPr>
+          <w:b/>
+          <w:bCs/>
+        </w:rPr>
+        <w:t>конфига</w:t>
+      </w:r>
+      <w:proofErr w:type="spellEnd"/>
+      <w:r>
+        <w:rPr>
+          <w:b/>
+          <w:bCs/>
+        </w:rPr>
+        <w:t xml:space="preserve"> для </w:t>
+      </w:r>
+      <w:proofErr w:type="spellStart"/>
+      <w:r>
+        <w:rPr>
+          <w:b/>
+          <w:bCs/>
+        </w:rPr>
+        <w:t>Excel</w:t>
+      </w:r>
+      <w:proofErr w:type="spellEnd"/>
+      <w:r>
+        <w:rPr>
+          <w:b/>
+          <w:bCs/>
+        </w:rPr>
+        <w:t>»</w:t>
+      </w:r>
+      <w:r>
+        <w:t xml:space="preserve"> </w:t>
+      </w:r>
+      <w:r>
+        <w:rPr>
+          <w:b/>
+          <w:bCs/>
+        </w:rPr>
+        <w:t>и «</w:t>
+      </w:r>
+      <w:r>
+        <w:rPr>
+          <w:b/>
+          <w:bCs/>
+        </w:rPr>
+        <w:t xml:space="preserve">Настройка </w:t>
+      </w:r>
+      <w:proofErr w:type="spellStart"/>
+      <w:r>
+        <w:rPr>
+          <w:b/>
+          <w:bCs/>
+        </w:rPr>
+        <w:t>конфига</w:t>
+      </w:r>
+      <w:proofErr w:type="spellEnd"/>
+      <w:r>
+        <w:rPr>
+          <w:b/>
+          <w:bCs/>
+        </w:rPr>
+        <w:t xml:space="preserve"> для </w:t>
+      </w:r>
+      <w:proofErr w:type="spellStart"/>
+      <w:r>
+        <w:rPr>
+          <w:b/>
+          <w:bCs/>
+        </w:rPr>
+        <w:t>GoogleSheets</w:t>
+      </w:r>
+      <w:proofErr w:type="spellEnd"/>
+      <w:r>
+        <w:rPr>
+          <w:b/>
+          <w:bCs/>
+        </w:rPr>
+        <w:t>»</w:t>
+      </w:r>
+      <w:r>
+        <w:t xml:space="preserve"> соответственно. В данном разделе описываются общие настройки для всех источников данных.</w:t>
+      </w:r>
+    </w:p>
+    <w:p>
+      <w:pPr>
+        <w:pStyle w:val="UJPText"/>
+      </w:pPr>
+      <w:r>
+        <w:t xml:space="preserve">В </w:t>
+      </w:r>
+      <w:proofErr w:type="spellStart"/>
+      <w:r>
+        <w:t>конфиге</w:t>
+      </w:r>
+      <w:proofErr w:type="spellEnd"/>
+      <w:r>
+        <w:t xml:space="preserve"> необходимо настроить </w:t>
+      </w:r>
+      <w:r>
+        <w:rPr>
+          <w:b/>
+          <w:bCs/>
+          <w:lang w:val="en-US"/>
+        </w:rPr>
+        <w:t>features</w:t>
+      </w:r>
+      <w:r>
+        <w:t xml:space="preserve"> </w:t>
+      </w:r>
+      <w:r>
+        <w:t xml:space="preserve">и в разделе выбранного источника данных </w:t>
+      </w:r>
+      <w:proofErr w:type="spellStart"/>
+      <w:r>
+        <w:rPr>
+          <w:b/>
+          <w:bCs/>
+          <w:lang w:val="en-US"/>
+        </w:rPr>
+        <w:t>featuresParsing</w:t>
+      </w:r>
+      <w:proofErr w:type="spellEnd"/>
+      <w:r>
+        <w:t>.</w:t>
+      </w:r>
+    </w:p>
+    <w:p>
+      <w:pPr>
+        <w:pStyle w:val="UJPText"/>
+      </w:pPr>
+      <w:r>
+        <w:t xml:space="preserve">В </w:t>
+      </w:r>
+      <w:proofErr w:type="spellStart"/>
+      <w:r>
+        <w:t>featuresParsing</w:t>
+      </w:r>
+      <w:proofErr w:type="spellEnd"/>
+      <w:r>
+        <w:t xml:space="preserve"> перечисляются настройки </w:t>
+      </w:r>
+      <w:proofErr w:type="spellStart"/>
+      <w:r>
+        <w:t>парсинга</w:t>
+      </w:r>
+      <w:proofErr w:type="spellEnd"/>
+      <w:r>
+        <w:t>:</w:t>
+      </w:r>
+    </w:p>
+    <w:p>
+      <w:pPr>
+        <w:pStyle w:val="UJPText"/>
+        <w:numPr>
+          <w:ilvl w:val="0"/>
+          <w:numId w:val="3"/>
+        </w:numPr>
+      </w:pPr>
+      <w:proofErr w:type="spellStart"/>
+      <w:r>
+        <w:rPr>
+          <w:b/>
+          <w:bCs/>
+        </w:rPr>
+        <w:t>startParsingRowIndex</w:t>
+      </w:r>
+      <w:proofErr w:type="spellEnd"/>
+      <w:r>
+        <w:t xml:space="preserve"> – </w:t>
+      </w:r>
+      <w:r>
+        <w:t>строка с которой будет начато считывания данных</w:t>
+      </w:r>
+    </w:p>
+    <w:p>
+      <w:pPr>
+        <w:pStyle w:val="UJPText"/>
+        <w:numPr>
+          <w:ilvl w:val="0"/>
+          <w:numId w:val="3"/>
+        </w:numPr>
+      </w:pPr>
+      <w:proofErr w:type="spellStart"/>
+      <w:r>
+        <w:rPr>
+          <w:b/>
+          <w:bCs/>
+        </w:rPr>
+        <w:lastRenderedPageBreak/>
+        <w:t>ignoreColumnName</w:t>
+      </w:r>
+      <w:proofErr w:type="spellEnd"/>
+      <w:r>
+        <w:t xml:space="preserve"> – колонка с флагом игнорирования строки</w:t>
+      </w:r>
+      <w:r>
+        <w:t xml:space="preserve">. </w:t>
+      </w:r>
+      <w:r>
+        <w:t xml:space="preserve">Значение в источнике данных должно быть </w:t>
+      </w:r>
+      <w:r>
+        <w:rPr>
+          <w:lang w:val="en-US"/>
+        </w:rPr>
+        <w:t>TRUE</w:t>
+      </w:r>
+      <w:r>
+        <w:t xml:space="preserve"> (</w:t>
+      </w:r>
+      <w:r>
+        <w:t>игнорировать строку</w:t>
+      </w:r>
+      <w:r>
+        <w:t xml:space="preserve">) </w:t>
+      </w:r>
+      <w:r>
+        <w:t xml:space="preserve">или </w:t>
+      </w:r>
+      <w:r>
+        <w:rPr>
+          <w:lang w:val="en-US"/>
+        </w:rPr>
+        <w:t>FALSE</w:t>
+      </w:r>
+      <w:r>
+        <w:t>(не игнорировать строку)</w:t>
+      </w:r>
+      <w:r>
+        <w:t xml:space="preserve">, </w:t>
+      </w:r>
+      <w:r>
+        <w:t xml:space="preserve">по умолчанию используется значение </w:t>
+      </w:r>
+      <w:r>
+        <w:rPr>
+          <w:lang w:val="en-US"/>
+        </w:rPr>
+        <w:t>false</w:t>
+      </w:r>
+      <w:r>
+        <w:t>.</w:t>
+      </w:r>
+    </w:p>
+    <w:p>
+      <w:pPr>
+        <w:pStyle w:val="UJPText"/>
+        <w:numPr>
+          <w:ilvl w:val="0"/>
+          <w:numId w:val="3"/>
+        </w:numPr>
+      </w:pPr>
+      <w:proofErr w:type="spellStart"/>
+      <w:r>
+        <w:rPr>
+          <w:b/>
+          <w:bCs/>
+        </w:rPr>
+        <w:t>linkIdColumnName</w:t>
+      </w:r>
+      <w:proofErr w:type="spellEnd"/>
+      <w:r>
+        <w:t xml:space="preserve"> – колонка в которой указывается название </w:t>
+      </w:r>
+      <w:proofErr w:type="spellStart"/>
+      <w:r>
+        <w:t>фичи</w:t>
+      </w:r>
+      <w:proofErr w:type="spellEnd"/>
+      <w:r>
+        <w:t xml:space="preserve"> </w:t>
+      </w:r>
+      <w:proofErr w:type="spellStart"/>
+      <w:r>
+        <w:t>парсинга</w:t>
+      </w:r>
+      <w:proofErr w:type="spellEnd"/>
+      <w:r>
+        <w:t xml:space="preserve"> (если это страница начала </w:t>
+      </w:r>
+      <w:proofErr w:type="spellStart"/>
+      <w:r>
+        <w:t>парсинга</w:t>
+      </w:r>
+      <w:proofErr w:type="spellEnd"/>
+      <w:r>
+        <w:t xml:space="preserve">), либо указывается уникальный </w:t>
+      </w:r>
+      <w:r>
+        <w:rPr>
+          <w:lang w:val="en-US"/>
+        </w:rPr>
+        <w:t>id</w:t>
+      </w:r>
+      <w:r>
+        <w:t xml:space="preserve"> </w:t>
+      </w:r>
+      <w:r>
+        <w:t xml:space="preserve">являющийся ссылкой на следующий уровень вложенности (пример поле </w:t>
+      </w:r>
+      <w:r>
+        <w:rPr>
+          <w:b/>
+          <w:bCs/>
+          <w:lang w:val="en-US"/>
+        </w:rPr>
+        <w:t>address</w:t>
+      </w:r>
+      <w:r>
+        <w:t>).</w:t>
+      </w:r>
+    </w:p>
+    <w:p>
+      <w:pPr>
+        <w:pStyle w:val="UJPText"/>
+        <w:numPr>
+          <w:ilvl w:val="0"/>
+          <w:numId w:val="3"/>
+        </w:numPr>
+      </w:pPr>
+      <w:proofErr w:type="spellStart"/>
+      <w:r>
+        <w:rPr>
+          <w:b/>
+          <w:bCs/>
+        </w:rPr>
+        <w:t>fieldNameColumnName</w:t>
+      </w:r>
+      <w:proofErr w:type="spellEnd"/>
+      <w:r>
+        <w:t xml:space="preserve"> – колонка из которой будет браться имя для поля </w:t>
+      </w:r>
+      <w:r>
+        <w:rPr>
+          <w:lang w:val="en-US"/>
+        </w:rPr>
+        <w:t>json</w:t>
+      </w:r>
+      <w:r>
+        <w:t xml:space="preserve"> (</w:t>
+      </w:r>
+      <w:r>
+        <w:t xml:space="preserve">пример </w:t>
+      </w:r>
+      <w:proofErr w:type="spellStart"/>
+      <w:r>
+        <w:rPr>
+          <w:b/>
+          <w:bCs/>
+        </w:rPr>
+        <w:t>name</w:t>
+      </w:r>
+      <w:proofErr w:type="spellEnd"/>
+      <w:r>
+        <w:t xml:space="preserve">, </w:t>
+      </w:r>
+      <w:proofErr w:type="spellStart"/>
+      <w:r>
+        <w:rPr>
+          <w:b/>
+          <w:bCs/>
+        </w:rPr>
+        <w:t>surname</w:t>
+      </w:r>
+      <w:proofErr w:type="spellEnd"/>
+      <w:r>
+        <w:t>).</w:t>
+      </w:r>
+    </w:p>
+    <w:p>
+      <w:pPr>
+        <w:pStyle w:val="UJPText"/>
+        <w:numPr>
+          <w:ilvl w:val="0"/>
+          <w:numId w:val="3"/>
+        </w:numPr>
+      </w:pPr>
+      <w:proofErr w:type="spellStart"/>
+      <w:r>
+        <w:rPr>
+          <w:b/>
+          <w:bCs/>
+        </w:rPr>
+        <w:t>fieldValueTypeColumnName</w:t>
+      </w:r>
+      <w:proofErr w:type="spellEnd"/>
+      <w:r>
+        <w:t xml:space="preserve"> – </w:t>
+      </w:r>
+      <w:r>
+        <w:t xml:space="preserve"> </w:t>
+      </w:r>
+      <w:r>
+        <w:t xml:space="preserve">колонка в значении которой указывается тип данных поля </w:t>
+      </w:r>
+      <w:r>
+        <w:rPr>
+          <w:lang w:val="en-US"/>
+        </w:rPr>
+        <w:t>json</w:t>
+      </w:r>
+      <w:r>
+        <w:t xml:space="preserve"> (</w:t>
+      </w:r>
+      <w:r>
+        <w:rPr>
+          <w:b/>
+          <w:bCs/>
+          <w:lang w:val="en-US"/>
+        </w:rPr>
+        <w:t>str</w:t>
+      </w:r>
+      <w:r>
+        <w:t>,</w:t>
+      </w:r>
+      <w:r>
+        <w:rPr>
+          <w:b/>
+          <w:bCs/>
+        </w:rPr>
+        <w:t xml:space="preserve"> </w:t>
+      </w:r>
+      <w:r>
+        <w:rPr>
+          <w:b/>
+          <w:bCs/>
+          <w:lang w:val="en-US"/>
+        </w:rPr>
+        <w:t>num</w:t>
+      </w:r>
+      <w:r>
+        <w:t>,</w:t>
+      </w:r>
+      <w:r>
+        <w:rPr>
+          <w:b/>
+          <w:bCs/>
+        </w:rPr>
+        <w:t xml:space="preserve"> </w:t>
+      </w:r>
+      <w:r>
+        <w:rPr>
+          <w:b/>
+          <w:bCs/>
+          <w:lang w:val="en-US"/>
+        </w:rPr>
+        <w:t>boo</w:t>
+      </w:r>
+      <w:r>
+        <w:rPr>
+          <w:b/>
+          <w:bCs/>
+          <w:lang w:val="en-US"/>
+        </w:rPr>
+        <w:t>l</w:t>
+      </w:r>
+      <w:r>
+        <w:t>,</w:t>
+      </w:r>
+      <w:r>
+        <w:rPr>
+          <w:b/>
+          <w:bCs/>
+        </w:rPr>
+        <w:t xml:space="preserve"> </w:t>
+      </w:r>
+      <w:r>
+        <w:rPr>
+          <w:b/>
+          <w:bCs/>
+          <w:lang w:val="en-US"/>
+        </w:rPr>
+        <w:t>null</w:t>
+      </w:r>
+      <w:r>
+        <w:t>,</w:t>
+      </w:r>
+      <w:r>
+        <w:rPr>
+          <w:b/>
+          <w:bCs/>
+        </w:rPr>
+        <w:t xml:space="preserve"> </w:t>
+      </w:r>
+      <w:proofErr w:type="spellStart"/>
+      <w:r>
+        <w:rPr>
+          <w:b/>
+          <w:bCs/>
+          <w:lang w:val="en-US"/>
+        </w:rPr>
+        <w:t>arr</w:t>
+      </w:r>
+      <w:proofErr w:type="spellEnd"/>
+      <w:r>
+        <w:t>,</w:t>
+      </w:r>
+      <w:r>
+        <w:rPr>
+          <w:b/>
+          <w:bCs/>
+        </w:rPr>
+        <w:t xml:space="preserve"> имя </w:t>
+      </w:r>
+      <w:r>
+        <w:rPr>
+          <w:b/>
+          <w:bCs/>
+          <w:lang w:val="en-US"/>
+        </w:rPr>
+        <w:t>alias</w:t>
+      </w:r>
+      <w:r>
+        <w:rPr>
+          <w:b/>
+          <w:bCs/>
+        </w:rPr>
+        <w:t xml:space="preserve"> функции</w:t>
+      </w:r>
+      <w:r>
+        <w:t>)</w:t>
+      </w:r>
+      <w:r>
+        <w:t>.</w:t>
+      </w:r>
+      <w:r>
+        <w:t xml:space="preserve"> </w:t>
+      </w:r>
+      <w:r>
+        <w:t xml:space="preserve">Подробнее о типах данных читайте в «Типы данных </w:t>
+      </w:r>
+      <w:proofErr w:type="spellStart"/>
+      <w:r>
+        <w:t>симантики</w:t>
+      </w:r>
+      <w:proofErr w:type="spellEnd"/>
+      <w:r>
+        <w:t>»</w:t>
+      </w:r>
+    </w:p>
+    <w:p>
+      <w:pPr>
+        <w:pStyle w:val="UJPText"/>
+        <w:numPr>
+          <w:ilvl w:val="0"/>
+          <w:numId w:val="3"/>
+        </w:numPr>
+      </w:pPr>
+      <w:proofErr w:type="spellStart"/>
+      <w:r>
+        <w:rPr>
+          <w:b/>
+          <w:bCs/>
+        </w:rPr>
+        <w:t>fieldValueColumnName</w:t>
+      </w:r>
+      <w:proofErr w:type="spellEnd"/>
+      <w:r>
+        <w:t xml:space="preserve"> – </w:t>
+      </w:r>
+      <w:r>
+        <w:t xml:space="preserve">колонка в значении которой указывается значение для поля в </w:t>
+      </w:r>
+      <w:r>
+        <w:rPr>
+          <w:lang w:val="en-US"/>
+        </w:rPr>
+        <w:t>json</w:t>
+      </w:r>
+      <w:r>
+        <w:t>.</w:t>
+      </w:r>
+    </w:p>
+    <w:p>
+      <w:pPr>
+        <w:pStyle w:val="UJPText"/>
+        <w:numPr>
+          <w:ilvl w:val="0"/>
+          <w:numId w:val="3"/>
+        </w:numPr>
+      </w:pPr>
+      <w:proofErr w:type="spellStart"/>
+      <w:r>
+        <w:rPr>
+          <w:b/>
+          <w:bCs/>
+        </w:rPr>
+        <w:t>orderedByLevelSheetNames</w:t>
+      </w:r>
+      <w:proofErr w:type="spellEnd"/>
+      <w:r>
+        <w:t xml:space="preserve"> – </w:t>
+      </w:r>
+      <w:r>
+        <w:t xml:space="preserve">список листов источника данных, указанный в порядке вложенности уровней </w:t>
+      </w:r>
+      <w:r>
+        <w:rPr>
+          <w:lang w:val="en-US"/>
+        </w:rPr>
+        <w:t>json</w:t>
+      </w:r>
+      <w:r>
+        <w:t xml:space="preserve">. </w:t>
+      </w:r>
+      <w:r>
+        <w:t xml:space="preserve">Кол-во вложенности листов определяется кол-вом уровней итогового </w:t>
+      </w:r>
+      <w:r>
+        <w:rPr>
+          <w:lang w:val="en-US"/>
+        </w:rPr>
+        <w:t>json</w:t>
+      </w:r>
+      <w:r>
+        <w:t xml:space="preserve"> </w:t>
+      </w:r>
+      <w:r>
+        <w:t>файла.</w:t>
+      </w:r>
+      <w:r>
+        <w:t xml:space="preserve"> (</w:t>
+      </w:r>
+      <w:proofErr w:type="spellStart"/>
+      <w:r>
+        <w:rPr>
+          <w:b/>
+          <w:bCs/>
+          <w:lang w:val="en-US"/>
+        </w:rPr>
+        <w:t>Lvl</w:t>
+      </w:r>
+      <w:proofErr w:type="spellEnd"/>
+      <w:r>
+        <w:rPr>
+          <w:b/>
+          <w:bCs/>
+        </w:rPr>
+        <w:t xml:space="preserve">0 </w:t>
+      </w:r>
+      <w:r>
+        <w:rPr>
+          <w:rFonts w:ascii="Arial" w:hAnsi="Arial" w:cs="Arial"/>
+          <w:b/>
+          <w:bCs/>
+          <w:color w:val="202122"/>
+          <w:sz w:val="21"/>
+          <w:szCs w:val="21"/>
+          <w:shd w:val="clear" w:color="auto" w:fill="FFFFFF"/>
+        </w:rPr>
+        <w:t>→</w:t>
+      </w:r>
+      <w:r>
+        <w:rPr>
+          <w:b/>
+          <w:bCs/>
+        </w:rPr>
+        <w:t xml:space="preserve"> </w:t>
+      </w:r>
+      <w:proofErr w:type="spellStart"/>
+      <w:r>
+        <w:rPr>
+          <w:b/>
+          <w:bCs/>
+          <w:lang w:val="en-US"/>
+        </w:rPr>
+        <w:t>Lvl</w:t>
+      </w:r>
+      <w:proofErr w:type="spellEnd"/>
+      <w:r>
+        <w:rPr>
+          <w:b/>
+          <w:bCs/>
+        </w:rPr>
+        <w:t xml:space="preserve">1 </w:t>
+      </w:r>
+      <w:r>
+        <w:rPr>
+          <w:rFonts w:ascii="Arial" w:hAnsi="Arial" w:cs="Arial"/>
+          <w:b/>
+          <w:bCs/>
+          <w:color w:val="202122"/>
+          <w:sz w:val="21"/>
+          <w:szCs w:val="21"/>
+          <w:shd w:val="clear" w:color="auto" w:fill="FFFFFF"/>
+        </w:rPr>
+        <w:t>→</w:t>
+      </w:r>
+      <w:r>
+        <w:rPr>
+          <w:b/>
+          <w:bCs/>
+        </w:rPr>
+        <w:t xml:space="preserve"> </w:t>
+      </w:r>
+      <w:proofErr w:type="spellStart"/>
+      <w:r>
+        <w:rPr>
+          <w:b/>
+          <w:bCs/>
+          <w:lang w:val="en-US"/>
+        </w:rPr>
+        <w:t>Lvl</w:t>
+      </w:r>
+      <w:proofErr w:type="spellEnd"/>
+      <w:r>
+        <w:rPr>
+          <w:b/>
+          <w:bCs/>
+        </w:rPr>
+        <w:t xml:space="preserve">2 </w:t>
+      </w:r>
+      <w:r>
+        <w:rPr>
+          <w:rFonts w:ascii="Arial" w:hAnsi="Arial" w:cs="Arial"/>
+          <w:b/>
+          <w:bCs/>
+          <w:color w:val="202122"/>
+          <w:sz w:val="21"/>
+          <w:szCs w:val="21"/>
+          <w:shd w:val="clear" w:color="auto" w:fill="FFFFFF"/>
+        </w:rPr>
+        <w:t>→</w:t>
+      </w:r>
+      <w:r>
+        <w:rPr>
+          <w:b/>
+          <w:bCs/>
+        </w:rPr>
+        <w:t xml:space="preserve"> </w:t>
+      </w:r>
+      <w:proofErr w:type="spellStart"/>
+      <w:r>
+        <w:rPr>
+          <w:b/>
+          <w:bCs/>
+          <w:lang w:val="en-US"/>
+        </w:rPr>
+        <w:t>LvlN</w:t>
+      </w:r>
+      <w:proofErr w:type="spellEnd"/>
+      <w:r>
+        <w:t>)</w:t>
+      </w:r>
+      <w:r>
+        <w:t xml:space="preserve">. </w:t>
+      </w:r>
+      <w:r>
+        <w:t xml:space="preserve">Пример поля </w:t>
+      </w:r>
+      <w:r>
+        <w:rPr>
+          <w:lang w:val="en-US"/>
+        </w:rPr>
+        <w:t>address</w:t>
+      </w:r>
+      <w:r>
+        <w:t xml:space="preserve"> </w:t>
+      </w:r>
+      <w:r>
+        <w:t xml:space="preserve">(рис х) на листе </w:t>
+      </w:r>
+      <w:proofErr w:type="spellStart"/>
+      <w:r>
+        <w:rPr>
+          <w:lang w:val="en-US"/>
+        </w:rPr>
+        <w:t>Lvl</w:t>
+      </w:r>
+      <w:proofErr w:type="spellEnd"/>
+      <w:r>
+        <w:t>0</w:t>
+      </w:r>
+      <w:r>
+        <w:t xml:space="preserve"> будет искать значение своего поля на странице </w:t>
+      </w:r>
+      <w:proofErr w:type="spellStart"/>
+      <w:r>
+        <w:rPr>
+          <w:lang w:val="en-US"/>
+        </w:rPr>
+        <w:t>Lvl</w:t>
+      </w:r>
+      <w:proofErr w:type="spellEnd"/>
+      <w:r>
+        <w:t xml:space="preserve">1 </w:t>
+      </w:r>
+      <w:r>
+        <w:t>по</w:t>
+      </w:r>
+      <w:r>
+        <w:t xml:space="preserve"> </w:t>
+      </w:r>
+      <w:r>
+        <w:rPr>
+          <w:lang w:val="en-US"/>
+        </w:rPr>
+        <w:t>id</w:t>
+      </w:r>
+      <w:r>
+        <w:t xml:space="preserve"> «</w:t>
+      </w:r>
+      <w:r>
+        <w:t>example1_adress</w:t>
+      </w:r>
+      <w:r>
+        <w:t>».</w:t>
+      </w:r>
+    </w:p>
+    <w:p>
+      <w:pPr>
+        <w:pStyle w:val="UJPText"/>
+      </w:pPr>
+      <w:r>
+        <w:rPr>
+          <w:lang w:val="en-US"/>
+        </w:rPr>
+        <w:t>P</w:t>
+      </w:r>
+      <w:r>
+        <w:t>.</w:t>
+      </w:r>
+      <w:r>
+        <w:rPr>
+          <w:lang w:val="en-US"/>
+        </w:rPr>
+        <w:t>S</w:t>
+      </w:r>
+      <w:r>
+        <w:t xml:space="preserve">. </w:t>
+      </w:r>
+      <w:r>
+        <w:t>Все</w:t>
+      </w:r>
+      <w:r>
+        <w:t xml:space="preserve"> </w:t>
+      </w:r>
+      <w:r>
+        <w:t>название</w:t>
+      </w:r>
+      <w:r>
+        <w:t xml:space="preserve"> </w:t>
+      </w:r>
+      <w:r>
+        <w:t>колонок</w:t>
+      </w:r>
+      <w:r>
+        <w:t xml:space="preserve"> </w:t>
+      </w:r>
+      <w:r>
+        <w:rPr>
+          <w:lang w:val="en-US"/>
+        </w:rPr>
+        <w:t>ignore</w:t>
+      </w:r>
+      <w:r>
+        <w:t xml:space="preserve">, </w:t>
+      </w:r>
+      <w:r>
+        <w:rPr>
+          <w:lang w:val="en-US"/>
+        </w:rPr>
+        <w:t>id</w:t>
+      </w:r>
+      <w:r>
+        <w:t xml:space="preserve">, </w:t>
+      </w:r>
+      <w:r>
+        <w:rPr>
+          <w:lang w:val="en-US"/>
+        </w:rPr>
+        <w:t>name</w:t>
+      </w:r>
+      <w:r>
+        <w:t xml:space="preserve">, </w:t>
+      </w:r>
+      <w:r>
+        <w:rPr>
+          <w:lang w:val="en-US"/>
+        </w:rPr>
+        <w:t>type</w:t>
+      </w:r>
+      <w:r>
+        <w:t xml:space="preserve"> и т.д. можно переименовать по собственному усмотрению, главное чтобы значение в источнике данных и </w:t>
+      </w:r>
+      <w:proofErr w:type="spellStart"/>
+      <w:r>
+        <w:t>конфиге</w:t>
+      </w:r>
+      <w:proofErr w:type="spellEnd"/>
+      <w:r>
+        <w:t xml:space="preserve"> совпадало.</w:t>
+      </w:r>
+    </w:p>
+    <w:p>
+      <w:pPr>
+        <w:pStyle w:val="UJPText"/>
+      </w:pPr>
+      <w:r>
+        <w:t xml:space="preserve">В </w:t>
+      </w:r>
+      <w:r>
+        <w:rPr>
+          <w:lang w:val="en-US"/>
+        </w:rPr>
+        <w:t>features</w:t>
+      </w:r>
+      <w:r>
+        <w:t xml:space="preserve"> </w:t>
+      </w:r>
+      <w:r>
+        <w:t xml:space="preserve">необходимо перечислить весь список </w:t>
+      </w:r>
+      <w:proofErr w:type="spellStart"/>
+      <w:r>
+        <w:t>фичей</w:t>
+      </w:r>
+      <w:proofErr w:type="spellEnd"/>
+      <w:r>
+        <w:t xml:space="preserve">, которые необходимо </w:t>
+      </w:r>
+      <w:proofErr w:type="spellStart"/>
+      <w:r>
+        <w:t>спарсить</w:t>
+      </w:r>
+      <w:proofErr w:type="spellEnd"/>
+      <w:r>
+        <w:t xml:space="preserve">. Поле представляет из себя массив, где для каждого элемента необходимо заполнить: </w:t>
+      </w:r>
+    </w:p>
+    <w:p>
+      <w:pPr>
+        <w:pStyle w:val="UJPText"/>
+        <w:numPr>
+          <w:ilvl w:val="0"/>
+          <w:numId w:val="4"/>
+        </w:numPr>
+      </w:pPr>
+      <w:proofErr w:type="spellStart"/>
+      <w:r>
+        <w:rPr>
+          <w:b/>
+          <w:bCs/>
+        </w:rPr>
+        <w:t>featureName</w:t>
+      </w:r>
+      <w:proofErr w:type="spellEnd"/>
+      <w:r>
+        <w:t xml:space="preserve"> – название </w:t>
+      </w:r>
+      <w:proofErr w:type="spellStart"/>
+      <w:r>
+        <w:t>фичи</w:t>
+      </w:r>
+      <w:proofErr w:type="spellEnd"/>
+      <w:r>
+        <w:t xml:space="preserve"> по которому в колонке </w:t>
+      </w:r>
+      <w:proofErr w:type="spellStart"/>
+      <w:r>
+        <w:t>linkIdColumnName</w:t>
+      </w:r>
+      <w:proofErr w:type="spellEnd"/>
+      <w:r>
+        <w:t xml:space="preserve"> на первой страницы </w:t>
+      </w:r>
+      <w:proofErr w:type="spellStart"/>
+      <w:r>
+        <w:rPr>
+          <w:lang w:val="en-US"/>
+        </w:rPr>
+        <w:t>Lvl</w:t>
+      </w:r>
+      <w:proofErr w:type="spellEnd"/>
+      <w:r>
+        <w:t xml:space="preserve">0 </w:t>
+      </w:r>
+      <w:r>
+        <w:t xml:space="preserve">будет осуществлён </w:t>
+      </w:r>
+      <w:proofErr w:type="spellStart"/>
+      <w:r>
+        <w:t>парсинг</w:t>
+      </w:r>
+      <w:proofErr w:type="spellEnd"/>
+      <w:r>
+        <w:t>.</w:t>
+      </w:r>
+    </w:p>
+    <w:p>
+      <w:pPr>
+        <w:pStyle w:val="UJPText"/>
+        <w:numPr>
+          <w:ilvl w:val="0"/>
+          <w:numId w:val="4"/>
+        </w:numPr>
+      </w:pPr>
+      <w:proofErr w:type="spellStart"/>
+      <w:r>
+        <w:rPr>
+          <w:b/>
+          <w:bCs/>
+        </w:rPr>
+        <w:t>outputDirectory</w:t>
+      </w:r>
+      <w:proofErr w:type="spellEnd"/>
+      <w:r>
+        <w:t xml:space="preserve"> – указание директории куда разместить полученный </w:t>
+      </w:r>
+      <w:r>
+        <w:rPr>
+          <w:lang w:val="en-US"/>
+        </w:rPr>
+        <w:t>json</w:t>
+      </w:r>
+      <w:r>
+        <w:t xml:space="preserve"> </w:t>
+      </w:r>
+      <w:r>
+        <w:t xml:space="preserve">файл с именем </w:t>
+      </w:r>
+      <w:proofErr w:type="spellStart"/>
+      <w:r>
+        <w:t>outputFileName</w:t>
+      </w:r>
+      <w:proofErr w:type="spellEnd"/>
+      <w:r>
+        <w:t>. Можно указывать абсолютный или относительный путь.</w:t>
+      </w:r>
+    </w:p>
+    <w:p>
+      <w:pPr>
+        <w:pStyle w:val="UJPText"/>
+        <w:numPr>
+          <w:ilvl w:val="0"/>
+          <w:numId w:val="4"/>
+        </w:numPr>
+      </w:pPr>
+      <w:proofErr w:type="spellStart"/>
+      <w:r>
+        <w:rPr>
+          <w:b/>
+          <w:bCs/>
+        </w:rPr>
+        <w:t>outputFileName</w:t>
+      </w:r>
+      <w:proofErr w:type="spellEnd"/>
+      <w:r>
+        <w:t xml:space="preserve"> – имя получаемого </w:t>
+      </w:r>
+      <w:r>
+        <w:rPr>
+          <w:lang w:val="en-US"/>
+        </w:rPr>
+        <w:t>json</w:t>
+      </w:r>
+      <w:r>
+        <w:t xml:space="preserve"> </w:t>
+      </w:r>
+      <w:r>
+        <w:t>файла</w:t>
+      </w:r>
+    </w:p>
+    <w:p>
+      <w:pPr>
+        <w:pStyle w:val="UJPText"/>
+        <w:keepNext/>
+        <w:ind w:firstLine="0"/>
+        <w:jc w:val="center"/>
+      </w:pPr>
+      <w:r>
+        <w:drawing>
+          <wp:inline distT="0" distB="0" distL="0" distR="0" wp14:anchorId="75757FEF" wp14:editId="32A52AFD">
+            <wp:extent cx="5767793" cy="3362897"/>
+            <wp:effectExtent l="0" t="0" r="4445" b="9525"/>
+            <wp:docPr id="20" name="Picture 20"/>
+            <wp:cNvGraphicFramePr>
+              <a:graphicFrameLocks xmlns:a="http://schemas.openxmlformats.org/drawingml/2006/main" noChangeAspect="1"/>
+            </wp:cNvGraphicFramePr>
+            <a:graphic xmlns:a="http://schemas.openxmlformats.org/drawingml/2006/main">
+              <a:graphicData uri="http://schemas.openxmlformats.org/drawingml/2006/picture">
+                <pic:pic xmlns:pic="http://schemas.openxmlformats.org/drawingml/2006/picture">
+                  <pic:nvPicPr>
+                    <pic:cNvPr id="1" name=""/>
+                    <pic:cNvPicPr/>
+                  </pic:nvPicPr>
+                  <pic:blipFill>
+                    <a:blip r:embed="rId12"/>
+                    <a:stretch>
+                      <a:fillRect/>
+                    </a:stretch>
+                  </pic:blipFill>
+                  <pic:spPr>
+                    <a:xfrm>
+                      <a:off x="0" y="0"/>
+                      <a:ext cx="5776653" cy="3368063"/>
+                    </a:xfrm>
+                    <a:prstGeom prst="rect">
+                      <a:avLst/>
+                    </a:prstGeom>
+                  </pic:spPr>
+                </pic:pic>
+              </a:graphicData>
+            </a:graphic>
+          </wp:inline>
+        </w:drawing>
+      </w:r>
+    </w:p>
+    <w:p>
+      <w:pPr>
+        <w:pStyle w:val="Caption"/>
+      </w:pPr>
+      <w:r>
+        <w:t xml:space="preserve">Рис. </w:t>
+      </w:r>
+      <w:r>
+        <w:fldChar w:fldCharType="begin"/>
+      </w:r>
+      <w:r>
+        <w:instrText xml:space="preserve"> SEQ Рис. \* ARABIC </w:instrText>
+      </w:r>
+      <w:r>
+        <w:fldChar w:fldCharType="separate"/>
+      </w:r>
+      <w:r>
+        <w:rPr>
+          <w:noProof/>
+        </w:rPr>
+        <w:t>4</w:t>
+      </w:r>
+      <w:r>
+        <w:fldChar w:fldCharType="end"/>
+      </w:r>
+    </w:p>
+    <w:p>
+      <w:pPr>
+        <w:pStyle w:val="UJPText"/>
+        <w:rPr>
+          <w:b/>
+          <w:sz w:val="28"/>
+        </w:rPr>
+      </w:pPr>
+      <w:r>
+        <w:lastRenderedPageBreak/>
+        <w:br w:type="page"/>
+      </w:r>
+    </w:p>
+    <w:p>
+      <w:pPr>
+        <w:pStyle w:val="UJPHeader"/>
+      </w:pPr>
+      <w:r>
+        <w:lastRenderedPageBreak/>
+        <w:t xml:space="preserve">Настройка </w:t>
+      </w:r>
+      <w:proofErr w:type="spellStart"/>
+      <w:r>
+        <w:t>конфига</w:t>
+      </w:r>
+      <w:proofErr w:type="spellEnd"/>
+      <w:r>
+        <w:t xml:space="preserve"> </w:t>
+      </w:r>
+      <w:proofErr w:type="spellStart"/>
+      <w:r>
+        <w:t>парсинга</w:t>
+      </w:r>
+      <w:bookmarkEnd w:id="4"/>
+      <w:proofErr w:type="spellEnd"/>
+    </w:p>
+    <w:p>
+      <w:pPr>
+        <w:pStyle w:val="UJPSubheader"/>
+      </w:pPr>
+    </w:p>
+    <w:p>
+      <w:pPr>
+        <w:pStyle w:val="UJPText"/>
+      </w:pPr>
+      <w:proofErr w:type="spellStart"/>
+      <w:r>
+        <w:t>Парсер</w:t>
+      </w:r>
+      <w:proofErr w:type="spellEnd"/>
+      <w:r>
+        <w:t xml:space="preserve"> поддерживает два источника данных </w:t>
+      </w:r>
+      <w:r>
+        <w:rPr>
+          <w:lang w:val="en-US"/>
+        </w:rPr>
+        <w:t>Excel</w:t>
+      </w:r>
+      <w:r>
+        <w:t xml:space="preserve"> </w:t>
+      </w:r>
+      <w:r>
+        <w:t xml:space="preserve">и </w:t>
+      </w:r>
+      <w:proofErr w:type="spellStart"/>
+      <w:r>
+        <w:rPr>
+          <w:lang w:val="en-US"/>
+        </w:rPr>
+        <w:t>GoogleSheet</w:t>
+      </w:r>
+      <w:r>
+        <w:rPr>
+          <w:lang w:val="en-US"/>
+        </w:rPr>
+        <w:t>s</w:t>
+      </w:r>
+      <w:proofErr w:type="spellEnd"/>
+      <w:r>
+        <w:t xml:space="preserve">. </w:t>
+      </w:r>
+      <w:r>
+        <w:t xml:space="preserve">Для переключения между источниками необходимо в </w:t>
+      </w:r>
+      <w:proofErr w:type="spellStart"/>
+      <w:r>
+        <w:t>конфиге</w:t>
+      </w:r>
+      <w:proofErr w:type="spellEnd"/>
+      <w:r>
+        <w:t xml:space="preserve"> изменить поле </w:t>
+      </w:r>
+      <w:proofErr w:type="spellStart"/>
+      <w:r>
+        <w:rPr>
+          <w:rFonts w:cs="Times New Roman"/>
+          <w:b/>
+          <w:bCs/>
+        </w:rPr>
+        <w:t>selectedSourceType</w:t>
+      </w:r>
+      <w:proofErr w:type="spellEnd"/>
+      <w:r>
+        <w:t xml:space="preserve"> на </w:t>
+      </w:r>
+      <w:r>
+        <w:rPr>
+          <w:lang w:val="en-US"/>
+        </w:rPr>
+        <w:t>Excel</w:t>
+      </w:r>
+      <w:r>
+        <w:t xml:space="preserve"> или </w:t>
+      </w:r>
+      <w:proofErr w:type="spellStart"/>
+      <w:r>
+        <w:rPr>
+          <w:lang w:val="en-US"/>
+        </w:rPr>
+        <w:t>GoogleSheets</w:t>
+      </w:r>
+      <w:proofErr w:type="spellEnd"/>
+      <w:r>
+        <w:t xml:space="preserve">. Настройка каждого источника осуществляется отдельно в соответствующих разделах </w:t>
+      </w:r>
+      <w:proofErr w:type="spellStart"/>
+      <w:r>
+        <w:rPr>
+          <w:b/>
+          <w:bCs/>
+          <w:lang w:val="en-US"/>
+        </w:rPr>
+        <w:t>excelSource</w:t>
+      </w:r>
+      <w:proofErr w:type="spellEnd"/>
+      <w:r>
+        <w:t xml:space="preserve"> </w:t>
+      </w:r>
+      <w:r>
+        <w:t xml:space="preserve">или </w:t>
+      </w:r>
+      <w:proofErr w:type="spellStart"/>
+      <w:r>
+        <w:rPr>
+          <w:b/>
+          <w:bCs/>
+        </w:rPr>
+        <w:t>googleSheetsSource</w:t>
+      </w:r>
+      <w:proofErr w:type="spellEnd"/>
+      <w:r>
+        <w:rPr>
+          <w:b/>
+          <w:bCs/>
+        </w:rPr>
+        <w:t xml:space="preserve"> </w:t>
+      </w:r>
+      <w:r>
+        <w:t>(</w:t>
+      </w:r>
+      <w:r>
+        <w:fldChar w:fldCharType="begin"/>
+      </w:r>
+      <w:r>
+        <w:instrText xml:space="preserve"> REF _Ref200712666 \h </w:instrText>
+      </w:r>
+      <w:r>
+        <w:fldChar w:fldCharType="separate"/>
+      </w:r>
+      <w:r>
+        <w:t xml:space="preserve">Рис. </w:t>
+      </w:r>
+      <w:r>
+        <w:rPr>
+          <w:noProof/>
+        </w:rPr>
+        <w:t>2</w:t>
+      </w:r>
+      <w:r>
+        <w:fldChar w:fldCharType="end"/>
+      </w:r>
+      <w:r>
+        <w:t>)</w:t>
+      </w:r>
+      <w:r>
+        <w:t>.</w:t>
+      </w:r>
+    </w:p>
+    <w:p>
+      <w:pPr>
+        <w:pStyle w:val="UJPText"/>
+        <w:keepNext/>
+        <w:ind w:firstLine="0"/>
+        <w:jc w:val="center"/>
+      </w:pPr>
+      <w:r>
+        <w:rPr>
+          <w:noProof/>
+        </w:rPr>
         <w:drawing>
           <wp:inline distT="0" distB="0" distL="0" distR="0" wp14:anchorId="5F9A66E1" wp14:editId="4F6DAA4E">
             <wp:extent cx="6480175" cy="1657985"/>
@@ -732,7 +2899,7 @@
                     <pic:cNvPicPr/>
                   </pic:nvPicPr>
                   <pic:blipFill>
-                    <a:blip r:embed="rId6"/>
+                    <a:blip r:embed="rId13"/>
                     <a:stretch>
                       <a:fillRect/>
                     </a:stretch>
@@ -762,19 +2929,32 @@
       <w:pPr>
         <w:pStyle w:val="Caption"/>
       </w:pPr>
-      <w:bookmarkStart w:id="1" w:name="_Ref200712666"/>
+      <w:bookmarkStart w:id="5" w:name="_Ref200712666"/>
       <w:r>
         <w:t xml:space="preserve">Рис. </w:t>
       </w:r>
-      <w:fldSimple w:instr=" SEQ Рис. \* ARABIC ">
-        <w:r>
-          <w:rPr>
-            <w:noProof/>
-          </w:rPr>
-          <w:t>1</w:t>
-        </w:r>
-      </w:fldSimple>
-      <w:bookmarkEnd w:id="1"/>
+      <w:r>
+        <w:fldChar w:fldCharType="begin"/>
+      </w:r>
+      <w:r>
+        <w:instrText xml:space="preserve"> SEQ Рис. \* ARABIC </w:instrText>
+      </w:r>
+      <w:r>
+        <w:fldChar w:fldCharType="separate"/>
+      </w:r>
+      <w:r>
+        <w:rPr>
+          <w:noProof/>
+        </w:rPr>
+        <w:t>5</w:t>
+      </w:r>
+      <w:r>
+        <w:rPr>
+          <w:noProof/>
+        </w:rPr>
+        <w:fldChar w:fldCharType="end"/>
+      </w:r>
+      <w:bookmarkEnd w:id="5"/>
       <w:r>
         <w:t xml:space="preserve"> </w:t>
       </w:r>
@@ -785,11 +2965,8 @@
     <w:p>
       <w:pPr>
         <w:pStyle w:val="UJPSubheader"/>
-        <w:rPr>
-          <w:lang w:val="en-US"/>
-        </w:rPr>
-      </w:pPr>
-      <w:bookmarkStart w:id="2" w:name="_Toc200712919"/>
+      </w:pPr>
+      <w:bookmarkStart w:id="6" w:name="_Toc200717505"/>
       <w:r>
         <w:t xml:space="preserve">Настройка </w:t>
       </w:r>
@@ -807,7 +2984,7 @@
         </w:rPr>
         <w:t>Excel</w:t>
       </w:r>
-      <w:bookmarkEnd w:id="2"/>
+      <w:bookmarkEnd w:id="6"/>
     </w:p>
     <w:p>
       <w:pPr>
@@ -903,7 +3080,7 @@
         <w:rPr>
           <w:noProof/>
         </w:rPr>
-        <w:t>2</w:t>
+        <w:t>3</w:t>
       </w:r>
       <w:r>
         <w:fldChar w:fldCharType="end"/>
@@ -920,14 +3097,11 @@
         <w:jc w:val="center"/>
       </w:pPr>
       <w:r>
-        <w:rPr>
-          <w:lang w:val="en-US"/>
-        </w:rPr>
         <w:drawing>
-          <wp:inline distT="0" distB="0" distL="0" distR="0" wp14:anchorId="00187128" wp14:editId="0F9E5D69">
-            <wp:extent cx="6480175" cy="1881505"/>
-            <wp:effectExtent l="0" t="0" r="0" b="4445"/>
-            <wp:docPr id="2" name="Picture 2"/>
+          <wp:inline distT="0" distB="0" distL="0" distR="0" wp14:anchorId="5C9919EA" wp14:editId="1B2A96A4">
+            <wp:extent cx="6480175" cy="1418590"/>
+            <wp:effectExtent l="0" t="0" r="0" b="0"/>
+            <wp:docPr id="15" name="Picture 15"/>
             <wp:cNvGraphicFramePr>
               <a:graphicFrameLocks xmlns:a="http://schemas.openxmlformats.org/drawingml/2006/main" noChangeAspect="1"/>
             </wp:cNvGraphicFramePr>
@@ -947,7 +3121,7 @@
                   <pic:spPr>
                     <a:xfrm>
                       <a:off x="0" y="0"/>
-                      <a:ext cx="6480175" cy="1881505"/>
+                      <a:ext cx="6480175" cy="1418590"/>
                     </a:xfrm>
                     <a:prstGeom prst="rect">
                       <a:avLst/>
@@ -964,19 +3138,32 @@
       <w:pPr>
         <w:pStyle w:val="Caption"/>
       </w:pPr>
-      <w:bookmarkStart w:id="3" w:name="_Ref200713857"/>
+      <w:bookmarkStart w:id="7" w:name="_Ref200713857"/>
       <w:r>
         <w:t xml:space="preserve">Рис. </w:t>
       </w:r>
-      <w:fldSimple w:instr=" SEQ Рис. \* ARABIC ">
-        <w:r>
-          <w:rPr>
-            <w:noProof/>
-          </w:rPr>
-          <w:t>2</w:t>
-        </w:r>
-      </w:fldSimple>
-      <w:bookmarkEnd w:id="3"/>
+      <w:r>
+        <w:fldChar w:fldCharType="begin"/>
+      </w:r>
+      <w:r>
+        <w:instrText xml:space="preserve"> SEQ Рис. \* ARABIC </w:instrText>
+      </w:r>
+      <w:r>
+        <w:fldChar w:fldCharType="separate"/>
+      </w:r>
+      <w:r>
+        <w:rPr>
+          <w:noProof/>
+        </w:rPr>
+        <w:t>6</w:t>
+      </w:r>
+      <w:r>
+        <w:rPr>
+          <w:noProof/>
+        </w:rPr>
+        <w:fldChar w:fldCharType="end"/>
+      </w:r>
+      <w:bookmarkEnd w:id="7"/>
     </w:p>
     <w:p>
       <w:pPr>
@@ -1174,6 +3361,7 @@
       </w:pPr>
       <w:r>
         <w:rPr>
+          <w:noProof/>
           <w:lang w:val="en-US"/>
         </w:rPr>
         <w:drawing>
@@ -1192,7 +3380,7 @@
                     <pic:cNvPicPr/>
                   </pic:nvPicPr>
                   <pic:blipFill>
-                    <a:blip r:embed="rId8"/>
+                    <a:blip r:embed="rId14"/>
                     <a:stretch>
                       <a:fillRect/>
                     </a:stretch>
@@ -1223,7 +3411,6 @@
       </w:pPr>
       <w:proofErr w:type="spellStart"/>
       <w:r>
-        <w:lastRenderedPageBreak/>
         <w:t>featuresParsing</w:t>
       </w:r>
       <w:proofErr w:type="spellEnd"/>
@@ -1235,6 +3422,10 @@
         <w:jc w:val="center"/>
       </w:pPr>
       <w:r>
+        <w:rPr>
+          <w:noProof/>
+        </w:rPr>
+        <w:lastRenderedPageBreak/>
         <w:drawing>
           <wp:inline distT="0" distB="0" distL="0" distR="0" wp14:anchorId="53739636" wp14:editId="145665DE">
             <wp:extent cx="6211167" cy="5391902"/>
@@ -1251,7 +3442,7 @@
                     <pic:cNvPicPr/>
                   </pic:nvPicPr>
                   <pic:blipFill>
-                    <a:blip r:embed="rId9"/>
+                    <a:blip r:embed="rId15"/>
                     <a:stretch>
                       <a:fillRect/>
                     </a:stretch>
@@ -1302,7 +3493,7 @@
       <w:pPr>
         <w:pStyle w:val="UJPSubheader"/>
       </w:pPr>
-      <w:bookmarkStart w:id="4" w:name="_Toc200712920"/>
+      <w:bookmarkStart w:id="8" w:name="_Toc200717506"/>
       <w:r>
         <w:t xml:space="preserve">Настройка </w:t>
       </w:r>
@@ -1321,22 +3512,7 @@
         </w:rPr>
         <w:t>GoogleSheets</w:t>
       </w:r>
-      <w:bookmarkEnd w:id="4"/>
-      <w:proofErr w:type="spellEnd"/>
-    </w:p>
-    <w:p>
-      <w:pPr>
-        <w:pStyle w:val="UJPSubheader"/>
-      </w:pPr>
-      <w:bookmarkStart w:id="5" w:name="_Hlk200715306"/>
-      <w:r>
-        <w:t xml:space="preserve">Правила заполнения семантики </w:t>
-      </w:r>
-      <w:proofErr w:type="spellStart"/>
-      <w:r>
-        <w:t>парсинга</w:t>
-      </w:r>
-      <w:bookmarkEnd w:id="5"/>
+      <w:bookmarkEnd w:id="8"/>
       <w:proofErr w:type="spellEnd"/>
     </w:p>
     <w:sectPr>
@@ -1465,6 +3641,119 @@
     </w:lvl>
   </w:abstractNum>
   <w:abstractNum w:abstractNumId="1" w15:restartNumberingAfterBreak="0">
+    <w:nsid w:val="1E9165AE"/>
+    <w:multiLevelType w:val="hybridMultilevel"/>
+    <w:tmpl w:val="42A29992"/>
+    <w:lvl w:ilvl="0" w:tplc="04190001">
+      <w:start w:val="1"/>
+      <w:numFmt w:val="bullet"/>
+      <w:lvlText w:val=""/>
+      <w:lvlJc w:val="left"/>
+      <w:pPr>
+        <w:ind w:left="1429" w:hanging="360"/>
+      </w:pPr>
+      <w:rPr>
+        <w:rFonts w:ascii="Symbol" w:hAnsi="Symbol" w:hint="default"/>
+      </w:rPr>
+    </w:lvl>
+    <w:lvl w:ilvl="1" w:tplc="04190003" w:tentative="1">
+      <w:start w:val="1"/>
+      <w:numFmt w:val="bullet"/>
+      <w:lvlText w:val="o"/>
+      <w:lvlJc w:val="left"/>
+      <w:pPr>
+        <w:ind w:left="2149" w:hanging="360"/>
+      </w:pPr>
+      <w:rPr>
+        <w:rFonts w:ascii="Courier New" w:hAnsi="Courier New" w:cs="Courier New" w:hint="default"/>
+      </w:rPr>
+    </w:lvl>
+    <w:lvl w:ilvl="2" w:tplc="04190005" w:tentative="1">
+      <w:start w:val="1"/>
+      <w:numFmt w:val="bullet"/>
+      <w:lvlText w:val=""/>
+      <w:lvlJc w:val="left"/>
+      <w:pPr>
+        <w:ind w:left="2869" w:hanging="360"/>
+      </w:pPr>
+      <w:rPr>
+        <w:rFonts w:ascii="Wingdings" w:hAnsi="Wingdings" w:hint="default"/>
+      </w:rPr>
+    </w:lvl>
+    <w:lvl w:ilvl="3" w:tplc="04190001" w:tentative="1">
+      <w:start w:val="1"/>
+      <w:numFmt w:val="bullet"/>
+      <w:lvlText w:val=""/>
+      <w:lvlJc w:val="left"/>
+      <w:pPr>
+        <w:ind w:left="3589" w:hanging="360"/>
+      </w:pPr>
+      <w:rPr>
+        <w:rFonts w:ascii="Symbol" w:hAnsi="Symbol" w:hint="default"/>
+      </w:rPr>
+    </w:lvl>
+    <w:lvl w:ilvl="4" w:tplc="04190003" w:tentative="1">
+      <w:start w:val="1"/>
+      <w:numFmt w:val="bullet"/>
+      <w:lvlText w:val="o"/>
+      <w:lvlJc w:val="left"/>
+      <w:pPr>
+        <w:ind w:left="4309" w:hanging="360"/>
+      </w:pPr>
+      <w:rPr>
+        <w:rFonts w:ascii="Courier New" w:hAnsi="Courier New" w:cs="Courier New" w:hint="default"/>
+      </w:rPr>
+    </w:lvl>
+    <w:lvl w:ilvl="5" w:tplc="04190005" w:tentative="1">
+      <w:start w:val="1"/>
+      <w:numFmt w:val="bullet"/>
+      <w:lvlText w:val=""/>
+      <w:lvlJc w:val="left"/>
+      <w:pPr>
+        <w:ind w:left="5029" w:hanging="360"/>
+      </w:pPr>
+      <w:rPr>
+        <w:rFonts w:ascii="Wingdings" w:hAnsi="Wingdings" w:hint="default"/>
+      </w:rPr>
+    </w:lvl>
+    <w:lvl w:ilvl="6" w:tplc="04190001" w:tentative="1">
+      <w:start w:val="1"/>
+      <w:numFmt w:val="bullet"/>
+      <w:lvlText w:val=""/>
+      <w:lvlJc w:val="left"/>
+      <w:pPr>
+        <w:ind w:left="5749" w:hanging="360"/>
+      </w:pPr>
+      <w:rPr>
+        <w:rFonts w:ascii="Symbol" w:hAnsi="Symbol" w:hint="default"/>
+      </w:rPr>
+    </w:lvl>
+    <w:lvl w:ilvl="7" w:tplc="04190003" w:tentative="1">
+      <w:start w:val="1"/>
+      <w:numFmt w:val="bullet"/>
+      <w:lvlText w:val="o"/>
+      <w:lvlJc w:val="left"/>
+      <w:pPr>
+        <w:ind w:left="6469" w:hanging="360"/>
+      </w:pPr>
+      <w:rPr>
+        <w:rFonts w:ascii="Courier New" w:hAnsi="Courier New" w:cs="Courier New" w:hint="default"/>
+      </w:rPr>
+    </w:lvl>
+    <w:lvl w:ilvl="8" w:tplc="04190005" w:tentative="1">
+      <w:start w:val="1"/>
+      <w:numFmt w:val="bullet"/>
+      <w:lvlText w:val=""/>
+      <w:lvlJc w:val="left"/>
+      <w:pPr>
+        <w:ind w:left="7189" w:hanging="360"/>
+      </w:pPr>
+      <w:rPr>
+        <w:rFonts w:ascii="Wingdings" w:hAnsi="Wingdings" w:hint="default"/>
+      </w:rPr>
+    </w:lvl>
+  </w:abstractNum>
+  <w:abstractNum w:abstractNumId="2" w15:restartNumberingAfterBreak="0">
     <w:nsid w:val="2DA96010"/>
     <w:multiLevelType w:val="hybridMultilevel"/>
     <w:tmpl w:val="4E6C02A2"/>
@@ -1576,11 +3865,130 @@
       </w:rPr>
     </w:lvl>
   </w:abstractNum>
+  <w:abstractNum w:abstractNumId="3" w15:restartNumberingAfterBreak="0">
+    <w:nsid w:val="67A736FA"/>
+    <w:multiLevelType w:val="hybridMultilevel"/>
+    <w:tmpl w:val="B9405184"/>
+    <w:lvl w:ilvl="0" w:tplc="04190001">
+      <w:start w:val="1"/>
+      <w:numFmt w:val="bullet"/>
+      <w:lvlText w:val=""/>
+      <w:lvlJc w:val="left"/>
+      <w:pPr>
+        <w:ind w:left="1429" w:hanging="360"/>
+      </w:pPr>
+      <w:rPr>
+        <w:rFonts w:ascii="Symbol" w:hAnsi="Symbol" w:hint="default"/>
+      </w:rPr>
+    </w:lvl>
+    <w:lvl w:ilvl="1" w:tplc="04190003" w:tentative="1">
+      <w:start w:val="1"/>
+      <w:numFmt w:val="bullet"/>
+      <w:lvlText w:val="o"/>
+      <w:lvlJc w:val="left"/>
+      <w:pPr>
+        <w:ind w:left="2149" w:hanging="360"/>
+      </w:pPr>
+      <w:rPr>
+        <w:rFonts w:ascii="Courier New" w:hAnsi="Courier New" w:cs="Courier New" w:hint="default"/>
+      </w:rPr>
+    </w:lvl>
+    <w:lvl w:ilvl="2" w:tplc="04190005" w:tentative="1">
+      <w:start w:val="1"/>
+      <w:numFmt w:val="bullet"/>
+      <w:lvlText w:val=""/>
+      <w:lvlJc w:val="left"/>
+      <w:pPr>
+        <w:ind w:left="2869" w:hanging="360"/>
+      </w:pPr>
+      <w:rPr>
+        <w:rFonts w:ascii="Wingdings" w:hAnsi="Wingdings" w:hint="default"/>
+      </w:rPr>
+    </w:lvl>
+    <w:lvl w:ilvl="3" w:tplc="04190001" w:tentative="1">
+      <w:start w:val="1"/>
+      <w:numFmt w:val="bullet"/>
+      <w:lvlText w:val=""/>
+      <w:lvlJc w:val="left"/>
+      <w:pPr>
+        <w:ind w:left="3589" w:hanging="360"/>
+      </w:pPr>
+      <w:rPr>
+        <w:rFonts w:ascii="Symbol" w:hAnsi="Symbol" w:hint="default"/>
+      </w:rPr>
+    </w:lvl>
+    <w:lvl w:ilvl="4" w:tplc="04190003" w:tentative="1">
+      <w:start w:val="1"/>
+      <w:numFmt w:val="bullet"/>
+      <w:lvlText w:val="o"/>
+      <w:lvlJc w:val="left"/>
+      <w:pPr>
+        <w:ind w:left="4309" w:hanging="360"/>
+      </w:pPr>
+      <w:rPr>
+        <w:rFonts w:ascii="Courier New" w:hAnsi="Courier New" w:cs="Courier New" w:hint="default"/>
+      </w:rPr>
+    </w:lvl>
+    <w:lvl w:ilvl="5" w:tplc="04190005" w:tentative="1">
+      <w:start w:val="1"/>
+      <w:numFmt w:val="bullet"/>
+      <w:lvlText w:val=""/>
+      <w:lvlJc w:val="left"/>
+      <w:pPr>
+        <w:ind w:left="5029" w:hanging="360"/>
+      </w:pPr>
+      <w:rPr>
+        <w:rFonts w:ascii="Wingdings" w:hAnsi="Wingdings" w:hint="default"/>
+      </w:rPr>
+    </w:lvl>
+    <w:lvl w:ilvl="6" w:tplc="04190001" w:tentative="1">
+      <w:start w:val="1"/>
+      <w:numFmt w:val="bullet"/>
+      <w:lvlText w:val=""/>
+      <w:lvlJc w:val="left"/>
+      <w:pPr>
+        <w:ind w:left="5749" w:hanging="360"/>
+      </w:pPr>
+      <w:rPr>
+        <w:rFonts w:ascii="Symbol" w:hAnsi="Symbol" w:hint="default"/>
+      </w:rPr>
+    </w:lvl>
+    <w:lvl w:ilvl="7" w:tplc="04190003" w:tentative="1">
+      <w:start w:val="1"/>
+      <w:numFmt w:val="bullet"/>
+      <w:lvlText w:val="o"/>
+      <w:lvlJc w:val="left"/>
+      <w:pPr>
+        <w:ind w:left="6469" w:hanging="360"/>
+      </w:pPr>
+      <w:rPr>
+        <w:rFonts w:ascii="Courier New" w:hAnsi="Courier New" w:cs="Courier New" w:hint="default"/>
+      </w:rPr>
+    </w:lvl>
+    <w:lvl w:ilvl="8" w:tplc="04190005" w:tentative="1">
+      <w:start w:val="1"/>
+      <w:numFmt w:val="bullet"/>
+      <w:lvlText w:val=""/>
+      <w:lvlJc w:val="left"/>
+      <w:pPr>
+        <w:ind w:left="7189" w:hanging="360"/>
+      </w:pPr>
+      <w:rPr>
+        <w:rFonts w:ascii="Wingdings" w:hAnsi="Wingdings" w:hint="default"/>
+      </w:rPr>
+    </w:lvl>
+  </w:abstractNum>
   <w:num w:numId="1">
-    <w:abstractNumId w:val="1"/>
+    <w:abstractNumId w:val="2"/>
   </w:num>
   <w:num w:numId="2">
     <w:abstractNumId w:val="0"/>
+  </w:num>
+  <w:num w:numId="3">
+    <w:abstractNumId w:val="3"/>
+  </w:num>
+  <w:num w:numId="4">
+    <w:abstractNumId w:val="1"/>
   </w:num>
 </w:numbering>
 </file>
@@ -2185,7 +4593,10 @@
     <w:basedOn w:val="UJPSubheader"/>
     <w:link w:val="UJPTextChar"/>
     <w:qFormat/>
-    <w:rsid w:val="0054022F"/>
+    <w:rsid w:val="0043765B"/>
+    <w:pPr>
+      <w:jc w:val="both"/>
+    </w:pPr>
     <w:rPr>
       <w:b w:val="0"/>
     </w:rPr>
@@ -2226,7 +4637,7 @@
     <w:name w:val="UJP.Text Char"/>
     <w:basedOn w:val="UJPSubheaderChar"/>
     <w:link w:val="UJPText"/>
-    <w:rsid w:val="0054022F"/>
+    <w:rsid w:val="0043765B"/>
     <w:rPr>
       <w:rFonts w:ascii="Times New Roman" w:hAnsi="Times New Roman"/>
       <w:b w:val="0"/>

--- a/Parser2/Example/Instruction/Instruction.docx
+++ b/Parser2/Example/Instruction/Instruction.docx
@@ -729,10 +729,7 @@
         <w:t>json</w:t>
       </w:r>
       <w:r>
-        <w:t xml:space="preserve"> </w:t>
-      </w:r>
-      <w:r>
-        <w:t>- структура в виде дерева</w:t>
+        <w:t xml:space="preserve"> - структура в виде дерева</w:t>
       </w:r>
       <w:bookmarkEnd w:id="2"/>
     </w:p>
@@ -770,6 +767,7 @@
       </w:pPr>
       <w:r>
         <w:rPr>
+          <w:noProof/>
           <w:highlight w:val="yellow"/>
           <w:lang w:val="en-US"/>
         </w:rPr>
@@ -880,10 +878,7 @@
         <w:t xml:space="preserve"> </w:t>
       </w:r>
       <w:r>
-        <w:t>файл (см</w:t>
-      </w:r>
-      <w:r>
-        <w:t xml:space="preserve"> </w:t>
+        <w:t xml:space="preserve">файл (см </w:t>
       </w:r>
       <w:r>
         <w:fldChar w:fldCharType="begin"/>
@@ -918,6 +913,9 @@
         <w:jc w:val="center"/>
       </w:pPr>
       <w:r>
+        <w:rPr>
+          <w:noProof/>
+        </w:rPr>
         <w:drawing>
           <wp:inline distT="0" distB="0" distL="0" distR="0" wp14:anchorId="7F363748" wp14:editId="11E656C0">
             <wp:extent cx="6480175" cy="1418590"/>
@@ -963,27 +961,14 @@
       <w:r>
         <w:t xml:space="preserve">Рис. </w:t>
       </w:r>
-      <w:r>
-        <w:fldChar w:fldCharType="begin"/>
-      </w:r>
-      <w:r>
-        <w:instrText xml:space="preserve"> SEQ Рис. \* ARABIC </w:instrText>
-      </w:r>
-      <w:r>
-        <w:fldChar w:fldCharType="separate"/>
-      </w:r>
-      <w:r>
-        <w:rPr>
-          <w:noProof/>
-        </w:rPr>
-        <w:t>1</w:t>
-      </w:r>
-      <w:r>
-        <w:rPr>
-          <w:noProof/>
-        </w:rPr>
-        <w:fldChar w:fldCharType="end"/>
-      </w:r>
+      <w:fldSimple w:instr=" SEQ Рис. \* ARABIC ">
+        <w:r>
+          <w:rPr>
+            <w:noProof/>
+          </w:rPr>
+          <w:t>1</w:t>
+        </w:r>
+      </w:fldSimple>
       <w:bookmarkEnd w:id="3"/>
     </w:p>
     <w:p>
@@ -1010,6 +995,9 @@
         <w:jc w:val="center"/>
       </w:pPr>
       <w:r>
+        <w:rPr>
+          <w:noProof/>
+        </w:rPr>
         <w:lastRenderedPageBreak/>
         <w:drawing>
           <wp:inline distT="0" distB="0" distL="0" distR="0" wp14:anchorId="47144F01" wp14:editId="7127B440">
@@ -1055,24 +1043,14 @@
       <w:r>
         <w:t xml:space="preserve">Рис. </w:t>
       </w:r>
-      <w:r>
-        <w:fldChar w:fldCharType="begin"/>
-      </w:r>
-      <w:r>
-        <w:instrText xml:space="preserve"> SEQ Рис. \* ARABIC </w:instrText>
-      </w:r>
-      <w:r>
-        <w:fldChar w:fldCharType="separate"/>
-      </w:r>
-      <w:r>
-        <w:rPr>
-          <w:noProof/>
-        </w:rPr>
-        <w:t>2</w:t>
-      </w:r>
-      <w:r>
-        <w:fldChar w:fldCharType="end"/>
-      </w:r>
+      <w:fldSimple w:instr=" SEQ Рис. \* ARABIC ">
+        <w:r>
+          <w:rPr>
+            <w:noProof/>
+          </w:rPr>
+          <w:t>2</w:t>
+        </w:r>
+      </w:fldSimple>
     </w:p>
     <w:p>
       <w:pPr>
@@ -1156,9 +1134,6 @@
     <w:p>
       <w:pPr>
         <w:pStyle w:val="UJPText"/>
-        <w:rPr>
-          <w:lang w:val="en-US"/>
-        </w:rPr>
       </w:pPr>
       <w:r>
         <w:rPr>
@@ -1182,15 +1157,15 @@
     <w:p>
       <w:pPr>
         <w:pStyle w:val="UJPText"/>
-        <w:rPr>
-          <w:lang w:val="en-US"/>
-        </w:rPr>
-      </w:pPr>
-      <w:r>
-        <w:rPr>
-          <w:lang w:val="en-US"/>
-        </w:rPr>
-        <w:t xml:space="preserve">Value – </w:t>
+      </w:pPr>
+      <w:r>
+        <w:rPr>
+          <w:lang w:val="en-US"/>
+        </w:rPr>
+        <w:t>Value</w:t>
+      </w:r>
+      <w:r>
+        <w:t xml:space="preserve"> – </w:t>
       </w:r>
       <w:r>
         <w:t xml:space="preserve">значение поля </w:t>
@@ -1205,9 +1180,6 @@
     <w:p>
       <w:pPr>
         <w:pStyle w:val="UJPText"/>
-        <w:rPr>
-          <w:lang w:val="en-US"/>
-        </w:rPr>
       </w:pPr>
     </w:p>
     <w:p>
@@ -1341,24 +1313,14 @@
       <w:r>
         <w:t xml:space="preserve">Рис. </w:t>
       </w:r>
-      <w:r>
-        <w:fldChar w:fldCharType="begin"/>
-      </w:r>
-      <w:r>
-        <w:instrText xml:space="preserve"> SEQ Рис. \* ARABIC </w:instrText>
-      </w:r>
-      <w:r>
-        <w:fldChar w:fldCharType="separate"/>
-      </w:r>
-      <w:r>
-        <w:rPr>
-          <w:noProof/>
-        </w:rPr>
-        <w:t>3</w:t>
-      </w:r>
-      <w:r>
-        <w:fldChar w:fldCharType="end"/>
-      </w:r>
+      <w:fldSimple w:instr=" SEQ Рис. \* ARABIC ">
+        <w:r>
+          <w:rPr>
+            <w:noProof/>
+          </w:rPr>
+          <w:t>3</w:t>
+        </w:r>
+      </w:fldSimple>
     </w:p>
     <w:p>
       <w:pPr>
@@ -1386,6 +1348,9 @@
         <w:jc w:val="center"/>
       </w:pPr>
       <w:r>
+        <w:rPr>
+          <w:noProof/>
+        </w:rPr>
         <w:lastRenderedPageBreak/>
         <w:drawing>
           <wp:inline distT="0" distB="0" distL="0" distR="0" wp14:anchorId="086A637D" wp14:editId="28EC32AE">
@@ -1434,6 +1399,9 @@
         <w:jc w:val="center"/>
       </w:pPr>
       <w:r>
+        <w:rPr>
+          <w:noProof/>
+        </w:rPr>
         <w:drawing>
           <wp:inline distT="0" distB="0" distL="0" distR="0" wp14:anchorId="0A21AFBA" wp14:editId="55C702BF">
             <wp:extent cx="5398173" cy="3266410"/>
@@ -1538,14 +1506,7 @@
           <w:b/>
           <w:bCs/>
         </w:rPr>
-        <w:t>«</w:t>
-      </w:r>
-      <w:r>
-        <w:rPr>
-          <w:b/>
-          <w:bCs/>
-        </w:rPr>
-        <w:t xml:space="preserve">Настройка </w:t>
+        <w:t xml:space="preserve">«Настройка </w:t>
       </w:r>
       <w:proofErr w:type="spellStart"/>
       <w:r>
@@ -1587,14 +1548,7 @@
           <w:b/>
           <w:bCs/>
         </w:rPr>
-        <w:t>и «</w:t>
-      </w:r>
-      <w:r>
-        <w:rPr>
-          <w:b/>
-          <w:bCs/>
-        </w:rPr>
-        <w:t xml:space="preserve">Настройка </w:t>
+        <w:t xml:space="preserve">и «Настройка </w:t>
       </w:r>
       <w:proofErr w:type="spellStart"/>
       <w:r>
@@ -2620,6 +2574,9 @@
         <w:jc w:val="center"/>
       </w:pPr>
       <w:r>
+        <w:rPr>
+          <w:noProof/>
+        </w:rPr>
         <w:drawing>
           <wp:inline distT="0" distB="0" distL="0" distR="0" wp14:anchorId="75757FEF" wp14:editId="32A52AFD">
             <wp:extent cx="5767793" cy="3362897"/>
@@ -2664,23 +2621,376 @@
       <w:r>
         <w:t xml:space="preserve">Рис. </w:t>
       </w:r>
-      <w:r>
-        <w:fldChar w:fldCharType="begin"/>
-      </w:r>
-      <w:r>
-        <w:instrText xml:space="preserve"> SEQ Рис. \* ARABIC </w:instrText>
-      </w:r>
-      <w:r>
-        <w:fldChar w:fldCharType="separate"/>
-      </w:r>
-      <w:r>
-        <w:rPr>
-          <w:noProof/>
-        </w:rPr>
-        <w:t>4</w:t>
-      </w:r>
-      <w:r>
-        <w:fldChar w:fldCharType="end"/>
+      <w:fldSimple w:instr=" SEQ Рис. \* ARABIC ">
+        <w:r>
+          <w:rPr>
+            <w:noProof/>
+          </w:rPr>
+          <w:t>4</w:t>
+        </w:r>
+      </w:fldSimple>
+    </w:p>
+    <w:p>
+      <w:pPr>
+        <w:pStyle w:val="UJPSubheader"/>
+      </w:pPr>
+      <w:r>
+        <w:lastRenderedPageBreak/>
+        <w:t xml:space="preserve">Типы данных </w:t>
+      </w:r>
+      <w:proofErr w:type="spellStart"/>
+      <w:r>
+        <w:t>симантики</w:t>
+      </w:r>
+      <w:proofErr w:type="spellEnd"/>
+    </w:p>
+    <w:p>
+      <w:pPr>
+        <w:pStyle w:val="UJPText"/>
+      </w:pPr>
+      <w:proofErr w:type="spellStart"/>
+      <w:r>
+        <w:t>Парсер</w:t>
+      </w:r>
+      <w:proofErr w:type="spellEnd"/>
+      <w:r>
+        <w:t xml:space="preserve"> поддерживает следующий типы данных:</w:t>
+      </w:r>
+    </w:p>
+    <w:p>
+      <w:pPr>
+        <w:pStyle w:val="UJPText"/>
+        <w:numPr>
+          <w:ilvl w:val="0"/>
+          <w:numId w:val="5"/>
+        </w:numPr>
+        <w:rPr>
+          <w:lang w:val="en-US"/>
+        </w:rPr>
+      </w:pPr>
+      <w:r>
+        <w:rPr>
+          <w:b/>
+          <w:bCs/>
+          <w:lang w:val="en-US"/>
+        </w:rPr>
+        <w:t>str</w:t>
+      </w:r>
+      <w:r>
+        <w:rPr>
+          <w:b/>
+          <w:bCs/>
+          <w:lang w:val="en-US"/>
+        </w:rPr>
+        <w:t xml:space="preserve"> – </w:t>
+      </w:r>
+      <w:r>
+        <w:t>текстовое поле</w:t>
+      </w:r>
+    </w:p>
+    <w:p>
+      <w:pPr>
+        <w:pStyle w:val="UJPText"/>
+        <w:numPr>
+          <w:ilvl w:val="0"/>
+          <w:numId w:val="5"/>
+        </w:numPr>
+        <w:rPr>
+          <w:lang w:val="en-US"/>
+        </w:rPr>
+      </w:pPr>
+      <w:r>
+        <w:rPr>
+          <w:b/>
+          <w:bCs/>
+          <w:lang w:val="en-US"/>
+        </w:rPr>
+        <w:t>num</w:t>
+      </w:r>
+      <w:r>
+        <w:rPr>
+          <w:b/>
+          <w:bCs/>
+        </w:rPr>
+        <w:t xml:space="preserve"> – </w:t>
+      </w:r>
+      <w:r>
+        <w:t>числовое поле</w:t>
+      </w:r>
+    </w:p>
+    <w:p>
+      <w:pPr>
+        <w:pStyle w:val="UJPText"/>
+        <w:numPr>
+          <w:ilvl w:val="0"/>
+          <w:numId w:val="5"/>
+        </w:numPr>
+        <w:rPr>
+          <w:lang w:val="en-US"/>
+        </w:rPr>
+      </w:pPr>
+      <w:r>
+        <w:rPr>
+          <w:b/>
+          <w:bCs/>
+          <w:lang w:val="en-US"/>
+        </w:rPr>
+        <w:t>b</w:t>
+      </w:r>
+      <w:r>
+        <w:rPr>
+          <w:b/>
+          <w:bCs/>
+          <w:lang w:val="en-US"/>
+        </w:rPr>
+        <w:t>oo</w:t>
+      </w:r>
+      <w:r>
+        <w:rPr>
+          <w:b/>
+          <w:bCs/>
+          <w:lang w:val="en-US"/>
+        </w:rPr>
+        <w:t>l</w:t>
+      </w:r>
+      <w:r>
+        <w:rPr>
+          <w:b/>
+          <w:bCs/>
+        </w:rPr>
+        <w:t xml:space="preserve"> – </w:t>
+      </w:r>
+      <w:r>
+        <w:t>логическое поле</w:t>
+      </w:r>
+    </w:p>
+    <w:p>
+      <w:pPr>
+        <w:pStyle w:val="UJPText"/>
+        <w:numPr>
+          <w:ilvl w:val="0"/>
+          <w:numId w:val="5"/>
+        </w:numPr>
+      </w:pPr>
+      <w:r>
+        <w:rPr>
+          <w:b/>
+          <w:bCs/>
+          <w:lang w:val="en-US"/>
+        </w:rPr>
+        <w:t>n</w:t>
+      </w:r>
+      <w:r>
+        <w:rPr>
+          <w:b/>
+          <w:bCs/>
+          <w:lang w:val="en-US"/>
+        </w:rPr>
+        <w:t>ull</w:t>
+      </w:r>
+      <w:r>
+        <w:rPr>
+          <w:b/>
+          <w:bCs/>
+        </w:rPr>
+        <w:t xml:space="preserve"> – </w:t>
+      </w:r>
+      <w:r>
+        <w:t xml:space="preserve">поле со значением </w:t>
+      </w:r>
+      <w:r>
+        <w:rPr>
+          <w:lang w:val="en-US"/>
+        </w:rPr>
+        <w:t>null</w:t>
+      </w:r>
+    </w:p>
+    <w:p>
+      <w:pPr>
+        <w:pStyle w:val="UJPText"/>
+        <w:numPr>
+          <w:ilvl w:val="0"/>
+          <w:numId w:val="5"/>
+        </w:numPr>
+      </w:pPr>
+      <w:r>
+        <w:rPr>
+          <w:b/>
+          <w:bCs/>
+          <w:lang w:val="en-US"/>
+        </w:rPr>
+        <w:t>object –</w:t>
+      </w:r>
+      <w:r>
+        <w:rPr>
+          <w:lang w:val="en-US"/>
+        </w:rPr>
+        <w:t xml:space="preserve"> </w:t>
+      </w:r>
+      <w:r>
+        <w:t xml:space="preserve">вложенный </w:t>
+      </w:r>
+      <w:r>
+        <w:rPr>
+          <w:lang w:val="en-US"/>
+        </w:rPr>
+        <w:t xml:space="preserve">json </w:t>
+      </w:r>
+      <w:r>
+        <w:t>объект</w:t>
+      </w:r>
+    </w:p>
+    <w:p>
+      <w:pPr>
+        <w:pStyle w:val="UJPText"/>
+        <w:numPr>
+          <w:ilvl w:val="0"/>
+          <w:numId w:val="5"/>
+        </w:numPr>
+        <w:rPr>
+          <w:lang w:val="en-US"/>
+        </w:rPr>
+      </w:pPr>
+      <w:proofErr w:type="spellStart"/>
+      <w:r>
+        <w:rPr>
+          <w:b/>
+          <w:bCs/>
+          <w:lang w:val="en-US"/>
+        </w:rPr>
+        <w:t>a</w:t>
+      </w:r>
+      <w:r>
+        <w:rPr>
+          <w:b/>
+          <w:bCs/>
+          <w:lang w:val="en-US"/>
+        </w:rPr>
+        <w:t>rr</w:t>
+      </w:r>
+      <w:proofErr w:type="spellEnd"/>
+      <w:r>
+        <w:rPr>
+          <w:b/>
+          <w:bCs/>
+          <w:lang w:val="en-US"/>
+        </w:rPr>
+        <w:t xml:space="preserve"> - </w:t>
+      </w:r>
+      <w:r>
+        <w:t>массив</w:t>
+      </w:r>
+    </w:p>
+    <w:p>
+      <w:pPr>
+        <w:pStyle w:val="UJPText"/>
+        <w:numPr>
+          <w:ilvl w:val="0"/>
+          <w:numId w:val="5"/>
+        </w:numPr>
+      </w:pPr>
+      <w:r>
+        <w:rPr>
+          <w:b/>
+          <w:bCs/>
+          <w:lang w:val="en-US"/>
+        </w:rPr>
+        <w:t>alias</w:t>
+      </w:r>
+      <w:r>
+        <w:rPr>
+          <w:b/>
+          <w:bCs/>
+        </w:rPr>
+        <w:t xml:space="preserve"> </w:t>
+      </w:r>
+      <w:r>
+        <w:rPr>
+          <w:b/>
+          <w:bCs/>
+        </w:rPr>
+        <w:t>функции</w:t>
+      </w:r>
+      <w:r>
+        <w:t xml:space="preserve"> – </w:t>
+      </w:r>
+      <w:proofErr w:type="spellStart"/>
+      <w:r>
+        <w:t>абривиатура</w:t>
+      </w:r>
+      <w:proofErr w:type="spellEnd"/>
+      <w:r>
+        <w:t xml:space="preserve"> для повторяющ</w:t>
+      </w:r>
+      <w:r>
+        <w:t xml:space="preserve">ихся элементов, принимающая </w:t>
+      </w:r>
+      <w:proofErr w:type="spellStart"/>
+      <w:r>
+        <w:t>изменяющыеся</w:t>
+      </w:r>
+      <w:proofErr w:type="spellEnd"/>
+      <w:r>
+        <w:t xml:space="preserve"> данные как параметр (подробнее смотрите раздел «</w:t>
+      </w:r>
+      <w:r>
+        <w:rPr>
+          <w:b/>
+          <w:bCs/>
+          <w:lang w:val="en-US"/>
+        </w:rPr>
+        <w:t>Alias</w:t>
+      </w:r>
+      <w:r>
+        <w:rPr>
+          <w:b/>
+          <w:bCs/>
+        </w:rPr>
+        <w:t xml:space="preserve"> функции</w:t>
+      </w:r>
+      <w:r>
+        <w:t xml:space="preserve">»). </w:t>
+      </w:r>
+    </w:p>
+    <w:p>
+      <w:pPr>
+        <w:pStyle w:val="UJPText"/>
+        <w:rPr>
+          <w:lang w:val="en-US"/>
+        </w:rPr>
+      </w:pPr>
+    </w:p>
+    <w:p>
+      <w:pPr>
+        <w:rPr>
+          <w:rFonts w:ascii="Times New Roman" w:hAnsi="Times New Roman"/>
+          <w:sz w:val="24"/>
+        </w:rPr>
+      </w:pPr>
+      <w:r>
+        <w:br w:type="page"/>
+      </w:r>
+    </w:p>
+    <w:p>
+      <w:pPr>
+        <w:pStyle w:val="UJPText"/>
+      </w:pPr>
+    </w:p>
+    <w:p>
+      <w:pPr>
+        <w:pStyle w:val="UJPSubheader"/>
+      </w:pPr>
+      <w:r>
+        <w:rPr>
+          <w:lang w:val="en-US"/>
+        </w:rPr>
+        <w:t>Alias</w:t>
+      </w:r>
+      <w:r>
+        <w:t xml:space="preserve"> </w:t>
+      </w:r>
+      <w:r>
+        <w:t>функции</w:t>
       </w:r>
     </w:p>
     <w:p>
@@ -2692,7 +3002,6 @@
         </w:rPr>
       </w:pPr>
       <w:r>
-        <w:lastRenderedPageBreak/>
         <w:br w:type="page"/>
       </w:r>
     </w:p>
@@ -2933,27 +3242,14 @@
       <w:r>
         <w:t xml:space="preserve">Рис. </w:t>
       </w:r>
-      <w:r>
-        <w:fldChar w:fldCharType="begin"/>
-      </w:r>
-      <w:r>
-        <w:instrText xml:space="preserve"> SEQ Рис. \* ARABIC </w:instrText>
-      </w:r>
-      <w:r>
-        <w:fldChar w:fldCharType="separate"/>
-      </w:r>
-      <w:r>
-        <w:rPr>
-          <w:noProof/>
-        </w:rPr>
-        <w:t>5</w:t>
-      </w:r>
-      <w:r>
-        <w:rPr>
-          <w:noProof/>
-        </w:rPr>
-        <w:fldChar w:fldCharType="end"/>
-      </w:r>
+      <w:fldSimple w:instr=" SEQ Рис. \* ARABIC ">
+        <w:r>
+          <w:rPr>
+            <w:noProof/>
+          </w:rPr>
+          <w:t>5</w:t>
+        </w:r>
+      </w:fldSimple>
       <w:bookmarkEnd w:id="5"/>
       <w:r>
         <w:t xml:space="preserve"> </w:t>
@@ -3097,6 +3393,9 @@
         <w:jc w:val="center"/>
       </w:pPr>
       <w:r>
+        <w:rPr>
+          <w:noProof/>
+        </w:rPr>
         <w:drawing>
           <wp:inline distT="0" distB="0" distL="0" distR="0" wp14:anchorId="5C9919EA" wp14:editId="1B2A96A4">
             <wp:extent cx="6480175" cy="1418590"/>
@@ -3142,27 +3441,14 @@
       <w:r>
         <w:t xml:space="preserve">Рис. </w:t>
       </w:r>
-      <w:r>
-        <w:fldChar w:fldCharType="begin"/>
-      </w:r>
-      <w:r>
-        <w:instrText xml:space="preserve"> SEQ Рис. \* ARABIC </w:instrText>
-      </w:r>
-      <w:r>
-        <w:fldChar w:fldCharType="separate"/>
-      </w:r>
-      <w:r>
-        <w:rPr>
-          <w:noProof/>
-        </w:rPr>
-        <w:t>6</w:t>
-      </w:r>
-      <w:r>
-        <w:rPr>
-          <w:noProof/>
-        </w:rPr>
-        <w:fldChar w:fldCharType="end"/>
-      </w:r>
+      <w:fldSimple w:instr=" SEQ Рис. \* ARABIC ">
+        <w:r>
+          <w:rPr>
+            <w:noProof/>
+          </w:rPr>
+          <w:t>6</w:t>
+        </w:r>
+      </w:fldSimple>
       <w:bookmarkEnd w:id="7"/>
     </w:p>
     <w:p>
@@ -3641,9 +3927,9 @@
     </w:lvl>
   </w:abstractNum>
   <w:abstractNum w:abstractNumId="1" w15:restartNumberingAfterBreak="0">
-    <w:nsid w:val="1E9165AE"/>
+    <w:nsid w:val="16CC4847"/>
     <w:multiLevelType w:val="hybridMultilevel"/>
-    <w:tmpl w:val="42A29992"/>
+    <w:tmpl w:val="0E726830"/>
     <w:lvl w:ilvl="0" w:tplc="04190001">
       <w:start w:val="1"/>
       <w:numFmt w:val="bullet"/>
@@ -3754,6 +4040,119 @@
     </w:lvl>
   </w:abstractNum>
   <w:abstractNum w:abstractNumId="2" w15:restartNumberingAfterBreak="0">
+    <w:nsid w:val="1E9165AE"/>
+    <w:multiLevelType w:val="hybridMultilevel"/>
+    <w:tmpl w:val="42A29992"/>
+    <w:lvl w:ilvl="0" w:tplc="04190001">
+      <w:start w:val="1"/>
+      <w:numFmt w:val="bullet"/>
+      <w:lvlText w:val=""/>
+      <w:lvlJc w:val="left"/>
+      <w:pPr>
+        <w:ind w:left="1429" w:hanging="360"/>
+      </w:pPr>
+      <w:rPr>
+        <w:rFonts w:ascii="Symbol" w:hAnsi="Symbol" w:hint="default"/>
+      </w:rPr>
+    </w:lvl>
+    <w:lvl w:ilvl="1" w:tplc="04190003" w:tentative="1">
+      <w:start w:val="1"/>
+      <w:numFmt w:val="bullet"/>
+      <w:lvlText w:val="o"/>
+      <w:lvlJc w:val="left"/>
+      <w:pPr>
+        <w:ind w:left="2149" w:hanging="360"/>
+      </w:pPr>
+      <w:rPr>
+        <w:rFonts w:ascii="Courier New" w:hAnsi="Courier New" w:cs="Courier New" w:hint="default"/>
+      </w:rPr>
+    </w:lvl>
+    <w:lvl w:ilvl="2" w:tplc="04190005" w:tentative="1">
+      <w:start w:val="1"/>
+      <w:numFmt w:val="bullet"/>
+      <w:lvlText w:val=""/>
+      <w:lvlJc w:val="left"/>
+      <w:pPr>
+        <w:ind w:left="2869" w:hanging="360"/>
+      </w:pPr>
+      <w:rPr>
+        <w:rFonts w:ascii="Wingdings" w:hAnsi="Wingdings" w:hint="default"/>
+      </w:rPr>
+    </w:lvl>
+    <w:lvl w:ilvl="3" w:tplc="04190001" w:tentative="1">
+      <w:start w:val="1"/>
+      <w:numFmt w:val="bullet"/>
+      <w:lvlText w:val=""/>
+      <w:lvlJc w:val="left"/>
+      <w:pPr>
+        <w:ind w:left="3589" w:hanging="360"/>
+      </w:pPr>
+      <w:rPr>
+        <w:rFonts w:ascii="Symbol" w:hAnsi="Symbol" w:hint="default"/>
+      </w:rPr>
+    </w:lvl>
+    <w:lvl w:ilvl="4" w:tplc="04190003" w:tentative="1">
+      <w:start w:val="1"/>
+      <w:numFmt w:val="bullet"/>
+      <w:lvlText w:val="o"/>
+      <w:lvlJc w:val="left"/>
+      <w:pPr>
+        <w:ind w:left="4309" w:hanging="360"/>
+      </w:pPr>
+      <w:rPr>
+        <w:rFonts w:ascii="Courier New" w:hAnsi="Courier New" w:cs="Courier New" w:hint="default"/>
+      </w:rPr>
+    </w:lvl>
+    <w:lvl w:ilvl="5" w:tplc="04190005" w:tentative="1">
+      <w:start w:val="1"/>
+      <w:numFmt w:val="bullet"/>
+      <w:lvlText w:val=""/>
+      <w:lvlJc w:val="left"/>
+      <w:pPr>
+        <w:ind w:left="5029" w:hanging="360"/>
+      </w:pPr>
+      <w:rPr>
+        <w:rFonts w:ascii="Wingdings" w:hAnsi="Wingdings" w:hint="default"/>
+      </w:rPr>
+    </w:lvl>
+    <w:lvl w:ilvl="6" w:tplc="04190001" w:tentative="1">
+      <w:start w:val="1"/>
+      <w:numFmt w:val="bullet"/>
+      <w:lvlText w:val=""/>
+      <w:lvlJc w:val="left"/>
+      <w:pPr>
+        <w:ind w:left="5749" w:hanging="360"/>
+      </w:pPr>
+      <w:rPr>
+        <w:rFonts w:ascii="Symbol" w:hAnsi="Symbol" w:hint="default"/>
+      </w:rPr>
+    </w:lvl>
+    <w:lvl w:ilvl="7" w:tplc="04190003" w:tentative="1">
+      <w:start w:val="1"/>
+      <w:numFmt w:val="bullet"/>
+      <w:lvlText w:val="o"/>
+      <w:lvlJc w:val="left"/>
+      <w:pPr>
+        <w:ind w:left="6469" w:hanging="360"/>
+      </w:pPr>
+      <w:rPr>
+        <w:rFonts w:ascii="Courier New" w:hAnsi="Courier New" w:cs="Courier New" w:hint="default"/>
+      </w:rPr>
+    </w:lvl>
+    <w:lvl w:ilvl="8" w:tplc="04190005" w:tentative="1">
+      <w:start w:val="1"/>
+      <w:numFmt w:val="bullet"/>
+      <w:lvlText w:val=""/>
+      <w:lvlJc w:val="left"/>
+      <w:pPr>
+        <w:ind w:left="7189" w:hanging="360"/>
+      </w:pPr>
+      <w:rPr>
+        <w:rFonts w:ascii="Wingdings" w:hAnsi="Wingdings" w:hint="default"/>
+      </w:rPr>
+    </w:lvl>
+  </w:abstractNum>
+  <w:abstractNum w:abstractNumId="3" w15:restartNumberingAfterBreak="0">
     <w:nsid w:val="2DA96010"/>
     <w:multiLevelType w:val="hybridMultilevel"/>
     <w:tmpl w:val="4E6C02A2"/>
@@ -3865,7 +4264,7 @@
       </w:rPr>
     </w:lvl>
   </w:abstractNum>
-  <w:abstractNum w:abstractNumId="3" w15:restartNumberingAfterBreak="0">
+  <w:abstractNum w:abstractNumId="4" w15:restartNumberingAfterBreak="0">
     <w:nsid w:val="67A736FA"/>
     <w:multiLevelType w:val="hybridMultilevel"/>
     <w:tmpl w:val="B9405184"/>
@@ -3979,15 +4378,18 @@
     </w:lvl>
   </w:abstractNum>
   <w:num w:numId="1">
-    <w:abstractNumId w:val="2"/>
+    <w:abstractNumId w:val="3"/>
   </w:num>
   <w:num w:numId="2">
     <w:abstractNumId w:val="0"/>
   </w:num>
   <w:num w:numId="3">
-    <w:abstractNumId w:val="3"/>
+    <w:abstractNumId w:val="4"/>
   </w:num>
   <w:num w:numId="4">
+    <w:abstractNumId w:val="2"/>
+  </w:num>
+  <w:num w:numId="5">
     <w:abstractNumId w:val="1"/>
   </w:num>
 </w:numbering>

--- a/Parser2/Example/Instruction/Instruction.docx
+++ b/Parser2/Example/Instruction/Instruction.docx
@@ -787,7 +787,7 @@
                     <pic:cNvPicPr/>
                   </pic:nvPicPr>
                   <pic:blipFill>
-                    <a:blip r:embed="rId6"/>
+                    <a:blip r:embed="rId8"/>
                     <a:stretch>
                       <a:fillRect/>
                     </a:stretch>
@@ -932,7 +932,7 @@
                     <pic:cNvPicPr/>
                   </pic:nvPicPr>
                   <pic:blipFill>
-                    <a:blip r:embed="rId7"/>
+                    <a:blip r:embed="rId9"/>
                     <a:stretch>
                       <a:fillRect/>
                     </a:stretch>
@@ -961,14 +961,27 @@
       <w:r>
         <w:t xml:space="preserve">Рис. </w:t>
       </w:r>
-      <w:fldSimple w:instr=" SEQ Рис. \* ARABIC ">
-        <w:r>
-          <w:rPr>
-            <w:noProof/>
-          </w:rPr>
-          <w:t>1</w:t>
-        </w:r>
-      </w:fldSimple>
+      <w:r>
+        <w:fldChar w:fldCharType="begin"/>
+      </w:r>
+      <w:r>
+        <w:instrText xml:space="preserve"> SEQ Рис. \* ARABIC </w:instrText>
+      </w:r>
+      <w:r>
+        <w:fldChar w:fldCharType="separate"/>
+      </w:r>
+      <w:r>
+        <w:rPr>
+          <w:noProof/>
+        </w:rPr>
+        <w:t>1</w:t>
+      </w:r>
+      <w:r>
+        <w:rPr>
+          <w:noProof/>
+        </w:rPr>
+        <w:fldChar w:fldCharType="end"/>
+      </w:r>
       <w:bookmarkEnd w:id="3"/>
     </w:p>
     <w:p>
@@ -1015,7 +1028,7 @@
                     <pic:cNvPicPr/>
                   </pic:nvPicPr>
                   <pic:blipFill>
-                    <a:blip r:embed="rId8"/>
+                    <a:blip r:embed="rId10"/>
                     <a:stretch>
                       <a:fillRect/>
                     </a:stretch>
@@ -1043,14 +1056,27 @@
       <w:r>
         <w:t xml:space="preserve">Рис. </w:t>
       </w:r>
-      <w:fldSimple w:instr=" SEQ Рис. \* ARABIC ">
-        <w:r>
-          <w:rPr>
-            <w:noProof/>
-          </w:rPr>
-          <w:t>2</w:t>
-        </w:r>
-      </w:fldSimple>
+      <w:r>
+        <w:fldChar w:fldCharType="begin"/>
+      </w:r>
+      <w:r>
+        <w:instrText xml:space="preserve"> SEQ Рис. \* ARABIC </w:instrText>
+      </w:r>
+      <w:r>
+        <w:fldChar w:fldCharType="separate"/>
+      </w:r>
+      <w:r>
+        <w:rPr>
+          <w:noProof/>
+        </w:rPr>
+        <w:t>2</w:t>
+      </w:r>
+      <w:r>
+        <w:rPr>
+          <w:noProof/>
+        </w:rPr>
+        <w:fldChar w:fldCharType="end"/>
+      </w:r>
     </w:p>
     <w:p>
       <w:pPr>
@@ -1274,7 +1300,7 @@
                     </pic:cNvPicPr>
                   </pic:nvPicPr>
                   <pic:blipFill>
-                    <a:blip r:embed="rId9">
+                    <a:blip r:embed="rId11">
                       <a:extLst>
                         <a:ext uri="{28A0092B-C50C-407E-A947-70E740481C1C}">
                           <a14:useLocalDpi xmlns:a14="http://schemas.microsoft.com/office/drawing/2010/main" val="0"/>
@@ -1313,14 +1339,27 @@
       <w:r>
         <w:t xml:space="preserve">Рис. </w:t>
       </w:r>
-      <w:fldSimple w:instr=" SEQ Рис. \* ARABIC ">
-        <w:r>
-          <w:rPr>
-            <w:noProof/>
-          </w:rPr>
-          <w:t>3</w:t>
-        </w:r>
-      </w:fldSimple>
+      <w:r>
+        <w:fldChar w:fldCharType="begin"/>
+      </w:r>
+      <w:r>
+        <w:instrText xml:space="preserve"> SEQ Рис. \* ARABIC </w:instrText>
+      </w:r>
+      <w:r>
+        <w:fldChar w:fldCharType="separate"/>
+      </w:r>
+      <w:r>
+        <w:rPr>
+          <w:noProof/>
+        </w:rPr>
+        <w:t>3</w:t>
+      </w:r>
+      <w:r>
+        <w:rPr>
+          <w:noProof/>
+        </w:rPr>
+        <w:fldChar w:fldCharType="end"/>
+      </w:r>
     </w:p>
     <w:p>
       <w:pPr>
@@ -1368,7 +1407,7 @@
                     <pic:cNvPicPr/>
                   </pic:nvPicPr>
                   <pic:blipFill>
-                    <a:blip r:embed="rId10"/>
+                    <a:blip r:embed="rId12"/>
                     <a:stretch>
                       <a:fillRect/>
                     </a:stretch>
@@ -1418,7 +1457,7 @@
                     <pic:cNvPicPr/>
                   </pic:nvPicPr>
                   <pic:blipFill>
-                    <a:blip r:embed="rId11"/>
+                    <a:blip r:embed="rId13"/>
                     <a:stretch>
                       <a:fillRect/>
                     </a:stretch>
@@ -2577,6 +2616,7 @@
         <w:rPr>
           <w:noProof/>
         </w:rPr>
+        <w:lastRenderedPageBreak/>
         <w:drawing>
           <wp:inline distT="0" distB="0" distL="0" distR="0" wp14:anchorId="75757FEF" wp14:editId="32A52AFD">
             <wp:extent cx="5767793" cy="3362897"/>
@@ -2593,7 +2633,7 @@
                     <pic:cNvPicPr/>
                   </pic:nvPicPr>
                   <pic:blipFill>
-                    <a:blip r:embed="rId12"/>
+                    <a:blip r:embed="rId14"/>
                     <a:stretch>
                       <a:fillRect/>
                     </a:stretch>
@@ -2621,343 +2661,824 @@
       <w:r>
         <w:t xml:space="preserve">Рис. </w:t>
       </w:r>
+      <w:r>
+        <w:fldChar w:fldCharType="begin"/>
+      </w:r>
+      <w:r>
+        <w:instrText xml:space="preserve"> SEQ Рис. \* ARABIC </w:instrText>
+      </w:r>
+      <w:r>
+        <w:fldChar w:fldCharType="separate"/>
+      </w:r>
+      <w:r>
+        <w:rPr>
+          <w:noProof/>
+        </w:rPr>
+        <w:t>4</w:t>
+      </w:r>
+      <w:r>
+        <w:rPr>
+          <w:noProof/>
+        </w:rPr>
+        <w:fldChar w:fldCharType="end"/>
+      </w:r>
+    </w:p>
+    <w:p>
+      <w:pPr>
+        <w:pStyle w:val="UJPSubheader"/>
+      </w:pPr>
+      <w:r>
+        <w:t xml:space="preserve">Типы данных </w:t>
+      </w:r>
+      <w:proofErr w:type="spellStart"/>
+      <w:r>
+        <w:t>симантики</w:t>
+      </w:r>
+      <w:proofErr w:type="spellEnd"/>
+    </w:p>
+    <w:p>
+      <w:pPr>
+        <w:pStyle w:val="UJPText"/>
+      </w:pPr>
+      <w:proofErr w:type="spellStart"/>
+      <w:r>
+        <w:t>Парсер</w:t>
+      </w:r>
+      <w:proofErr w:type="spellEnd"/>
+      <w:r>
+        <w:t xml:space="preserve"> поддерживает следующий типы данных:</w:t>
+      </w:r>
+    </w:p>
+    <w:p>
+      <w:pPr>
+        <w:pStyle w:val="UJPText"/>
+        <w:numPr>
+          <w:ilvl w:val="0"/>
+          <w:numId w:val="5"/>
+        </w:numPr>
+        <w:rPr>
+          <w:lang w:val="en-US"/>
+        </w:rPr>
+      </w:pPr>
+      <w:r>
+        <w:rPr>
+          <w:b/>
+          <w:bCs/>
+          <w:lang w:val="en-US"/>
+        </w:rPr>
+        <w:t>str</w:t>
+      </w:r>
+      <w:r>
+        <w:rPr>
+          <w:b/>
+          <w:bCs/>
+          <w:lang w:val="en-US"/>
+        </w:rPr>
+        <w:t xml:space="preserve"> – </w:t>
+      </w:r>
+      <w:r>
+        <w:t>текстовое поле</w:t>
+      </w:r>
+    </w:p>
+    <w:p>
+      <w:pPr>
+        <w:pStyle w:val="UJPText"/>
+        <w:numPr>
+          <w:ilvl w:val="0"/>
+          <w:numId w:val="5"/>
+        </w:numPr>
+        <w:rPr>
+          <w:lang w:val="en-US"/>
+        </w:rPr>
+      </w:pPr>
+      <w:r>
+        <w:rPr>
+          <w:b/>
+          <w:bCs/>
+          <w:lang w:val="en-US"/>
+        </w:rPr>
+        <w:t>num</w:t>
+      </w:r>
+      <w:r>
+        <w:rPr>
+          <w:b/>
+          <w:bCs/>
+        </w:rPr>
+        <w:t xml:space="preserve"> – </w:t>
+      </w:r>
+      <w:r>
+        <w:t>числовое поле</w:t>
+      </w:r>
+    </w:p>
+    <w:p>
+      <w:pPr>
+        <w:pStyle w:val="UJPText"/>
+        <w:numPr>
+          <w:ilvl w:val="0"/>
+          <w:numId w:val="5"/>
+        </w:numPr>
+        <w:rPr>
+          <w:lang w:val="en-US"/>
+        </w:rPr>
+      </w:pPr>
+      <w:r>
+        <w:rPr>
+          <w:b/>
+          <w:bCs/>
+          <w:lang w:val="en-US"/>
+        </w:rPr>
+        <w:t>b</w:t>
+      </w:r>
+      <w:r>
+        <w:rPr>
+          <w:b/>
+          <w:bCs/>
+          <w:lang w:val="en-US"/>
+        </w:rPr>
+        <w:t>oo</w:t>
+      </w:r>
+      <w:r>
+        <w:rPr>
+          <w:b/>
+          <w:bCs/>
+          <w:lang w:val="en-US"/>
+        </w:rPr>
+        <w:t>l</w:t>
+      </w:r>
+      <w:r>
+        <w:rPr>
+          <w:b/>
+          <w:bCs/>
+        </w:rPr>
+        <w:t xml:space="preserve"> – </w:t>
+      </w:r>
+      <w:r>
+        <w:t>логическое поле</w:t>
+      </w:r>
+    </w:p>
+    <w:p>
+      <w:pPr>
+        <w:pStyle w:val="UJPText"/>
+        <w:numPr>
+          <w:ilvl w:val="0"/>
+          <w:numId w:val="5"/>
+        </w:numPr>
+      </w:pPr>
+      <w:r>
+        <w:rPr>
+          <w:b/>
+          <w:bCs/>
+          <w:lang w:val="en-US"/>
+        </w:rPr>
+        <w:t>n</w:t>
+      </w:r>
+      <w:r>
+        <w:rPr>
+          <w:b/>
+          <w:bCs/>
+          <w:lang w:val="en-US"/>
+        </w:rPr>
+        <w:t>ull</w:t>
+      </w:r>
+      <w:r>
+        <w:rPr>
+          <w:b/>
+          <w:bCs/>
+        </w:rPr>
+        <w:t xml:space="preserve"> – </w:t>
+      </w:r>
+      <w:r>
+        <w:t xml:space="preserve">поле со значением </w:t>
+      </w:r>
+      <w:r>
+        <w:rPr>
+          <w:lang w:val="en-US"/>
+        </w:rPr>
+        <w:t>null</w:t>
+      </w:r>
+    </w:p>
+    <w:p>
+      <w:pPr>
+        <w:pStyle w:val="UJPText"/>
+        <w:numPr>
+          <w:ilvl w:val="0"/>
+          <w:numId w:val="5"/>
+        </w:numPr>
+      </w:pPr>
+      <w:r>
+        <w:rPr>
+          <w:b/>
+          <w:bCs/>
+          <w:lang w:val="en-US"/>
+        </w:rPr>
+        <w:t>object –</w:t>
+      </w:r>
+      <w:r>
+        <w:rPr>
+          <w:lang w:val="en-US"/>
+        </w:rPr>
+        <w:t xml:space="preserve"> </w:t>
+      </w:r>
+      <w:r>
+        <w:t xml:space="preserve">вложенный </w:t>
+      </w:r>
+      <w:r>
+        <w:rPr>
+          <w:lang w:val="en-US"/>
+        </w:rPr>
+        <w:t xml:space="preserve">json </w:t>
+      </w:r>
+      <w:r>
+        <w:t>объект</w:t>
+      </w:r>
+    </w:p>
+    <w:p>
+      <w:pPr>
+        <w:pStyle w:val="UJPText"/>
+        <w:numPr>
+          <w:ilvl w:val="0"/>
+          <w:numId w:val="5"/>
+        </w:numPr>
+        <w:rPr>
+          <w:lang w:val="en-US"/>
+        </w:rPr>
+      </w:pPr>
+      <w:proofErr w:type="spellStart"/>
+      <w:r>
+        <w:rPr>
+          <w:b/>
+          <w:bCs/>
+          <w:lang w:val="en-US"/>
+        </w:rPr>
+        <w:t>a</w:t>
+      </w:r>
+      <w:r>
+        <w:rPr>
+          <w:b/>
+          <w:bCs/>
+          <w:lang w:val="en-US"/>
+        </w:rPr>
+        <w:t>rr</w:t>
+      </w:r>
+      <w:proofErr w:type="spellEnd"/>
+      <w:r>
+        <w:rPr>
+          <w:b/>
+          <w:bCs/>
+          <w:lang w:val="en-US"/>
+        </w:rPr>
+        <w:t xml:space="preserve"> - </w:t>
+      </w:r>
+      <w:r>
+        <w:t>массив</w:t>
+      </w:r>
+    </w:p>
+    <w:p>
+      <w:pPr>
+        <w:pStyle w:val="UJPText"/>
+        <w:numPr>
+          <w:ilvl w:val="0"/>
+          <w:numId w:val="5"/>
+        </w:numPr>
+      </w:pPr>
+      <w:r>
+        <w:rPr>
+          <w:b/>
+          <w:bCs/>
+          <w:lang w:val="en-US"/>
+        </w:rPr>
+        <w:t>alias</w:t>
+      </w:r>
+      <w:r>
+        <w:rPr>
+          <w:b/>
+          <w:bCs/>
+        </w:rPr>
+        <w:t xml:space="preserve"> </w:t>
+      </w:r>
+      <w:r>
+        <w:rPr>
+          <w:b/>
+          <w:bCs/>
+        </w:rPr>
+        <w:t>функции</w:t>
+      </w:r>
+      <w:r>
+        <w:t xml:space="preserve"> – </w:t>
+      </w:r>
+      <w:r>
+        <w:t>аббревиатура</w:t>
+      </w:r>
+      <w:r>
+        <w:t xml:space="preserve"> для повторяющ</w:t>
+      </w:r>
+      <w:r>
+        <w:t xml:space="preserve">ихся элементов, принимающая </w:t>
+      </w:r>
+      <w:r>
+        <w:t>изменяющиеся</w:t>
+      </w:r>
+      <w:r>
+        <w:t xml:space="preserve"> данные как параметр (подробнее смотрите раздел «</w:t>
+      </w:r>
+      <w:r>
+        <w:rPr>
+          <w:b/>
+          <w:bCs/>
+          <w:lang w:val="en-US"/>
+        </w:rPr>
+        <w:t>Alias</w:t>
+      </w:r>
+      <w:r>
+        <w:rPr>
+          <w:b/>
+          <w:bCs/>
+        </w:rPr>
+        <w:t xml:space="preserve"> функции</w:t>
+      </w:r>
+      <w:r>
+        <w:t xml:space="preserve">»). </w:t>
+      </w:r>
+    </w:p>
+    <w:p>
+      <w:pPr>
+        <w:pStyle w:val="UJPText"/>
+      </w:pPr>
+      <w:r>
+        <w:t xml:space="preserve">Тип данных определяет в каком формате данные будут записаны в </w:t>
+      </w:r>
+      <w:r>
+        <w:rPr>
+          <w:lang w:val="en-US"/>
+        </w:rPr>
+        <w:t>json</w:t>
+      </w:r>
+      <w:r>
+        <w:t xml:space="preserve"> </w:t>
+      </w:r>
+      <w:r>
+        <w:t xml:space="preserve">файл. Например строке необходимо добавить кавычки (см поле </w:t>
+      </w:r>
+      <w:proofErr w:type="spellStart"/>
+      <w:r>
+        <w:rPr>
+          <w:b/>
+          <w:bCs/>
+          <w:lang w:val="en-US"/>
+        </w:rPr>
+        <w:t>stringField</w:t>
+      </w:r>
+      <w:proofErr w:type="spellEnd"/>
+      <w:r>
+        <w:t xml:space="preserve"> </w:t>
+      </w:r>
+      <w:r>
+        <w:fldChar w:fldCharType="begin"/>
+      </w:r>
+      <w:r>
+        <w:instrText xml:space="preserve"> REF _Ref200749180 \h </w:instrText>
+      </w:r>
+      <w:r>
+        <w:fldChar w:fldCharType="separate"/>
+      </w:r>
+      <w:r>
+        <w:t xml:space="preserve">Рис. </w:t>
+      </w:r>
+      <w:r>
+        <w:rPr>
+          <w:noProof/>
+        </w:rPr>
+        <w:t>5</w:t>
+      </w:r>
+      <w:r>
+        <w:fldChar w:fldCharType="end"/>
+      </w:r>
+      <w:r>
+        <w:t xml:space="preserve">), в отличие от поля с числовым значением (см </w:t>
+      </w:r>
+      <w:r>
+        <w:t>поле</w:t>
+      </w:r>
+      <w:r>
+        <w:t xml:space="preserve"> </w:t>
+      </w:r>
+      <w:proofErr w:type="spellStart"/>
+      <w:r>
+        <w:rPr>
+          <w:b/>
+          <w:bCs/>
+          <w:lang w:val="en-US"/>
+        </w:rPr>
+        <w:t>numberField</w:t>
+      </w:r>
+      <w:proofErr w:type="spellEnd"/>
+      <w:r>
+        <w:t xml:space="preserve"> </w:t>
+      </w:r>
+      <w:r>
+        <w:fldChar w:fldCharType="begin"/>
+      </w:r>
+      <w:r>
+        <w:instrText xml:space="preserve"> REF _Ref200749180 \h </w:instrText>
+      </w:r>
+      <w:r>
+        <w:fldChar w:fldCharType="separate"/>
+      </w:r>
+      <w:r>
+        <w:t xml:space="preserve">Рис. </w:t>
+      </w:r>
+      <w:r>
+        <w:rPr>
+          <w:noProof/>
+        </w:rPr>
+        <w:t>5</w:t>
+      </w:r>
+      <w:r>
+        <w:fldChar w:fldCharType="end"/>
+      </w:r>
+      <w:r>
+        <w:t>)</w:t>
+      </w:r>
+    </w:p>
+    <w:p>
+      <w:pPr>
+        <w:pStyle w:val="UJPText"/>
+        <w:keepNext/>
+        <w:ind w:firstLine="0"/>
+      </w:pPr>
+      <w:r>
+        <w:lastRenderedPageBreak/>
+        <w:drawing>
+          <wp:inline distT="0" distB="0" distL="0" distR="0" wp14:anchorId="52B08280" wp14:editId="6FE8759C">
+            <wp:extent cx="6480175" cy="4011295"/>
+            <wp:effectExtent l="0" t="0" r="0" b="8255"/>
+            <wp:docPr id="2" name="Picture 2"/>
+            <wp:cNvGraphicFramePr>
+              <a:graphicFrameLocks xmlns:a="http://schemas.openxmlformats.org/drawingml/2006/main" noChangeAspect="1"/>
+            </wp:cNvGraphicFramePr>
+            <a:graphic xmlns:a="http://schemas.openxmlformats.org/drawingml/2006/main">
+              <a:graphicData uri="http://schemas.openxmlformats.org/drawingml/2006/picture">
+                <pic:pic xmlns:pic="http://schemas.openxmlformats.org/drawingml/2006/picture">
+                  <pic:nvPicPr>
+                    <pic:cNvPr id="1" name=""/>
+                    <pic:cNvPicPr/>
+                  </pic:nvPicPr>
+                  <pic:blipFill>
+                    <a:blip r:embed="rId15"/>
+                    <a:stretch>
+                      <a:fillRect/>
+                    </a:stretch>
+                  </pic:blipFill>
+                  <pic:spPr>
+                    <a:xfrm>
+                      <a:off x="0" y="0"/>
+                      <a:ext cx="6480175" cy="4011295"/>
+                    </a:xfrm>
+                    <a:prstGeom prst="rect">
+                      <a:avLst/>
+                    </a:prstGeom>
+                  </pic:spPr>
+                </pic:pic>
+              </a:graphicData>
+            </a:graphic>
+          </wp:inline>
+        </w:drawing>
+      </w:r>
+    </w:p>
+    <w:p>
+      <w:pPr>
+        <w:pStyle w:val="Caption"/>
+        <w:rPr>
+          <w:lang w:val="en-US"/>
+        </w:rPr>
+      </w:pPr>
+      <w:bookmarkStart w:id="5" w:name="_Ref200749180"/>
+      <w:bookmarkStart w:id="6" w:name="_Ref200749322"/>
+      <w:r>
+        <w:t xml:space="preserve">Рис. </w:t>
+      </w:r>
       <w:fldSimple w:instr=" SEQ Рис. \* ARABIC ">
         <w:r>
           <w:rPr>
             <w:noProof/>
+            <w:lang w:val="en-US"/>
           </w:rPr>
-          <w:t>4</w:t>
+          <w:t>5</w:t>
         </w:r>
       </w:fldSimple>
-    </w:p>
-    <w:p>
-      <w:pPr>
-        <w:pStyle w:val="UJPSubheader"/>
-      </w:pPr>
-      <w:r>
-        <w:lastRenderedPageBreak/>
-        <w:t xml:space="preserve">Типы данных </w:t>
-      </w:r>
-      <w:proofErr w:type="spellStart"/>
-      <w:r>
-        <w:t>симантики</w:t>
-      </w:r>
-      <w:proofErr w:type="spellEnd"/>
-    </w:p>
-    <w:p>
-      <w:pPr>
-        <w:pStyle w:val="UJPText"/>
-      </w:pPr>
-      <w:proofErr w:type="spellStart"/>
-      <w:r>
-        <w:t>Парсер</w:t>
-      </w:r>
-      <w:proofErr w:type="spellEnd"/>
-      <w:r>
-        <w:t xml:space="preserve"> поддерживает следующий типы данных:</w:t>
-      </w:r>
-    </w:p>
-    <w:p>
-      <w:pPr>
-        <w:pStyle w:val="UJPText"/>
-        <w:numPr>
-          <w:ilvl w:val="0"/>
-          <w:numId w:val="5"/>
-        </w:numPr>
-        <w:rPr>
-          <w:lang w:val="en-US"/>
-        </w:rPr>
-      </w:pPr>
-      <w:r>
-        <w:rPr>
-          <w:b/>
-          <w:bCs/>
-          <w:lang w:val="en-US"/>
-        </w:rPr>
-        <w:t>str</w:t>
-      </w:r>
-      <w:r>
-        <w:rPr>
-          <w:b/>
-          <w:bCs/>
-          <w:lang w:val="en-US"/>
-        </w:rPr>
-        <w:t xml:space="preserve"> – </w:t>
-      </w:r>
-      <w:r>
-        <w:t>текстовое поле</w:t>
-      </w:r>
-    </w:p>
-    <w:p>
-      <w:pPr>
-        <w:pStyle w:val="UJPText"/>
-        <w:numPr>
-          <w:ilvl w:val="0"/>
-          <w:numId w:val="5"/>
-        </w:numPr>
-        <w:rPr>
-          <w:lang w:val="en-US"/>
-        </w:rPr>
-      </w:pPr>
-      <w:r>
-        <w:rPr>
-          <w:b/>
-          <w:bCs/>
-          <w:lang w:val="en-US"/>
-        </w:rPr>
-        <w:t>num</w:t>
-      </w:r>
-      <w:r>
-        <w:rPr>
-          <w:b/>
-          <w:bCs/>
-        </w:rPr>
-        <w:t xml:space="preserve"> – </w:t>
-      </w:r>
-      <w:r>
-        <w:t>числовое поле</w:t>
-      </w:r>
-    </w:p>
-    <w:p>
-      <w:pPr>
-        <w:pStyle w:val="UJPText"/>
-        <w:numPr>
-          <w:ilvl w:val="0"/>
-          <w:numId w:val="5"/>
-        </w:numPr>
-        <w:rPr>
-          <w:lang w:val="en-US"/>
-        </w:rPr>
-      </w:pPr>
-      <w:r>
-        <w:rPr>
-          <w:b/>
-          <w:bCs/>
-          <w:lang w:val="en-US"/>
-        </w:rPr>
-        <w:t>b</w:t>
-      </w:r>
-      <w:r>
-        <w:rPr>
-          <w:b/>
-          <w:bCs/>
-          <w:lang w:val="en-US"/>
-        </w:rPr>
-        <w:t>oo</w:t>
-      </w:r>
-      <w:r>
-        <w:rPr>
-          <w:b/>
-          <w:bCs/>
-          <w:lang w:val="en-US"/>
-        </w:rPr>
-        <w:t>l</w:t>
-      </w:r>
-      <w:r>
-        <w:rPr>
-          <w:b/>
-          <w:bCs/>
-        </w:rPr>
-        <w:t xml:space="preserve"> – </w:t>
-      </w:r>
-      <w:r>
-        <w:t>логическое поле</w:t>
-      </w:r>
-    </w:p>
-    <w:p>
-      <w:pPr>
-        <w:pStyle w:val="UJPText"/>
-        <w:numPr>
-          <w:ilvl w:val="0"/>
-          <w:numId w:val="5"/>
-        </w:numPr>
-      </w:pPr>
-      <w:r>
-        <w:rPr>
-          <w:b/>
-          <w:bCs/>
-          <w:lang w:val="en-US"/>
-        </w:rPr>
-        <w:t>n</w:t>
-      </w:r>
-      <w:r>
-        <w:rPr>
-          <w:b/>
-          <w:bCs/>
-          <w:lang w:val="en-US"/>
-        </w:rPr>
-        <w:t>ull</w:t>
-      </w:r>
-      <w:r>
-        <w:rPr>
-          <w:b/>
-          <w:bCs/>
-        </w:rPr>
-        <w:t xml:space="preserve"> – </w:t>
-      </w:r>
-      <w:r>
-        <w:t xml:space="preserve">поле со значением </w:t>
-      </w:r>
-      <w:r>
-        <w:rPr>
-          <w:lang w:val="en-US"/>
-        </w:rPr>
-        <w:t>null</w:t>
-      </w:r>
-    </w:p>
-    <w:p>
-      <w:pPr>
-        <w:pStyle w:val="UJPText"/>
-        <w:numPr>
-          <w:ilvl w:val="0"/>
-          <w:numId w:val="5"/>
-        </w:numPr>
-      </w:pPr>
-      <w:r>
-        <w:rPr>
-          <w:b/>
-          <w:bCs/>
-          <w:lang w:val="en-US"/>
-        </w:rPr>
-        <w:t>object –</w:t>
-      </w:r>
-      <w:r>
-        <w:rPr>
-          <w:lang w:val="en-US"/>
-        </w:rPr>
+      <w:bookmarkEnd w:id="5"/>
+      <w:r>
+        <w:rPr>
+          <w:lang w:val="en-US"/>
+        </w:rPr>
+        <w:t xml:space="preserve"> «</w:t>
+      </w:r>
+      <w:r>
+        <w:rPr>
+          <w:lang w:val="en-US"/>
+        </w:rPr>
+        <w:t xml:space="preserve">Example 2. </w:t>
+      </w:r>
+      <w:r>
+        <w:rPr>
+          <w:lang w:val="en-US"/>
+        </w:rPr>
+        <w:t>Types variation</w:t>
+      </w:r>
+      <w:bookmarkEnd w:id="6"/>
+    </w:p>
+    <w:p>
+      <w:pPr>
+        <w:pStyle w:val="UJPText"/>
+      </w:pPr>
+      <w:r>
+        <w:t>На</w:t>
+      </w:r>
+      <w:r>
         <w:t xml:space="preserve"> </w:t>
       </w:r>
       <w:r>
-        <w:t xml:space="preserve">вложенный </w:t>
-      </w:r>
-      <w:r>
-        <w:rPr>
-          <w:lang w:val="en-US"/>
-        </w:rPr>
-        <w:t xml:space="preserve">json </w:t>
-      </w:r>
-      <w:r>
-        <w:t>объект</w:t>
-      </w:r>
-    </w:p>
-    <w:p>
-      <w:pPr>
-        <w:pStyle w:val="UJPText"/>
-        <w:numPr>
-          <w:ilvl w:val="0"/>
-          <w:numId w:val="5"/>
-        </w:numPr>
-        <w:rPr>
-          <w:lang w:val="en-US"/>
-        </w:rPr>
-      </w:pPr>
-      <w:proofErr w:type="spellStart"/>
-      <w:r>
-        <w:rPr>
-          <w:b/>
-          <w:bCs/>
-          <w:lang w:val="en-US"/>
-        </w:rPr>
-        <w:t>a</w:t>
-      </w:r>
-      <w:r>
-        <w:rPr>
-          <w:b/>
-          <w:bCs/>
-          <w:lang w:val="en-US"/>
-        </w:rPr>
-        <w:t>rr</w:t>
-      </w:r>
-      <w:proofErr w:type="spellEnd"/>
-      <w:r>
-        <w:rPr>
-          <w:b/>
-          <w:bCs/>
-          <w:lang w:val="en-US"/>
-        </w:rPr>
-        <w:t xml:space="preserve"> - </w:t>
-      </w:r>
-      <w:r>
-        <w:t>массив</w:t>
-      </w:r>
-    </w:p>
-    <w:p>
-      <w:pPr>
-        <w:pStyle w:val="UJPText"/>
-        <w:numPr>
-          <w:ilvl w:val="0"/>
-          <w:numId w:val="5"/>
-        </w:numPr>
-      </w:pPr>
-      <w:r>
-        <w:rPr>
-          <w:b/>
-          <w:bCs/>
-          <w:lang w:val="en-US"/>
-        </w:rPr>
-        <w:t>alias</w:t>
-      </w:r>
-      <w:r>
-        <w:rPr>
-          <w:b/>
-          <w:bCs/>
-        </w:rPr>
+        <w:rPr>
+          <w:lang w:val="en-US"/>
+        </w:rPr>
+        <w:fldChar w:fldCharType="begin"/>
+      </w:r>
+      <w:r>
+        <w:instrText xml:space="preserve"> </w:instrText>
+      </w:r>
+      <w:r>
+        <w:rPr>
+          <w:lang w:val="en-US"/>
+        </w:rPr>
+        <w:instrText>REF</w:instrText>
+      </w:r>
+      <w:r>
+        <w:instrText xml:space="preserve"> _</w:instrText>
+      </w:r>
+      <w:r>
+        <w:rPr>
+          <w:lang w:val="en-US"/>
+        </w:rPr>
+        <w:instrText>Ref</w:instrText>
+      </w:r>
+      <w:r>
+        <w:instrText>200749180 \</w:instrText>
+      </w:r>
+      <w:r>
+        <w:rPr>
+          <w:lang w:val="en-US"/>
+        </w:rPr>
+        <w:instrText>h</w:instrText>
+      </w:r>
+      <w:r>
+        <w:instrText xml:space="preserve"> </w:instrText>
+      </w:r>
+      <w:r>
+        <w:rPr>
+          <w:lang w:val="en-US"/>
+        </w:rPr>
+      </w:r>
+      <w:r>
+        <w:rPr>
+          <w:lang w:val="en-US"/>
+        </w:rPr>
+        <w:fldChar w:fldCharType="separate"/>
+      </w:r>
+      <w:r>
+        <w:t xml:space="preserve">Рис. </w:t>
+      </w:r>
+      <w:r>
+        <w:rPr>
+          <w:noProof/>
+        </w:rPr>
+        <w:t>5</w:t>
+      </w:r>
+      <w:r>
+        <w:rPr>
+          <w:lang w:val="en-US"/>
+        </w:rPr>
+        <w:fldChar w:fldCharType="end"/>
+      </w:r>
+      <w:r>
+        <w:t xml:space="preserve"> изображены пример</w:t>
+      </w:r>
+      <w:r>
+        <w:t xml:space="preserve">ы результата </w:t>
+      </w:r>
+      <w:proofErr w:type="spellStart"/>
+      <w:r>
+        <w:t>парсинга</w:t>
+      </w:r>
+      <w:proofErr w:type="spellEnd"/>
+      <w:r>
+        <w:t xml:space="preserve"> типов данных в различных вариациях.</w:t>
+      </w:r>
+      <w:r>
         <w:t xml:space="preserve"> </w:t>
       </w:r>
       <w:r>
-        <w:rPr>
-          <w:b/>
-          <w:bCs/>
-        </w:rPr>
-        <w:t>функции</w:t>
-      </w:r>
-      <w:r>
-        <w:t xml:space="preserve"> – </w:t>
-      </w:r>
-      <w:proofErr w:type="spellStart"/>
-      <w:r>
-        <w:t>абривиатура</w:t>
-      </w:r>
-      <w:proofErr w:type="spellEnd"/>
-      <w:r>
-        <w:t xml:space="preserve"> для повторяющ</w:t>
-      </w:r>
-      <w:r>
-        <w:t xml:space="preserve">ихся элементов, принимающая </w:t>
-      </w:r>
-      <w:proofErr w:type="spellStart"/>
-      <w:r>
-        <w:t>изменяющыеся</w:t>
-      </w:r>
-      <w:proofErr w:type="spellEnd"/>
-      <w:r>
-        <w:t xml:space="preserve"> данные как параметр (подробнее смотрите раздел «</w:t>
-      </w:r>
-      <w:r>
-        <w:rPr>
-          <w:b/>
-          <w:bCs/>
-          <w:lang w:val="en-US"/>
-        </w:rPr>
-        <w:t>Alias</w:t>
-      </w:r>
-      <w:r>
-        <w:rPr>
-          <w:b/>
-          <w:bCs/>
-        </w:rPr>
-        <w:t xml:space="preserve"> функции</w:t>
-      </w:r>
-      <w:r>
-        <w:t xml:space="preserve">»). </w:t>
-      </w:r>
-    </w:p>
-    <w:p>
-      <w:pPr>
-        <w:pStyle w:val="UJPText"/>
-        <w:rPr>
-          <w:lang w:val="en-US"/>
-        </w:rPr>
+        <w:t xml:space="preserve">Для примера был добавлен лист </w:t>
+      </w:r>
+      <w:proofErr w:type="spellStart"/>
+      <w:r>
+        <w:rPr>
+          <w:b/>
+          <w:bCs/>
+          <w:lang w:val="en-US"/>
+        </w:rPr>
+        <w:t>Lvl</w:t>
+      </w:r>
+      <w:proofErr w:type="spellEnd"/>
+      <w:r>
+        <w:rPr>
+          <w:b/>
+          <w:bCs/>
+        </w:rPr>
+        <w:t>2</w:t>
+      </w:r>
+      <w:r>
+        <w:t xml:space="preserve"> </w:t>
+      </w:r>
+      <w:r>
+        <w:t xml:space="preserve">т.к. поле </w:t>
+      </w:r>
+      <w:proofErr w:type="spellStart"/>
+      <w:r>
+        <w:rPr>
+          <w:b/>
+          <w:bCs/>
+          <w:lang w:val="en-US"/>
+        </w:rPr>
+        <w:t>objArrayField</w:t>
+      </w:r>
+      <w:proofErr w:type="spellEnd"/>
+      <w:r>
+        <w:t xml:space="preserve"> </w:t>
+      </w:r>
+      <w:r>
+        <w:t>имеет три уровень вложенности.</w:t>
+      </w:r>
+    </w:p>
+    <w:p>
+      <w:pPr>
+        <w:pStyle w:val="UJPText"/>
+        <w:ind w:firstLine="0"/>
+        <w:jc w:val="center"/>
+      </w:pPr>
+      <w:r>
+        <w:drawing>
+          <wp:inline distT="0" distB="0" distL="0" distR="0" wp14:anchorId="5684FEBA" wp14:editId="1C88B5D9">
+            <wp:extent cx="5164433" cy="3157870"/>
+            <wp:effectExtent l="19050" t="19050" r="17780" b="23495"/>
+            <wp:docPr id="8" name="Picture 8"/>
+            <wp:cNvGraphicFramePr>
+              <a:graphicFrameLocks xmlns:a="http://schemas.openxmlformats.org/drawingml/2006/main" noChangeAspect="1"/>
+            </wp:cNvGraphicFramePr>
+            <a:graphic xmlns:a="http://schemas.openxmlformats.org/drawingml/2006/main">
+              <a:graphicData uri="http://schemas.openxmlformats.org/drawingml/2006/picture">
+                <pic:pic xmlns:pic="http://schemas.openxmlformats.org/drawingml/2006/picture">
+                  <pic:nvPicPr>
+                    <pic:cNvPr id="1" name=""/>
+                    <pic:cNvPicPr/>
+                  </pic:nvPicPr>
+                  <pic:blipFill>
+                    <a:blip r:embed="rId16"/>
+                    <a:stretch>
+                      <a:fillRect/>
+                    </a:stretch>
+                  </pic:blipFill>
+                  <pic:spPr>
+                    <a:xfrm>
+                      <a:off x="0" y="0"/>
+                      <a:ext cx="5181012" cy="3168007"/>
+                    </a:xfrm>
+                    <a:prstGeom prst="rect">
+                      <a:avLst/>
+                    </a:prstGeom>
+                    <a:ln>
+                      <a:solidFill>
+                        <a:schemeClr val="tx1"/>
+                      </a:solidFill>
+                    </a:ln>
+                  </pic:spPr>
+                </pic:pic>
+              </a:graphicData>
+            </a:graphic>
+          </wp:inline>
+        </w:drawing>
+      </w:r>
+    </w:p>
+    <w:p/>
+    <w:p/>
+    <w:p/>
+    <w:p/>
+    <w:p>
+      <w:pPr>
+        <w:jc w:val="right"/>
+      </w:pPr>
+    </w:p>
+    <w:p>
+      <w:pPr>
+        <w:pStyle w:val="UJPText"/>
+        <w:ind w:firstLine="0"/>
+        <w:jc w:val="center"/>
+      </w:pPr>
+      <w:r>
+        <w:drawing>
+          <wp:inline distT="0" distB="0" distL="0" distR="0" wp14:anchorId="14CD3837" wp14:editId="09456C91">
+            <wp:extent cx="5136825" cy="3151055"/>
+            <wp:effectExtent l="19050" t="19050" r="26035" b="11430"/>
+            <wp:docPr id="9" name="Picture 9"/>
+            <wp:cNvGraphicFramePr>
+              <a:graphicFrameLocks xmlns:a="http://schemas.openxmlformats.org/drawingml/2006/main" noChangeAspect="1"/>
+            </wp:cNvGraphicFramePr>
+            <a:graphic xmlns:a="http://schemas.openxmlformats.org/drawingml/2006/main">
+              <a:graphicData uri="http://schemas.openxmlformats.org/drawingml/2006/picture">
+                <pic:pic xmlns:pic="http://schemas.openxmlformats.org/drawingml/2006/picture">
+                  <pic:nvPicPr>
+                    <pic:cNvPr id="1" name=""/>
+                    <pic:cNvPicPr/>
+                  </pic:nvPicPr>
+                  <pic:blipFill>
+                    <a:blip r:embed="rId17"/>
+                    <a:stretch>
+                      <a:fillRect/>
+                    </a:stretch>
+                  </pic:blipFill>
+                  <pic:spPr>
+                    <a:xfrm>
+                      <a:off x="0" y="0"/>
+                      <a:ext cx="5168329" cy="3170380"/>
+                    </a:xfrm>
+                    <a:prstGeom prst="rect">
+                      <a:avLst/>
+                    </a:prstGeom>
+                    <a:ln>
+                      <a:solidFill>
+                        <a:schemeClr val="tx1"/>
+                      </a:solidFill>
+                    </a:ln>
+                  </pic:spPr>
+                </pic:pic>
+              </a:graphicData>
+            </a:graphic>
+          </wp:inline>
+        </w:drawing>
+      </w:r>
+    </w:p>
+    <w:p>
+      <w:pPr>
+        <w:pStyle w:val="UJPText"/>
+        <w:ind w:firstLine="0"/>
+        <w:jc w:val="center"/>
+      </w:pPr>
+      <w:r>
+        <w:drawing>
+          <wp:inline distT="0" distB="0" distL="0" distR="0" wp14:anchorId="3C88F384" wp14:editId="6195B36F">
+            <wp:extent cx="5151640" cy="2902688"/>
+            <wp:effectExtent l="19050" t="19050" r="11430" b="12065"/>
+            <wp:docPr id="11" name="Picture 11"/>
+            <wp:cNvGraphicFramePr>
+              <a:graphicFrameLocks xmlns:a="http://schemas.openxmlformats.org/drawingml/2006/main" noChangeAspect="1"/>
+            </wp:cNvGraphicFramePr>
+            <a:graphic xmlns:a="http://schemas.openxmlformats.org/drawingml/2006/main">
+              <a:graphicData uri="http://schemas.openxmlformats.org/drawingml/2006/picture">
+                <pic:pic xmlns:pic="http://schemas.openxmlformats.org/drawingml/2006/picture">
+                  <pic:nvPicPr>
+                    <pic:cNvPr id="1" name=""/>
+                    <pic:cNvPicPr/>
+                  </pic:nvPicPr>
+                  <pic:blipFill>
+                    <a:blip r:embed="rId18"/>
+                    <a:stretch>
+                      <a:fillRect/>
+                    </a:stretch>
+                  </pic:blipFill>
+                  <pic:spPr>
+                    <a:xfrm>
+                      <a:off x="0" y="0"/>
+                      <a:ext cx="5174978" cy="2915838"/>
+                    </a:xfrm>
+                    <a:prstGeom prst="rect">
+                      <a:avLst/>
+                    </a:prstGeom>
+                    <a:ln>
+                      <a:solidFill>
+                        <a:schemeClr val="tx1"/>
+                      </a:solidFill>
+                    </a:ln>
+                  </pic:spPr>
+                </pic:pic>
+              </a:graphicData>
+            </a:graphic>
+          </wp:inline>
+        </w:drawing>
+      </w:r>
+    </w:p>
+    <w:p>
+      <w:pPr>
+        <w:pStyle w:val="UJPText"/>
+        <w:ind w:firstLine="0"/>
       </w:pPr>
     </w:p>
     <w:p>
@@ -3208,7 +3729,7 @@
                     <pic:cNvPicPr/>
                   </pic:nvPicPr>
                   <pic:blipFill>
-                    <a:blip r:embed="rId13"/>
+                    <a:blip r:embed="rId19"/>
                     <a:stretch>
                       <a:fillRect/>
                     </a:stretch>
@@ -3238,19 +3759,32 @@
       <w:pPr>
         <w:pStyle w:val="Caption"/>
       </w:pPr>
-      <w:bookmarkStart w:id="5" w:name="_Ref200712666"/>
+      <w:bookmarkStart w:id="7" w:name="_Ref200712666"/>
       <w:r>
         <w:t xml:space="preserve">Рис. </w:t>
       </w:r>
-      <w:fldSimple w:instr=" SEQ Рис. \* ARABIC ">
-        <w:r>
-          <w:rPr>
-            <w:noProof/>
-          </w:rPr>
-          <w:t>5</w:t>
-        </w:r>
-      </w:fldSimple>
-      <w:bookmarkEnd w:id="5"/>
+      <w:r>
+        <w:fldChar w:fldCharType="begin"/>
+      </w:r>
+      <w:r>
+        <w:instrText xml:space="preserve"> SEQ Рис. \* ARABIC </w:instrText>
+      </w:r>
+      <w:r>
+        <w:fldChar w:fldCharType="separate"/>
+      </w:r>
+      <w:r>
+        <w:rPr>
+          <w:noProof/>
+        </w:rPr>
+        <w:t>6</w:t>
+      </w:r>
+      <w:r>
+        <w:rPr>
+          <w:noProof/>
+        </w:rPr>
+        <w:fldChar w:fldCharType="end"/>
+      </w:r>
+      <w:bookmarkEnd w:id="7"/>
       <w:r>
         <w:t xml:space="preserve"> </w:t>
       </w:r>
@@ -3262,7 +3796,7 @@
       <w:pPr>
         <w:pStyle w:val="UJPSubheader"/>
       </w:pPr>
-      <w:bookmarkStart w:id="6" w:name="_Toc200717505"/>
+      <w:bookmarkStart w:id="8" w:name="_Toc200717505"/>
       <w:r>
         <w:t xml:space="preserve">Настройка </w:t>
       </w:r>
@@ -3280,7 +3814,7 @@
         </w:rPr>
         <w:t>Excel</w:t>
       </w:r>
-      <w:bookmarkEnd w:id="6"/>
+      <w:bookmarkEnd w:id="8"/>
     </w:p>
     <w:p>
       <w:pPr>
@@ -3412,7 +3946,7 @@
                     <pic:cNvPicPr/>
                   </pic:nvPicPr>
                   <pic:blipFill>
-                    <a:blip r:embed="rId7"/>
+                    <a:blip r:embed="rId9"/>
                     <a:stretch>
                       <a:fillRect/>
                     </a:stretch>
@@ -3437,19 +3971,32 @@
       <w:pPr>
         <w:pStyle w:val="Caption"/>
       </w:pPr>
-      <w:bookmarkStart w:id="7" w:name="_Ref200713857"/>
+      <w:bookmarkStart w:id="9" w:name="_Ref200713857"/>
       <w:r>
         <w:t xml:space="preserve">Рис. </w:t>
       </w:r>
-      <w:fldSimple w:instr=" SEQ Рис. \* ARABIC ">
-        <w:r>
-          <w:rPr>
-            <w:noProof/>
-          </w:rPr>
-          <w:t>6</w:t>
-        </w:r>
-      </w:fldSimple>
-      <w:bookmarkEnd w:id="7"/>
+      <w:r>
+        <w:fldChar w:fldCharType="begin"/>
+      </w:r>
+      <w:r>
+        <w:instrText xml:space="preserve"> SEQ Рис. \* ARABIC </w:instrText>
+      </w:r>
+      <w:r>
+        <w:fldChar w:fldCharType="separate"/>
+      </w:r>
+      <w:r>
+        <w:rPr>
+          <w:noProof/>
+        </w:rPr>
+        <w:t>7</w:t>
+      </w:r>
+      <w:r>
+        <w:rPr>
+          <w:noProof/>
+        </w:rPr>
+        <w:fldChar w:fldCharType="end"/>
+      </w:r>
+      <w:bookmarkEnd w:id="9"/>
     </w:p>
     <w:p>
       <w:pPr>
@@ -3666,7 +4213,7 @@
                     <pic:cNvPicPr/>
                   </pic:nvPicPr>
                   <pic:blipFill>
-                    <a:blip r:embed="rId14"/>
+                    <a:blip r:embed="rId20"/>
                     <a:stretch>
                       <a:fillRect/>
                     </a:stretch>
@@ -3697,6 +4244,7 @@
       </w:pPr>
       <w:proofErr w:type="spellStart"/>
       <w:r>
+        <w:lastRenderedPageBreak/>
         <w:t>featuresParsing</w:t>
       </w:r>
       <w:proofErr w:type="spellEnd"/>
@@ -3711,7 +4259,6 @@
         <w:rPr>
           <w:noProof/>
         </w:rPr>
-        <w:lastRenderedPageBreak/>
         <w:drawing>
           <wp:inline distT="0" distB="0" distL="0" distR="0" wp14:anchorId="53739636" wp14:editId="145665DE">
             <wp:extent cx="6211167" cy="5391902"/>
@@ -3728,7 +4275,7 @@
                     <pic:cNvPicPr/>
                   </pic:nvPicPr>
                   <pic:blipFill>
-                    <a:blip r:embed="rId15"/>
+                    <a:blip r:embed="rId21"/>
                     <a:stretch>
                       <a:fillRect/>
                     </a:stretch>
@@ -3779,7 +4326,7 @@
       <w:pPr>
         <w:pStyle w:val="UJPSubheader"/>
       </w:pPr>
-      <w:bookmarkStart w:id="8" w:name="_Toc200717506"/>
+      <w:bookmarkStart w:id="10" w:name="_Toc200717506"/>
       <w:r>
         <w:t xml:space="preserve">Настройка </w:t>
       </w:r>
@@ -3798,10 +4345,11 @@
         </w:rPr>
         <w:t>GoogleSheets</w:t>
       </w:r>
-      <w:bookmarkEnd w:id="8"/>
+      <w:bookmarkEnd w:id="10"/>
       <w:proofErr w:type="spellEnd"/>
     </w:p>
     <w:sectPr>
+      <w:footerReference w:type="default" r:id="rId22"/>
       <w:pgSz w:w="11907" w:h="16840" w:code="9"/>
       <w:pgMar w:top="851" w:right="851" w:bottom="851" w:left="851" w:header="720" w:footer="720" w:gutter="0"/>
       <w:cols w:space="720"/>
@@ -3809,6 +4357,109 @@
     </w:sectPr>
   </w:body>
 </w:document>
+</file>
+
+<file path=word/endnotes.xml><?xml version="1.0" encoding="utf-8"?>
+<w:endnotes xmlns:wpc="http://schemas.microsoft.com/office/word/2010/wordprocessingCanvas" xmlns:cx="http://schemas.microsoft.com/office/drawing/2014/chartex" xmlns:cx1="http://schemas.microsoft.com/office/drawing/2015/9/8/chartex" xmlns:cx2="http://schemas.microsoft.com/office/drawing/2015/10/21/chartex" xmlns:cx3="http://schemas.microsoft.com/office/drawing/2016/5/9/chartex" xmlns:cx4="http://schemas.microsoft.com/office/drawing/2016/5/10/chartex" xmlns:cx5="http://schemas.microsoft.com/office/drawing/2016/5/11/chartex" xmlns:cx6="http://schemas.microsoft.com/office/drawing/2016/5/12/chartex" xmlns:cx7="http://schemas.microsoft.com/office/drawing/2016/5/13/chartex" xmlns:cx8="http://schemas.microsoft.com/office/drawing/2016/5/14/chartex" xmlns:mc="http://schemas.openxmlformats.org/markup-compatibility/2006" xmlns:aink="http://schemas.microsoft.com/office/drawing/2016/ink" xmlns:am3d="http://schemas.microsoft.com/office/drawing/2017/model3d" xmlns:o="urn:schemas-microsoft-com:office:office" xmlns:r="http://schemas.openxmlformats.org/officeDocument/2006/relationships" xmlns:m="http://schemas.openxmlformats.org/officeDocument/2006/math" xmlns:v="urn:schemas-microsoft-com:vml" xmlns:wp14="http://schemas.microsoft.com/office/word/2010/wordprocessingDrawing" xmlns:wp="http://schemas.openxmlformats.org/drawingml/2006/wordprocessingDrawing" xmlns:w10="urn:schemas-microsoft-com:office:word" xmlns:w="http://schemas.openxmlformats.org/wordprocessingml/2006/main" xmlns:w14="http://schemas.microsoft.com/office/word/2010/wordml" xmlns:w15="http://schemas.microsoft.com/office/word/2012/wordml" xmlns:w16cex="http://schemas.microsoft.com/office/word/2018/wordml/cex" xmlns:w16cid="http://schemas.microsoft.com/office/word/2016/wordml/cid" xmlns:w16="http://schemas.microsoft.com/office/word/2018/wordml" xmlns:w16sdtdh="http://schemas.microsoft.com/office/word/2020/wordml/sdtdatahash" xmlns:w16se="http://schemas.microsoft.com/office/word/2015/wordml/symex" xmlns:wpg="http://schemas.microsoft.com/office/word/2010/wordprocessingGroup" xmlns:wpi="http://schemas.microsoft.com/office/word/2010/wordprocessingInk" xmlns:wne="http://schemas.microsoft.com/office/word/2006/wordml" xmlns:wps="http://schemas.microsoft.com/office/word/2010/wordprocessingShape" mc:Ignorable="w14 w15 w16se w16cid w16 w16cex w16sdtdh wp14">
+  <w:endnote w:type="separator" w:id="-1">
+    <w:p>
+      <w:pPr>
+        <w:spacing w:after="0" w:line="240" w:lineRule="auto"/>
+      </w:pPr>
+      <w:r>
+        <w:separator/>
+      </w:r>
+    </w:p>
+  </w:endnote>
+  <w:endnote w:type="continuationSeparator" w:id="0">
+    <w:p>
+      <w:pPr>
+        <w:spacing w:after="0" w:line="240" w:lineRule="auto"/>
+      </w:pPr>
+      <w:r>
+        <w:continuationSeparator/>
+      </w:r>
+    </w:p>
+  </w:endnote>
+</w:endnotes>
+</file>
+
+<file path=word/footer1.xml><?xml version="1.0" encoding="utf-8"?>
+<w:ftr xmlns:wpc="http://schemas.microsoft.com/office/word/2010/wordprocessingCanvas" xmlns:cx="http://schemas.microsoft.com/office/drawing/2014/chartex" xmlns:cx1="http://schemas.microsoft.com/office/drawing/2015/9/8/chartex" xmlns:cx2="http://schemas.microsoft.com/office/drawing/2015/10/21/chartex" xmlns:cx3="http://schemas.microsoft.com/office/drawing/2016/5/9/chartex" xmlns:cx4="http://schemas.microsoft.com/office/drawing/2016/5/10/chartex" xmlns:cx5="http://schemas.microsoft.com/office/drawing/2016/5/11/chartex" xmlns:cx6="http://schemas.microsoft.com/office/drawing/2016/5/12/chartex" xmlns:cx7="http://schemas.microsoft.com/office/drawing/2016/5/13/chartex" xmlns:cx8="http://schemas.microsoft.com/office/drawing/2016/5/14/chartex" xmlns:mc="http://schemas.openxmlformats.org/markup-compatibility/2006" xmlns:aink="http://schemas.microsoft.com/office/drawing/2016/ink" xmlns:am3d="http://schemas.microsoft.com/office/drawing/2017/model3d" xmlns:o="urn:schemas-microsoft-com:office:office" xmlns:r="http://schemas.openxmlformats.org/officeDocument/2006/relationships" xmlns:m="http://schemas.openxmlformats.org/officeDocument/2006/math" xmlns:v="urn:schemas-microsoft-com:vml" xmlns:wp14="http://schemas.microsoft.com/office/word/2010/wordprocessingDrawing" xmlns:wp="http://schemas.openxmlformats.org/drawingml/2006/wordprocessingDrawing" xmlns:w10="urn:schemas-microsoft-com:office:word" xmlns:w="http://schemas.openxmlformats.org/wordprocessingml/2006/main" xmlns:w14="http://schemas.microsoft.com/office/word/2010/wordml" xmlns:w15="http://schemas.microsoft.com/office/word/2012/wordml" xmlns:w16cex="http://schemas.microsoft.com/office/word/2018/wordml/cex" xmlns:w16cid="http://schemas.microsoft.com/office/word/2016/wordml/cid" xmlns:w16="http://schemas.microsoft.com/office/word/2018/wordml" xmlns:w16sdtdh="http://schemas.microsoft.com/office/word/2020/wordml/sdtdatahash" xmlns:w16se="http://schemas.microsoft.com/office/word/2015/wordml/symex" xmlns:wpg="http://schemas.microsoft.com/office/word/2010/wordprocessingGroup" xmlns:wpi="http://schemas.microsoft.com/office/word/2010/wordprocessingInk" xmlns:wne="http://schemas.microsoft.com/office/word/2006/wordml" xmlns:wps="http://schemas.microsoft.com/office/word/2010/wordprocessingShape" mc:Ignorable="w14 w15 w16se w16cid w16 w16cex w16sdtdh wp14">
+  <w:sdt>
+    <w:sdtPr>
+      <w:id w:val="1353146633"/>
+      <w:docPartObj>
+        <w:docPartGallery w:val="Page Numbers (Bottom of Page)"/>
+        <w:docPartUnique/>
+      </w:docPartObj>
+    </w:sdtPr>
+    <w:sdtEndPr>
+      <w:rPr>
+        <w:noProof/>
+      </w:rPr>
+    </w:sdtEndPr>
+    <w:sdtContent>
+      <w:p>
+        <w:pPr>
+          <w:pStyle w:val="Footer"/>
+          <w:jc w:val="right"/>
+        </w:pPr>
+        <w:r>
+          <w:fldChar w:fldCharType="begin"/>
+        </w:r>
+        <w:r>
+          <w:instrText xml:space="preserve"> PAGE   \* MERGEFORMAT </w:instrText>
+        </w:r>
+        <w:r>
+          <w:fldChar w:fldCharType="separate"/>
+        </w:r>
+        <w:r>
+          <w:rPr>
+            <w:noProof/>
+          </w:rPr>
+          <w:t>2</w:t>
+        </w:r>
+        <w:r>
+          <w:rPr>
+            <w:noProof/>
+          </w:rPr>
+          <w:fldChar w:fldCharType="end"/>
+        </w:r>
+      </w:p>
+    </w:sdtContent>
+  </w:sdt>
+  <w:p>
+    <w:pPr>
+      <w:pStyle w:val="Footer"/>
+    </w:pPr>
+  </w:p>
+</w:ftr>
+</file>
+
+<file path=word/footnotes.xml><?xml version="1.0" encoding="utf-8"?>
+<w:footnotes xmlns:wpc="http://schemas.microsoft.com/office/word/2010/wordprocessingCanvas" xmlns:cx="http://schemas.microsoft.com/office/drawing/2014/chartex" xmlns:cx1="http://schemas.microsoft.com/office/drawing/2015/9/8/chartex" xmlns:cx2="http://schemas.microsoft.com/office/drawing/2015/10/21/chartex" xmlns:cx3="http://schemas.microsoft.com/office/drawing/2016/5/9/chartex" xmlns:cx4="http://schemas.microsoft.com/office/drawing/2016/5/10/chartex" xmlns:cx5="http://schemas.microsoft.com/office/drawing/2016/5/11/chartex" xmlns:cx6="http://schemas.microsoft.com/office/drawing/2016/5/12/chartex" xmlns:cx7="http://schemas.microsoft.com/office/drawing/2016/5/13/chartex" xmlns:cx8="http://schemas.microsoft.com/office/drawing/2016/5/14/chartex" xmlns:mc="http://schemas.openxmlformats.org/markup-compatibility/2006" xmlns:aink="http://schemas.microsoft.com/office/drawing/2016/ink" xmlns:am3d="http://schemas.microsoft.com/office/drawing/2017/model3d" xmlns:o="urn:schemas-microsoft-com:office:office" xmlns:r="http://schemas.openxmlformats.org/officeDocument/2006/relationships" xmlns:m="http://schemas.openxmlformats.org/officeDocument/2006/math" xmlns:v="urn:schemas-microsoft-com:vml" xmlns:wp14="http://schemas.microsoft.com/office/word/2010/wordprocessingDrawing" xmlns:wp="http://schemas.openxmlformats.org/drawingml/2006/wordprocessingDrawing" xmlns:w10="urn:schemas-microsoft-com:office:word" xmlns:w="http://schemas.openxmlformats.org/wordprocessingml/2006/main" xmlns:w14="http://schemas.microsoft.com/office/word/2010/wordml" xmlns:w15="http://schemas.microsoft.com/office/word/2012/wordml" xmlns:w16cex="http://schemas.microsoft.com/office/word/2018/wordml/cex" xmlns:w16cid="http://schemas.microsoft.com/office/word/2016/wordml/cid" xmlns:w16="http://schemas.microsoft.com/office/word/2018/wordml" xmlns:w16sdtdh="http://schemas.microsoft.com/office/word/2020/wordml/sdtdatahash" xmlns:w16se="http://schemas.microsoft.com/office/word/2015/wordml/symex" xmlns:wpg="http://schemas.microsoft.com/office/word/2010/wordprocessingGroup" xmlns:wpi="http://schemas.microsoft.com/office/word/2010/wordprocessingInk" xmlns:wne="http://schemas.microsoft.com/office/word/2006/wordml" xmlns:wps="http://schemas.microsoft.com/office/word/2010/wordprocessingShape" mc:Ignorable="w14 w15 w16se w16cid w16 w16cex w16sdtdh wp14">
+  <w:footnote w:type="separator" w:id="-1">
+    <w:p>
+      <w:pPr>
+        <w:spacing w:after="0" w:line="240" w:lineRule="auto"/>
+      </w:pPr>
+      <w:r>
+        <w:separator/>
+      </w:r>
+    </w:p>
+  </w:footnote>
+  <w:footnote w:type="continuationSeparator" w:id="0">
+    <w:p>
+      <w:pPr>
+        <w:spacing w:after="0" w:line="240" w:lineRule="auto"/>
+      </w:pPr>
+      <w:r>
+        <w:continuationSeparator/>
+      </w:r>
+    </w:p>
+  </w:footnote>
+</w:footnotes>
 </file>
 
 <file path=word/numbering.xml><?xml version="1.0" encoding="utf-8"?>
@@ -5148,6 +5799,50 @@
       <w:sz w:val="24"/>
     </w:rPr>
   </w:style>
+  <w:style w:type="paragraph" w:styleId="Header">
+    <w:name w:val="header"/>
+    <w:basedOn w:val="Normal"/>
+    <w:link w:val="HeaderChar"/>
+    <w:uiPriority w:val="99"/>
+    <w:unhideWhenUsed/>
+    <w:rsid w:val="00D66FFE"/>
+    <w:pPr>
+      <w:tabs>
+        <w:tab w:val="center" w:pos="4677"/>
+        <w:tab w:val="right" w:pos="9355"/>
+      </w:tabs>
+      <w:spacing w:after="0" w:line="240" w:lineRule="auto"/>
+    </w:pPr>
+  </w:style>
+  <w:style w:type="character" w:customStyle="1" w:styleId="HeaderChar">
+    <w:name w:val="Header Char"/>
+    <w:basedOn w:val="DefaultParagraphFont"/>
+    <w:link w:val="Header"/>
+    <w:uiPriority w:val="99"/>
+    <w:rsid w:val="00D66FFE"/>
+  </w:style>
+  <w:style w:type="paragraph" w:styleId="Footer">
+    <w:name w:val="footer"/>
+    <w:basedOn w:val="Normal"/>
+    <w:link w:val="FooterChar"/>
+    <w:uiPriority w:val="99"/>
+    <w:unhideWhenUsed/>
+    <w:rsid w:val="00D66FFE"/>
+    <w:pPr>
+      <w:tabs>
+        <w:tab w:val="center" w:pos="4677"/>
+        <w:tab w:val="right" w:pos="9355"/>
+      </w:tabs>
+      <w:spacing w:after="0" w:line="240" w:lineRule="auto"/>
+    </w:pPr>
+  </w:style>
+  <w:style w:type="character" w:customStyle="1" w:styleId="FooterChar">
+    <w:name w:val="Footer Char"/>
+    <w:basedOn w:val="DefaultParagraphFont"/>
+    <w:link w:val="Footer"/>
+    <w:uiPriority w:val="99"/>
+    <w:rsid w:val="00D66FFE"/>
+  </w:style>
 </w:styles>
 </file>
 

--- a/Parser2/Example/Instruction/Instruction.docx
+++ b/Parser2/Example/Instruction/Instruction.docx
@@ -961,27 +961,14 @@
       <w:r>
         <w:t xml:space="preserve">Рис. </w:t>
       </w:r>
-      <w:r>
-        <w:fldChar w:fldCharType="begin"/>
-      </w:r>
-      <w:r>
-        <w:instrText xml:space="preserve"> SEQ Рис. \* ARABIC </w:instrText>
-      </w:r>
-      <w:r>
-        <w:fldChar w:fldCharType="separate"/>
-      </w:r>
-      <w:r>
-        <w:rPr>
-          <w:noProof/>
-        </w:rPr>
-        <w:t>1</w:t>
-      </w:r>
-      <w:r>
-        <w:rPr>
-          <w:noProof/>
-        </w:rPr>
-        <w:fldChar w:fldCharType="end"/>
-      </w:r>
+      <w:fldSimple w:instr=" SEQ Рис. \* ARABIC ">
+        <w:r>
+          <w:rPr>
+            <w:noProof/>
+          </w:rPr>
+          <w:t>1</w:t>
+        </w:r>
+      </w:fldSimple>
       <w:bookmarkEnd w:id="3"/>
     </w:p>
     <w:p>
@@ -1056,27 +1043,14 @@
       <w:r>
         <w:t xml:space="preserve">Рис. </w:t>
       </w:r>
-      <w:r>
-        <w:fldChar w:fldCharType="begin"/>
-      </w:r>
-      <w:r>
-        <w:instrText xml:space="preserve"> SEQ Рис. \* ARABIC </w:instrText>
-      </w:r>
-      <w:r>
-        <w:fldChar w:fldCharType="separate"/>
-      </w:r>
-      <w:r>
-        <w:rPr>
-          <w:noProof/>
-        </w:rPr>
-        <w:t>2</w:t>
-      </w:r>
-      <w:r>
-        <w:rPr>
-          <w:noProof/>
-        </w:rPr>
-        <w:fldChar w:fldCharType="end"/>
-      </w:r>
+      <w:fldSimple w:instr=" SEQ Рис. \* ARABIC ">
+        <w:r>
+          <w:rPr>
+            <w:noProof/>
+          </w:rPr>
+          <w:t>2</w:t>
+        </w:r>
+      </w:fldSimple>
     </w:p>
     <w:p>
       <w:pPr>
@@ -1339,27 +1313,14 @@
       <w:r>
         <w:t xml:space="preserve">Рис. </w:t>
       </w:r>
-      <w:r>
-        <w:fldChar w:fldCharType="begin"/>
-      </w:r>
-      <w:r>
-        <w:instrText xml:space="preserve"> SEQ Рис. \* ARABIC </w:instrText>
-      </w:r>
-      <w:r>
-        <w:fldChar w:fldCharType="separate"/>
-      </w:r>
-      <w:r>
-        <w:rPr>
-          <w:noProof/>
-        </w:rPr>
-        <w:t>3</w:t>
-      </w:r>
-      <w:r>
-        <w:rPr>
-          <w:noProof/>
-        </w:rPr>
-        <w:fldChar w:fldCharType="end"/>
-      </w:r>
+      <w:fldSimple w:instr=" SEQ Рис. \* ARABIC ">
+        <w:r>
+          <w:rPr>
+            <w:noProof/>
+          </w:rPr>
+          <w:t>3</w:t>
+        </w:r>
+      </w:fldSimple>
     </w:p>
     <w:p>
       <w:pPr>
@@ -2661,27 +2622,14 @@
       <w:r>
         <w:t xml:space="preserve">Рис. </w:t>
       </w:r>
-      <w:r>
-        <w:fldChar w:fldCharType="begin"/>
-      </w:r>
-      <w:r>
-        <w:instrText xml:space="preserve"> SEQ Рис. \* ARABIC </w:instrText>
-      </w:r>
-      <w:r>
-        <w:fldChar w:fldCharType="separate"/>
-      </w:r>
-      <w:r>
-        <w:rPr>
-          <w:noProof/>
-        </w:rPr>
-        <w:t>4</w:t>
-      </w:r>
-      <w:r>
-        <w:rPr>
-          <w:noProof/>
-        </w:rPr>
-        <w:fldChar w:fldCharType="end"/>
-      </w:r>
+      <w:fldSimple w:instr=" SEQ Рис. \* ARABIC ">
+        <w:r>
+          <w:rPr>
+            <w:noProof/>
+          </w:rPr>
+          <w:t>4</w:t>
+        </w:r>
+      </w:fldSimple>
     </w:p>
     <w:p>
       <w:pPr>
@@ -3054,13 +3002,7 @@
         <w:fldChar w:fldCharType="end"/>
       </w:r>
       <w:r>
-        <w:t xml:space="preserve">), в отличие от поля с числовым значением (см </w:t>
-      </w:r>
-      <w:r>
-        <w:t>поле</w:t>
-      </w:r>
-      <w:r>
-        <w:t xml:space="preserve"> </w:t>
+        <w:t xml:space="preserve">), в отличие от поля с числовым значением (см поле </w:t>
       </w:r>
       <w:proofErr w:type="spellStart"/>
       <w:r>
@@ -3107,6 +3049,9 @@
         <w:ind w:firstLine="0"/>
       </w:pPr>
       <w:r>
+        <w:rPr>
+          <w:noProof/>
+        </w:rPr>
         <w:lastRenderedPageBreak/>
         <w:drawing>
           <wp:inline distT="0" distB="0" distL="0" distR="0" wp14:anchorId="52B08280" wp14:editId="6FE8759C">
@@ -3157,15 +3102,28 @@
       <w:r>
         <w:t xml:space="preserve">Рис. </w:t>
       </w:r>
-      <w:fldSimple w:instr=" SEQ Рис. \* ARABIC ">
-        <w:r>
-          <w:rPr>
-            <w:noProof/>
-            <w:lang w:val="en-US"/>
-          </w:rPr>
-          <w:t>5</w:t>
-        </w:r>
-      </w:fldSimple>
+      <w:r>
+        <w:fldChar w:fldCharType="begin"/>
+      </w:r>
+      <w:r>
+        <w:instrText xml:space="preserve"> SEQ Рис. \* ARABIC </w:instrText>
+      </w:r>
+      <w:r>
+        <w:fldChar w:fldCharType="separate"/>
+      </w:r>
+      <w:r>
+        <w:rPr>
+          <w:noProof/>
+        </w:rPr>
+        <w:t>5</w:t>
+      </w:r>
+      <w:r>
+        <w:rPr>
+          <w:noProof/>
+          <w:lang w:val="en-US"/>
+        </w:rPr>
+        <w:fldChar w:fldCharType="end"/>
+      </w:r>
       <w:bookmarkEnd w:id="5"/>
       <w:r>
         <w:rPr>
@@ -3326,6 +3284,9 @@
         <w:jc w:val="center"/>
       </w:pPr>
       <w:r>
+        <w:rPr>
+          <w:noProof/>
+        </w:rPr>
         <w:drawing>
           <wp:inline distT="0" distB="0" distL="0" distR="0" wp14:anchorId="5684FEBA" wp14:editId="1C88B5D9">
             <wp:extent cx="5164433" cy="3157870"/>
@@ -3384,6 +3345,9 @@
         <w:jc w:val="center"/>
       </w:pPr>
       <w:r>
+        <w:rPr>
+          <w:noProof/>
+        </w:rPr>
         <w:drawing>
           <wp:inline distT="0" distB="0" distL="0" distR="0" wp14:anchorId="14CD3837" wp14:editId="09456C91">
             <wp:extent cx="5136825" cy="3151055"/>
@@ -3433,6 +3397,9 @@
         <w:jc w:val="center"/>
       </w:pPr>
       <w:r>
+        <w:rPr>
+          <w:noProof/>
+        </w:rPr>
         <w:drawing>
           <wp:inline distT="0" distB="0" distL="0" distR="0" wp14:anchorId="3C88F384" wp14:editId="6195B36F">
             <wp:extent cx="5151640" cy="2902688"/>
@@ -3517,6 +3484,635 @@
     <w:p>
       <w:pPr>
         <w:pStyle w:val="UJPText"/>
+      </w:pPr>
+      <w:proofErr w:type="spellStart"/>
+      <w:r>
+        <w:t>Alias</w:t>
+      </w:r>
+      <w:proofErr w:type="spellEnd"/>
+      <w:r>
+        <w:t xml:space="preserve"> функции</w:t>
+      </w:r>
+      <w:r>
+        <w:t xml:space="preserve"> позвол</w:t>
+      </w:r>
+      <w:r>
+        <w:t xml:space="preserve">яю создать короткую запись для часто повторяемых элементов </w:t>
+      </w:r>
+      <w:r>
+        <w:rPr>
+          <w:lang w:val="en-US"/>
+        </w:rPr>
+        <w:t>json</w:t>
+      </w:r>
+      <w:r>
+        <w:t xml:space="preserve">. </w:t>
+      </w:r>
+    </w:p>
+    <w:p>
+      <w:pPr>
+        <w:pStyle w:val="UJPText"/>
+      </w:pPr>
+      <w:r>
+        <w:t xml:space="preserve">Предположим нам нужно получить </w:t>
+      </w:r>
+      <w:r>
+        <w:rPr>
+          <w:lang w:val="en-US"/>
+        </w:rPr>
+        <w:t>json</w:t>
+      </w:r>
+      <w:r>
+        <w:t xml:space="preserve"> </w:t>
+      </w:r>
+      <w:r>
+        <w:t xml:space="preserve">вида указанного на </w:t>
+      </w:r>
+      <w:r>
+        <w:fldChar w:fldCharType="begin"/>
+      </w:r>
+      <w:r>
+        <w:instrText xml:space="preserve"> REF _Ref200800563 \h </w:instrText>
+      </w:r>
+      <w:r>
+        <w:fldChar w:fldCharType="separate"/>
+      </w:r>
+      <w:r>
+        <w:t xml:space="preserve">Рис. </w:t>
+      </w:r>
+      <w:r>
+        <w:rPr>
+          <w:noProof/>
+        </w:rPr>
+        <w:t>6</w:t>
+      </w:r>
+      <w:r>
+        <w:fldChar w:fldCharType="end"/>
+      </w:r>
+      <w:r>
+        <w:t xml:space="preserve">. </w:t>
+      </w:r>
+    </w:p>
+    <w:p>
+      <w:pPr>
+        <w:pStyle w:val="UJPText"/>
+        <w:keepNext/>
+        <w:ind w:firstLine="0"/>
+        <w:jc w:val="center"/>
+      </w:pPr>
+      <w:r>
+        <w:drawing>
+          <wp:inline distT="0" distB="0" distL="0" distR="0" wp14:anchorId="4E4E0B46" wp14:editId="788FBE6E">
+            <wp:extent cx="4932751" cy="3630930"/>
+            <wp:effectExtent l="0" t="0" r="1270" b="7620"/>
+            <wp:docPr id="4" name="Picture 4"/>
+            <wp:cNvGraphicFramePr>
+              <a:graphicFrameLocks xmlns:a="http://schemas.openxmlformats.org/drawingml/2006/main" noChangeAspect="1"/>
+            </wp:cNvGraphicFramePr>
+            <a:graphic xmlns:a="http://schemas.openxmlformats.org/drawingml/2006/main">
+              <a:graphicData uri="http://schemas.openxmlformats.org/drawingml/2006/picture">
+                <pic:pic xmlns:pic="http://schemas.openxmlformats.org/drawingml/2006/picture">
+                  <pic:nvPicPr>
+                    <pic:cNvPr id="4" name="Picture 4"/>
+                    <pic:cNvPicPr/>
+                  </pic:nvPicPr>
+                  <pic:blipFill>
+                    <a:blip r:embed="rId19">
+                      <a:extLst>
+                        <a:ext uri="{28A0092B-C50C-407E-A947-70E740481C1C}">
+                          <a14:useLocalDpi xmlns:a14="http://schemas.microsoft.com/office/drawing/2010/main" val="0"/>
+                        </a:ext>
+                      </a:extLst>
+                    </a:blip>
+                    <a:stretch>
+                      <a:fillRect/>
+                    </a:stretch>
+                  </pic:blipFill>
+                  <pic:spPr>
+                    <a:xfrm>
+                      <a:off x="0" y="0"/>
+                      <a:ext cx="4932751" cy="3630930"/>
+                    </a:xfrm>
+                    <a:prstGeom prst="rect">
+                      <a:avLst/>
+                    </a:prstGeom>
+                  </pic:spPr>
+                </pic:pic>
+              </a:graphicData>
+            </a:graphic>
+          </wp:inline>
+        </w:drawing>
+      </w:r>
+    </w:p>
+    <w:p>
+      <w:pPr>
+        <w:pStyle w:val="Caption"/>
+      </w:pPr>
+      <w:bookmarkStart w:id="7" w:name="_Ref200800563"/>
+      <w:r>
+        <w:t xml:space="preserve">Рис. </w:t>
+      </w:r>
+      <w:fldSimple w:instr=" SEQ Рис. \* ARABIC ">
+        <w:r>
+          <w:rPr>
+            <w:noProof/>
+          </w:rPr>
+          <w:t>6</w:t>
+        </w:r>
+      </w:fldSimple>
+      <w:bookmarkEnd w:id="7"/>
+    </w:p>
+    <w:p>
+      <w:pPr>
+        <w:pStyle w:val="UJPText"/>
+      </w:pPr>
+      <w:r>
+        <w:t xml:space="preserve">Можно заметить что следующая часть повторяется в четырёх элементах, меняется только значение в поле </w:t>
+      </w:r>
+      <w:r>
+        <w:rPr>
+          <w:lang w:val="en-US"/>
+        </w:rPr>
+        <w:t>amount</w:t>
+      </w:r>
+      <w:r>
+        <w:t xml:space="preserve">. </w:t>
+      </w:r>
+    </w:p>
+    <w:p>
+      <w:pPr>
+        <w:pStyle w:val="UJPText"/>
+        <w:spacing w:after="0"/>
+        <w:rPr>
+          <w:rFonts w:ascii="Consolas" w:hAnsi="Consolas"/>
+          <w:sz w:val="20"/>
+          <w:szCs w:val="18"/>
+          <w:lang w:val="en-US"/>
+        </w:rPr>
+      </w:pPr>
+      <w:r>
+        <w:rPr>
+          <w:rFonts w:ascii="Consolas" w:hAnsi="Consolas"/>
+          <w:sz w:val="20"/>
+          <w:szCs w:val="18"/>
+        </w:rPr>
+        <w:tab/>
+      </w:r>
+      <w:r>
+        <w:rPr>
+          <w:rFonts w:ascii="Consolas" w:hAnsi="Consolas"/>
+          <w:sz w:val="20"/>
+          <w:szCs w:val="18"/>
+          <w:lang w:val="en-US"/>
+        </w:rPr>
+        <w:t>{</w:t>
+      </w:r>
+    </w:p>
+    <w:p>
+      <w:pPr>
+        <w:pStyle w:val="UJPText"/>
+        <w:spacing w:after="0"/>
+        <w:rPr>
+          <w:rFonts w:ascii="Consolas" w:hAnsi="Consolas"/>
+          <w:sz w:val="20"/>
+          <w:szCs w:val="18"/>
+          <w:lang w:val="en-US"/>
+        </w:rPr>
+      </w:pPr>
+      <w:r>
+        <w:rPr>
+          <w:rFonts w:ascii="Consolas" w:hAnsi="Consolas"/>
+          <w:sz w:val="20"/>
+          <w:szCs w:val="18"/>
+          <w:lang w:val="en-US"/>
+        </w:rPr>
+        <w:tab/>
+      </w:r>
+      <w:r>
+        <w:rPr>
+          <w:rFonts w:ascii="Consolas" w:hAnsi="Consolas"/>
+          <w:sz w:val="20"/>
+          <w:szCs w:val="18"/>
+          <w:lang w:val="en-US"/>
+        </w:rPr>
+        <w:tab/>
+        <w:t>"$type":"</w:t>
+      </w:r>
+      <w:proofErr w:type="spellStart"/>
+      <w:r>
+        <w:rPr>
+          <w:rFonts w:ascii="Consolas" w:hAnsi="Consolas"/>
+          <w:sz w:val="20"/>
+          <w:szCs w:val="18"/>
+          <w:lang w:val="en-US"/>
+        </w:rPr>
+        <w:t>GameplayConfigs.HardGoodConfig</w:t>
+      </w:r>
+      <w:proofErr w:type="spellEnd"/>
+      <w:r>
+        <w:rPr>
+          <w:rFonts w:ascii="Consolas" w:hAnsi="Consolas"/>
+          <w:sz w:val="20"/>
+          <w:szCs w:val="18"/>
+          <w:lang w:val="en-US"/>
+        </w:rPr>
+        <w:t>",</w:t>
+      </w:r>
+    </w:p>
+    <w:p>
+      <w:pPr>
+        <w:pStyle w:val="UJPText"/>
+        <w:spacing w:after="0"/>
+        <w:rPr>
+          <w:rFonts w:ascii="Consolas" w:hAnsi="Consolas"/>
+          <w:sz w:val="20"/>
+          <w:szCs w:val="18"/>
+        </w:rPr>
+      </w:pPr>
+      <w:r>
+        <w:rPr>
+          <w:rFonts w:ascii="Consolas" w:hAnsi="Consolas"/>
+          <w:sz w:val="20"/>
+          <w:szCs w:val="18"/>
+          <w:lang w:val="en-US"/>
+        </w:rPr>
+        <w:tab/>
+      </w:r>
+      <w:r>
+        <w:rPr>
+          <w:rFonts w:ascii="Consolas" w:hAnsi="Consolas"/>
+          <w:sz w:val="20"/>
+          <w:szCs w:val="18"/>
+          <w:lang w:val="en-US"/>
+        </w:rPr>
+        <w:tab/>
+      </w:r>
+      <w:r>
+        <w:rPr>
+          <w:rFonts w:ascii="Consolas" w:hAnsi="Consolas"/>
+          <w:sz w:val="20"/>
+          <w:szCs w:val="18"/>
+        </w:rPr>
+        <w:t>"</w:t>
+      </w:r>
+      <w:proofErr w:type="spellStart"/>
+      <w:r>
+        <w:rPr>
+          <w:rFonts w:ascii="Consolas" w:hAnsi="Consolas"/>
+          <w:sz w:val="20"/>
+          <w:szCs w:val="18"/>
+        </w:rPr>
+        <w:t>amount</w:t>
+      </w:r>
+      <w:proofErr w:type="spellEnd"/>
+      <w:r>
+        <w:rPr>
+          <w:rFonts w:ascii="Consolas" w:hAnsi="Consolas"/>
+          <w:sz w:val="20"/>
+          <w:szCs w:val="18"/>
+        </w:rPr>
+        <w:t>":</w:t>
+      </w:r>
+    </w:p>
+    <w:p>
+      <w:pPr>
+        <w:pStyle w:val="UJPText"/>
+        <w:rPr>
+          <w:rFonts w:ascii="Consolas" w:hAnsi="Consolas"/>
+          <w:sz w:val="20"/>
+          <w:szCs w:val="18"/>
+        </w:rPr>
+      </w:pPr>
+      <w:r>
+        <w:rPr>
+          <w:rFonts w:ascii="Consolas" w:hAnsi="Consolas"/>
+          <w:sz w:val="20"/>
+          <w:szCs w:val="18"/>
+        </w:rPr>
+        <w:tab/>
+        <w:t>}</w:t>
+      </w:r>
+    </w:p>
+    <w:p>
+      <w:pPr>
+        <w:pStyle w:val="UJPText"/>
+      </w:pPr>
+      <w:r>
+        <w:t xml:space="preserve">Вместо того, чтобы писать полную семантику </w:t>
+      </w:r>
+      <w:proofErr w:type="spellStart"/>
+      <w:r>
+        <w:t>парсинга</w:t>
+      </w:r>
+      <w:proofErr w:type="spellEnd"/>
+      <w:r>
+        <w:t xml:space="preserve"> как показано на </w:t>
+      </w:r>
+      <w:r>
+        <w:fldChar w:fldCharType="begin"/>
+      </w:r>
+      <w:r>
+        <w:instrText xml:space="preserve"> REF _Ref200824388 \h </w:instrText>
+      </w:r>
+      <w:r>
+        <w:fldChar w:fldCharType="separate"/>
+      </w:r>
+      <w:r>
+        <w:t xml:space="preserve">Рис. </w:t>
+      </w:r>
+      <w:r>
+        <w:rPr>
+          <w:noProof/>
+        </w:rPr>
+        <w:t>7</w:t>
+      </w:r>
+      <w:r>
+        <w:fldChar w:fldCharType="end"/>
+      </w:r>
+      <w:r>
+        <w:t xml:space="preserve">, можно использовать </w:t>
+      </w:r>
+      <w:r>
+        <w:rPr>
+          <w:lang w:val="en-US"/>
+        </w:rPr>
+        <w:t>alias</w:t>
+      </w:r>
+      <w:r>
+        <w:t xml:space="preserve"> </w:t>
+      </w:r>
+      <w:r>
+        <w:t xml:space="preserve">функции и сократить запись как показано на </w:t>
+      </w:r>
+    </w:p>
+    <w:p>
+      <w:pPr>
+        <w:pStyle w:val="UJPText"/>
+        <w:keepNext/>
+        <w:ind w:firstLine="0"/>
+      </w:pPr>
+      <w:r>
+        <w:lastRenderedPageBreak/>
+        <w:drawing>
+          <wp:inline distT="0" distB="0" distL="0" distR="0" wp14:anchorId="76532E91" wp14:editId="2AF5780B">
+            <wp:extent cx="6480175" cy="2275840"/>
+            <wp:effectExtent l="19050" t="19050" r="15875" b="10160"/>
+            <wp:docPr id="12" name="Picture 12"/>
+            <wp:cNvGraphicFramePr>
+              <a:graphicFrameLocks xmlns:a="http://schemas.openxmlformats.org/drawingml/2006/main" noChangeAspect="1"/>
+            </wp:cNvGraphicFramePr>
+            <a:graphic xmlns:a="http://schemas.openxmlformats.org/drawingml/2006/main">
+              <a:graphicData uri="http://schemas.openxmlformats.org/drawingml/2006/picture">
+                <pic:pic xmlns:pic="http://schemas.openxmlformats.org/drawingml/2006/picture">
+                  <pic:nvPicPr>
+                    <pic:cNvPr id="1" name=""/>
+                    <pic:cNvPicPr/>
+                  </pic:nvPicPr>
+                  <pic:blipFill>
+                    <a:blip r:embed="rId20"/>
+                    <a:stretch>
+                      <a:fillRect/>
+                    </a:stretch>
+                  </pic:blipFill>
+                  <pic:spPr>
+                    <a:xfrm>
+                      <a:off x="0" y="0"/>
+                      <a:ext cx="6480175" cy="2275840"/>
+                    </a:xfrm>
+                    <a:prstGeom prst="rect">
+                      <a:avLst/>
+                    </a:prstGeom>
+                    <a:ln>
+                      <a:solidFill>
+                        <a:schemeClr val="tx1"/>
+                      </a:solidFill>
+                    </a:ln>
+                  </pic:spPr>
+                </pic:pic>
+              </a:graphicData>
+            </a:graphic>
+          </wp:inline>
+        </w:drawing>
+      </w:r>
+      <w:r>
+        <w:br/>
+      </w:r>
+      <w:r>
+        <w:drawing>
+          <wp:inline distT="0" distB="0" distL="0" distR="0" wp14:anchorId="2684E87A" wp14:editId="1098D5B2">
+            <wp:extent cx="6480175" cy="2512060"/>
+            <wp:effectExtent l="19050" t="19050" r="15875" b="21590"/>
+            <wp:docPr id="13" name="Picture 13"/>
+            <wp:cNvGraphicFramePr>
+              <a:graphicFrameLocks xmlns:a="http://schemas.openxmlformats.org/drawingml/2006/main" noChangeAspect="1"/>
+            </wp:cNvGraphicFramePr>
+            <a:graphic xmlns:a="http://schemas.openxmlformats.org/drawingml/2006/main">
+              <a:graphicData uri="http://schemas.openxmlformats.org/drawingml/2006/picture">
+                <pic:pic xmlns:pic="http://schemas.openxmlformats.org/drawingml/2006/picture">
+                  <pic:nvPicPr>
+                    <pic:cNvPr id="1" name=""/>
+                    <pic:cNvPicPr/>
+                  </pic:nvPicPr>
+                  <pic:blipFill>
+                    <a:blip r:embed="rId21"/>
+                    <a:stretch>
+                      <a:fillRect/>
+                    </a:stretch>
+                  </pic:blipFill>
+                  <pic:spPr>
+                    <a:xfrm>
+                      <a:off x="0" y="0"/>
+                      <a:ext cx="6480175" cy="2512060"/>
+                    </a:xfrm>
+                    <a:prstGeom prst="rect">
+                      <a:avLst/>
+                    </a:prstGeom>
+                    <a:ln>
+                      <a:solidFill>
+                        <a:schemeClr val="tx1"/>
+                      </a:solidFill>
+                    </a:ln>
+                  </pic:spPr>
+                </pic:pic>
+              </a:graphicData>
+            </a:graphic>
+          </wp:inline>
+        </w:drawing>
+      </w:r>
+      <w:r>
+        <w:br/>
+      </w:r>
+      <w:r>
+        <w:drawing>
+          <wp:inline distT="0" distB="0" distL="0" distR="0" wp14:anchorId="00275428" wp14:editId="1ABD7E49">
+            <wp:extent cx="6480175" cy="2562225"/>
+            <wp:effectExtent l="19050" t="19050" r="15875" b="28575"/>
+            <wp:docPr id="21" name="Picture 21"/>
+            <wp:cNvGraphicFramePr>
+              <a:graphicFrameLocks xmlns:a="http://schemas.openxmlformats.org/drawingml/2006/main" noChangeAspect="1"/>
+            </wp:cNvGraphicFramePr>
+            <a:graphic xmlns:a="http://schemas.openxmlformats.org/drawingml/2006/main">
+              <a:graphicData uri="http://schemas.openxmlformats.org/drawingml/2006/picture">
+                <pic:pic xmlns:pic="http://schemas.openxmlformats.org/drawingml/2006/picture">
+                  <pic:nvPicPr>
+                    <pic:cNvPr id="1" name=""/>
+                    <pic:cNvPicPr/>
+                  </pic:nvPicPr>
+                  <pic:blipFill>
+                    <a:blip r:embed="rId22"/>
+                    <a:stretch>
+                      <a:fillRect/>
+                    </a:stretch>
+                  </pic:blipFill>
+                  <pic:spPr>
+                    <a:xfrm>
+                      <a:off x="0" y="0"/>
+                      <a:ext cx="6480175" cy="2562225"/>
+                    </a:xfrm>
+                    <a:prstGeom prst="rect">
+                      <a:avLst/>
+                    </a:prstGeom>
+                    <a:ln>
+                      <a:solidFill>
+                        <a:schemeClr val="tx1"/>
+                      </a:solidFill>
+                    </a:ln>
+                  </pic:spPr>
+                </pic:pic>
+              </a:graphicData>
+            </a:graphic>
+          </wp:inline>
+        </w:drawing>
+      </w:r>
+    </w:p>
+    <w:p>
+      <w:pPr>
+        <w:pStyle w:val="Caption"/>
+      </w:pPr>
+      <w:bookmarkStart w:id="8" w:name="_Ref200824388"/>
+      <w:r>
+        <w:t xml:space="preserve">Рис. </w:t>
+      </w:r>
+      <w:fldSimple w:instr=" SEQ Рис. \* ARABIC ">
+        <w:r>
+          <w:rPr>
+            <w:noProof/>
+          </w:rPr>
+          <w:t>7</w:t>
+        </w:r>
+      </w:fldSimple>
+      <w:bookmarkEnd w:id="8"/>
+    </w:p>
+    <w:p>
+      <w:pPr>
+        <w:pStyle w:val="UJPText"/>
+      </w:pPr>
+    </w:p>
+    <w:p>
+      <w:pPr>
+        <w:rPr>
+          <w:rFonts w:ascii="Times New Roman" w:hAnsi="Times New Roman"/>
+          <w:sz w:val="24"/>
+        </w:rPr>
+      </w:pPr>
+      <w:r>
+        <w:br w:type="page"/>
+      </w:r>
+    </w:p>
+    <w:p>
+      <w:pPr>
+        <w:pStyle w:val="UJPText"/>
+        <w:rPr>
+          <w:lang w:val="en-US"/>
+        </w:rPr>
+      </w:pPr>
+    </w:p>
+    <w:p>
+      <w:pPr>
+        <w:rPr>
+          <w:rFonts w:ascii="Consolas" w:hAnsi="Consolas"/>
+          <w:sz w:val="20"/>
+          <w:szCs w:val="18"/>
+        </w:rPr>
+      </w:pPr>
+      <w:r>
+        <w:rPr>
+          <w:rFonts w:ascii="Consolas" w:hAnsi="Consolas"/>
+          <w:sz w:val="20"/>
+          <w:szCs w:val="18"/>
+        </w:rPr>
+        <w:br w:type="page"/>
+      </w:r>
+    </w:p>
+    <w:p>
+      <w:pPr>
+        <w:pStyle w:val="UJPText"/>
+      </w:pPr>
+      <w:r>
+        <w:lastRenderedPageBreak/>
+        <w:t xml:space="preserve">Табличные </w:t>
+      </w:r>
+      <w:r>
+        <w:rPr>
+          <w:lang w:val="en-US"/>
+        </w:rPr>
+        <w:t>alias</w:t>
+      </w:r>
+      <w:r>
+        <w:t xml:space="preserve"> </w:t>
+      </w:r>
+      <w:r>
+        <w:t>функции</w:t>
+      </w:r>
+    </w:p>
+    <w:p>
+      <w:pPr>
+        <w:pStyle w:val="UJPText"/>
+      </w:pPr>
+      <w:r>
+        <w:rPr>
+          <w:lang w:val="en-US"/>
+        </w:rPr>
+        <w:t>Json</w:t>
+      </w:r>
+      <w:r>
+        <w:t xml:space="preserve"> </w:t>
+      </w:r>
+      <w:r>
+        <w:rPr>
+          <w:lang w:val="en-US"/>
+        </w:rPr>
+        <w:t>alias</w:t>
+      </w:r>
+      <w:r>
+        <w:t xml:space="preserve"> </w:t>
+      </w:r>
+      <w:r>
+        <w:t>функции</w:t>
+      </w:r>
+    </w:p>
+    <w:p>
+      <w:pPr>
+        <w:pStyle w:val="UJPText"/>
+      </w:pPr>
+      <w:r>
+        <w:rPr>
+          <w:lang w:val="en-US"/>
+        </w:rPr>
+        <w:t xml:space="preserve">Anonym </w:t>
+      </w:r>
+      <w:proofErr w:type="spellStart"/>
+      <w:r>
+        <w:rPr>
+          <w:lang w:val="en-US"/>
+        </w:rPr>
+        <w:t>args</w:t>
+      </w:r>
+      <w:proofErr w:type="spellEnd"/>
+    </w:p>
+    <w:p>
+      <w:pPr>
+        <w:pStyle w:val="UJPText"/>
         <w:rPr>
           <w:b/>
           <w:sz w:val="28"/>
@@ -3729,7 +4325,7 @@
                     <pic:cNvPicPr/>
                   </pic:nvPicPr>
                   <pic:blipFill>
-                    <a:blip r:embed="rId19"/>
+                    <a:blip r:embed="rId23"/>
                     <a:stretch>
                       <a:fillRect/>
                     </a:stretch>
@@ -3759,32 +4355,19 @@
       <w:pPr>
         <w:pStyle w:val="Caption"/>
       </w:pPr>
-      <w:bookmarkStart w:id="7" w:name="_Ref200712666"/>
+      <w:bookmarkStart w:id="9" w:name="_Ref200712666"/>
       <w:r>
         <w:t xml:space="preserve">Рис. </w:t>
       </w:r>
-      <w:r>
-        <w:fldChar w:fldCharType="begin"/>
-      </w:r>
-      <w:r>
-        <w:instrText xml:space="preserve"> SEQ Рис. \* ARABIC </w:instrText>
-      </w:r>
-      <w:r>
-        <w:fldChar w:fldCharType="separate"/>
-      </w:r>
-      <w:r>
-        <w:rPr>
-          <w:noProof/>
-        </w:rPr>
-        <w:t>6</w:t>
-      </w:r>
-      <w:r>
-        <w:rPr>
-          <w:noProof/>
-        </w:rPr>
-        <w:fldChar w:fldCharType="end"/>
-      </w:r>
-      <w:bookmarkEnd w:id="7"/>
+      <w:fldSimple w:instr=" SEQ Рис. \* ARABIC ">
+        <w:r>
+          <w:rPr>
+            <w:noProof/>
+          </w:rPr>
+          <w:t>8</w:t>
+        </w:r>
+      </w:fldSimple>
+      <w:bookmarkEnd w:id="9"/>
       <w:r>
         <w:t xml:space="preserve"> </w:t>
       </w:r>
@@ -3796,7 +4379,7 @@
       <w:pPr>
         <w:pStyle w:val="UJPSubheader"/>
       </w:pPr>
-      <w:bookmarkStart w:id="8" w:name="_Toc200717505"/>
+      <w:bookmarkStart w:id="10" w:name="_Toc200717505"/>
       <w:r>
         <w:t xml:space="preserve">Настройка </w:t>
       </w:r>
@@ -3814,7 +4397,7 @@
         </w:rPr>
         <w:t>Excel</w:t>
       </w:r>
-      <w:bookmarkEnd w:id="8"/>
+      <w:bookmarkEnd w:id="10"/>
     </w:p>
     <w:p>
       <w:pPr>
@@ -3971,32 +4554,19 @@
       <w:pPr>
         <w:pStyle w:val="Caption"/>
       </w:pPr>
-      <w:bookmarkStart w:id="9" w:name="_Ref200713857"/>
+      <w:bookmarkStart w:id="11" w:name="_Ref200713857"/>
       <w:r>
         <w:t xml:space="preserve">Рис. </w:t>
       </w:r>
-      <w:r>
-        <w:fldChar w:fldCharType="begin"/>
-      </w:r>
-      <w:r>
-        <w:instrText xml:space="preserve"> SEQ Рис. \* ARABIC </w:instrText>
-      </w:r>
-      <w:r>
-        <w:fldChar w:fldCharType="separate"/>
-      </w:r>
-      <w:r>
-        <w:rPr>
-          <w:noProof/>
-        </w:rPr>
-        <w:t>7</w:t>
-      </w:r>
-      <w:r>
-        <w:rPr>
-          <w:noProof/>
-        </w:rPr>
-        <w:fldChar w:fldCharType="end"/>
-      </w:r>
-      <w:bookmarkEnd w:id="9"/>
+      <w:fldSimple w:instr=" SEQ Рис. \* ARABIC ">
+        <w:r>
+          <w:rPr>
+            <w:noProof/>
+          </w:rPr>
+          <w:t>9</w:t>
+        </w:r>
+      </w:fldSimple>
+      <w:bookmarkEnd w:id="11"/>
     </w:p>
     <w:p>
       <w:pPr>
@@ -4213,7 +4783,7 @@
                     <pic:cNvPicPr/>
                   </pic:nvPicPr>
                   <pic:blipFill>
-                    <a:blip r:embed="rId20"/>
+                    <a:blip r:embed="rId24"/>
                     <a:stretch>
                       <a:fillRect/>
                     </a:stretch>
@@ -4275,7 +4845,7 @@
                     <pic:cNvPicPr/>
                   </pic:nvPicPr>
                   <pic:blipFill>
-                    <a:blip r:embed="rId21"/>
+                    <a:blip r:embed="rId25"/>
                     <a:stretch>
                       <a:fillRect/>
                     </a:stretch>
@@ -4326,7 +4896,7 @@
       <w:pPr>
         <w:pStyle w:val="UJPSubheader"/>
       </w:pPr>
-      <w:bookmarkStart w:id="10" w:name="_Toc200717506"/>
+      <w:bookmarkStart w:id="12" w:name="_Toc200717506"/>
       <w:r>
         <w:t xml:space="preserve">Настройка </w:t>
       </w:r>
@@ -4345,11 +4915,11 @@
         </w:rPr>
         <w:t>GoogleSheets</w:t>
       </w:r>
-      <w:bookmarkEnd w:id="10"/>
+      <w:bookmarkEnd w:id="12"/>
       <w:proofErr w:type="spellEnd"/>
     </w:p>
     <w:sectPr>
-      <w:footerReference w:type="default" r:id="rId22"/>
+      <w:footerReference w:type="default" r:id="rId26"/>
       <w:pgSz w:w="11907" w:h="16840" w:code="9"/>
       <w:pgMar w:top="851" w:right="851" w:bottom="851" w:left="851" w:header="720" w:footer="720" w:gutter="0"/>
       <w:cols w:space="720"/>
@@ -4804,6 +5374,118 @@
     </w:lvl>
   </w:abstractNum>
   <w:abstractNum w:abstractNumId="3" w15:restartNumberingAfterBreak="0">
+    <w:nsid w:val="236B7DF2"/>
+    <w:multiLevelType w:val="hybridMultilevel"/>
+    <w:tmpl w:val="1402EDFA"/>
+    <w:lvl w:ilvl="0" w:tplc="3B5A59CA">
+      <w:numFmt w:val="bullet"/>
+      <w:lvlText w:val="-"/>
+      <w:lvlJc w:val="left"/>
+      <w:pPr>
+        <w:ind w:left="1069" w:hanging="360"/>
+      </w:pPr>
+      <w:rPr>
+        <w:rFonts w:ascii="Times New Roman" w:eastAsiaTheme="minorHAnsi" w:hAnsi="Times New Roman" w:cs="Times New Roman" w:hint="default"/>
+      </w:rPr>
+    </w:lvl>
+    <w:lvl w:ilvl="1" w:tplc="04190003" w:tentative="1">
+      <w:start w:val="1"/>
+      <w:numFmt w:val="bullet"/>
+      <w:lvlText w:val="o"/>
+      <w:lvlJc w:val="left"/>
+      <w:pPr>
+        <w:ind w:left="1789" w:hanging="360"/>
+      </w:pPr>
+      <w:rPr>
+        <w:rFonts w:ascii="Courier New" w:hAnsi="Courier New" w:cs="Courier New" w:hint="default"/>
+      </w:rPr>
+    </w:lvl>
+    <w:lvl w:ilvl="2" w:tplc="04190005" w:tentative="1">
+      <w:start w:val="1"/>
+      <w:numFmt w:val="bullet"/>
+      <w:lvlText w:val=""/>
+      <w:lvlJc w:val="left"/>
+      <w:pPr>
+        <w:ind w:left="2509" w:hanging="360"/>
+      </w:pPr>
+      <w:rPr>
+        <w:rFonts w:ascii="Wingdings" w:hAnsi="Wingdings" w:hint="default"/>
+      </w:rPr>
+    </w:lvl>
+    <w:lvl w:ilvl="3" w:tplc="04190001" w:tentative="1">
+      <w:start w:val="1"/>
+      <w:numFmt w:val="bullet"/>
+      <w:lvlText w:val=""/>
+      <w:lvlJc w:val="left"/>
+      <w:pPr>
+        <w:ind w:left="3229" w:hanging="360"/>
+      </w:pPr>
+      <w:rPr>
+        <w:rFonts w:ascii="Symbol" w:hAnsi="Symbol" w:hint="default"/>
+      </w:rPr>
+    </w:lvl>
+    <w:lvl w:ilvl="4" w:tplc="04190003" w:tentative="1">
+      <w:start w:val="1"/>
+      <w:numFmt w:val="bullet"/>
+      <w:lvlText w:val="o"/>
+      <w:lvlJc w:val="left"/>
+      <w:pPr>
+        <w:ind w:left="3949" w:hanging="360"/>
+      </w:pPr>
+      <w:rPr>
+        <w:rFonts w:ascii="Courier New" w:hAnsi="Courier New" w:cs="Courier New" w:hint="default"/>
+      </w:rPr>
+    </w:lvl>
+    <w:lvl w:ilvl="5" w:tplc="04190005" w:tentative="1">
+      <w:start w:val="1"/>
+      <w:numFmt w:val="bullet"/>
+      <w:lvlText w:val=""/>
+      <w:lvlJc w:val="left"/>
+      <w:pPr>
+        <w:ind w:left="4669" w:hanging="360"/>
+      </w:pPr>
+      <w:rPr>
+        <w:rFonts w:ascii="Wingdings" w:hAnsi="Wingdings" w:hint="default"/>
+      </w:rPr>
+    </w:lvl>
+    <w:lvl w:ilvl="6" w:tplc="04190001" w:tentative="1">
+      <w:start w:val="1"/>
+      <w:numFmt w:val="bullet"/>
+      <w:lvlText w:val=""/>
+      <w:lvlJc w:val="left"/>
+      <w:pPr>
+        <w:ind w:left="5389" w:hanging="360"/>
+      </w:pPr>
+      <w:rPr>
+        <w:rFonts w:ascii="Symbol" w:hAnsi="Symbol" w:hint="default"/>
+      </w:rPr>
+    </w:lvl>
+    <w:lvl w:ilvl="7" w:tplc="04190003" w:tentative="1">
+      <w:start w:val="1"/>
+      <w:numFmt w:val="bullet"/>
+      <w:lvlText w:val="o"/>
+      <w:lvlJc w:val="left"/>
+      <w:pPr>
+        <w:ind w:left="6109" w:hanging="360"/>
+      </w:pPr>
+      <w:rPr>
+        <w:rFonts w:ascii="Courier New" w:hAnsi="Courier New" w:cs="Courier New" w:hint="default"/>
+      </w:rPr>
+    </w:lvl>
+    <w:lvl w:ilvl="8" w:tplc="04190005" w:tentative="1">
+      <w:start w:val="1"/>
+      <w:numFmt w:val="bullet"/>
+      <w:lvlText w:val=""/>
+      <w:lvlJc w:val="left"/>
+      <w:pPr>
+        <w:ind w:left="6829" w:hanging="360"/>
+      </w:pPr>
+      <w:rPr>
+        <w:rFonts w:ascii="Wingdings" w:hAnsi="Wingdings" w:hint="default"/>
+      </w:rPr>
+    </w:lvl>
+  </w:abstractNum>
+  <w:abstractNum w:abstractNumId="4" w15:restartNumberingAfterBreak="0">
     <w:nsid w:val="2DA96010"/>
     <w:multiLevelType w:val="hybridMultilevel"/>
     <w:tmpl w:val="4E6C02A2"/>
@@ -4915,7 +5597,7 @@
       </w:rPr>
     </w:lvl>
   </w:abstractNum>
-  <w:abstractNum w:abstractNumId="4" w15:restartNumberingAfterBreak="0">
+  <w:abstractNum w:abstractNumId="5" w15:restartNumberingAfterBreak="0">
     <w:nsid w:val="67A736FA"/>
     <w:multiLevelType w:val="hybridMultilevel"/>
     <w:tmpl w:val="B9405184"/>
@@ -5029,19 +5711,22 @@
     </w:lvl>
   </w:abstractNum>
   <w:num w:numId="1">
-    <w:abstractNumId w:val="3"/>
+    <w:abstractNumId w:val="4"/>
   </w:num>
   <w:num w:numId="2">
     <w:abstractNumId w:val="0"/>
   </w:num>
   <w:num w:numId="3">
-    <w:abstractNumId w:val="4"/>
+    <w:abstractNumId w:val="5"/>
   </w:num>
   <w:num w:numId="4">
     <w:abstractNumId w:val="2"/>
   </w:num>
   <w:num w:numId="5">
     <w:abstractNumId w:val="1"/>
+  </w:num>
+  <w:num w:numId="6">
+    <w:abstractNumId w:val="3"/>
   </w:num>
 </w:numbering>
 </file>

--- a/Parser2/Example/Instruction/Instruction.docx
+++ b/Parser2/Example/Instruction/Instruction.docx
@@ -961,14 +961,27 @@
       <w:r>
         <w:t xml:space="preserve">Рис. </w:t>
       </w:r>
-      <w:fldSimple w:instr=" SEQ Рис. \* ARABIC ">
-        <w:r>
-          <w:rPr>
-            <w:noProof/>
-          </w:rPr>
-          <w:t>1</w:t>
-        </w:r>
-      </w:fldSimple>
+      <w:r>
+        <w:fldChar w:fldCharType="begin"/>
+      </w:r>
+      <w:r>
+        <w:instrText xml:space="preserve"> SEQ Рис. \* ARABIC </w:instrText>
+      </w:r>
+      <w:r>
+        <w:fldChar w:fldCharType="separate"/>
+      </w:r>
+      <w:r>
+        <w:rPr>
+          <w:noProof/>
+        </w:rPr>
+        <w:t>1</w:t>
+      </w:r>
+      <w:r>
+        <w:rPr>
+          <w:noProof/>
+        </w:rPr>
+        <w:fldChar w:fldCharType="end"/>
+      </w:r>
       <w:bookmarkEnd w:id="3"/>
     </w:p>
     <w:p>
@@ -1043,14 +1056,27 @@
       <w:r>
         <w:t xml:space="preserve">Рис. </w:t>
       </w:r>
-      <w:fldSimple w:instr=" SEQ Рис. \* ARABIC ">
-        <w:r>
-          <w:rPr>
-            <w:noProof/>
-          </w:rPr>
-          <w:t>2</w:t>
-        </w:r>
-      </w:fldSimple>
+      <w:r>
+        <w:fldChar w:fldCharType="begin"/>
+      </w:r>
+      <w:r>
+        <w:instrText xml:space="preserve"> SEQ Рис. \* ARABIC </w:instrText>
+      </w:r>
+      <w:r>
+        <w:fldChar w:fldCharType="separate"/>
+      </w:r>
+      <w:r>
+        <w:rPr>
+          <w:noProof/>
+        </w:rPr>
+        <w:t>2</w:t>
+      </w:r>
+      <w:r>
+        <w:rPr>
+          <w:noProof/>
+        </w:rPr>
+        <w:fldChar w:fldCharType="end"/>
+      </w:r>
     </w:p>
     <w:p>
       <w:pPr>
@@ -1313,14 +1339,27 @@
       <w:r>
         <w:t xml:space="preserve">Рис. </w:t>
       </w:r>
-      <w:fldSimple w:instr=" SEQ Рис. \* ARABIC ">
-        <w:r>
-          <w:rPr>
-            <w:noProof/>
-          </w:rPr>
-          <w:t>3</w:t>
-        </w:r>
-      </w:fldSimple>
+      <w:r>
+        <w:fldChar w:fldCharType="begin"/>
+      </w:r>
+      <w:r>
+        <w:instrText xml:space="preserve"> SEQ Рис. \* ARABIC </w:instrText>
+      </w:r>
+      <w:r>
+        <w:fldChar w:fldCharType="separate"/>
+      </w:r>
+      <w:r>
+        <w:rPr>
+          <w:noProof/>
+        </w:rPr>
+        <w:t>3</w:t>
+      </w:r>
+      <w:r>
+        <w:rPr>
+          <w:noProof/>
+        </w:rPr>
+        <w:fldChar w:fldCharType="end"/>
+      </w:r>
     </w:p>
     <w:p>
       <w:pPr>
@@ -2622,14 +2661,27 @@
       <w:r>
         <w:t xml:space="preserve">Рис. </w:t>
       </w:r>
-      <w:fldSimple w:instr=" SEQ Рис. \* ARABIC ">
-        <w:r>
-          <w:rPr>
-            <w:noProof/>
-          </w:rPr>
-          <w:t>4</w:t>
-        </w:r>
-      </w:fldSimple>
+      <w:r>
+        <w:fldChar w:fldCharType="begin"/>
+      </w:r>
+      <w:r>
+        <w:instrText xml:space="preserve"> SEQ Рис. \* ARABIC </w:instrText>
+      </w:r>
+      <w:r>
+        <w:fldChar w:fldCharType="separate"/>
+      </w:r>
+      <w:r>
+        <w:rPr>
+          <w:noProof/>
+        </w:rPr>
+        <w:t>4</w:t>
+      </w:r>
+      <w:r>
+        <w:rPr>
+          <w:noProof/>
+        </w:rPr>
+        <w:fldChar w:fldCharType="end"/>
+      </w:r>
     </w:p>
     <w:p>
       <w:pPr>
@@ -3102,28 +3154,14 @@
       <w:r>
         <w:t xml:space="preserve">Рис. </w:t>
       </w:r>
-      <w:r>
-        <w:fldChar w:fldCharType="begin"/>
-      </w:r>
-      <w:r>
-        <w:instrText xml:space="preserve"> SEQ Рис. \* ARABIC </w:instrText>
-      </w:r>
-      <w:r>
-        <w:fldChar w:fldCharType="separate"/>
-      </w:r>
-      <w:r>
-        <w:rPr>
-          <w:noProof/>
-        </w:rPr>
-        <w:t>5</w:t>
-      </w:r>
-      <w:r>
-        <w:rPr>
-          <w:noProof/>
-          <w:lang w:val="en-US"/>
-        </w:rPr>
-        <w:fldChar w:fldCharType="end"/>
-      </w:r>
+      <w:fldSimple w:instr=" SEQ Рис. \* ARABIC ">
+        <w:r>
+          <w:rPr>
+            <w:noProof/>
+          </w:rPr>
+          <w:t>5</w:t>
+        </w:r>
+      </w:fldSimple>
       <w:bookmarkEnd w:id="5"/>
       <w:r>
         <w:rPr>
@@ -3491,10 +3529,7 @@
       </w:r>
       <w:proofErr w:type="spellEnd"/>
       <w:r>
-        <w:t xml:space="preserve"> функции</w:t>
-      </w:r>
-      <w:r>
-        <w:t xml:space="preserve"> позвол</w:t>
+        <w:t xml:space="preserve"> функции позвол</w:t>
       </w:r>
       <w:r>
         <w:t xml:space="preserve">яю создать короткую запись для часто повторяемых элементов </w:t>
@@ -3561,6 +3596,9 @@
         <w:jc w:val="center"/>
       </w:pPr>
       <w:r>
+        <w:rPr>
+          <w:noProof/>
+        </w:rPr>
         <w:drawing>
           <wp:inline distT="0" distB="0" distL="0" distR="0" wp14:anchorId="4E4E0B46" wp14:editId="788FBE6E">
             <wp:extent cx="4932751" cy="3630930"/>
@@ -3612,14 +3650,27 @@
       <w:r>
         <w:t xml:space="preserve">Рис. </w:t>
       </w:r>
-      <w:fldSimple w:instr=" SEQ Рис. \* ARABIC ">
-        <w:r>
-          <w:rPr>
-            <w:noProof/>
-          </w:rPr>
-          <w:t>6</w:t>
-        </w:r>
-      </w:fldSimple>
+      <w:r>
+        <w:fldChar w:fldCharType="begin"/>
+      </w:r>
+      <w:r>
+        <w:instrText xml:space="preserve"> SEQ Рис. \* ARABIC </w:instrText>
+      </w:r>
+      <w:r>
+        <w:fldChar w:fldCharType="separate"/>
+      </w:r>
+      <w:r>
+        <w:rPr>
+          <w:noProof/>
+        </w:rPr>
+        <w:t>6</w:t>
+      </w:r>
+      <w:r>
+        <w:rPr>
+          <w:noProof/>
+        </w:rPr>
+        <w:fldChar w:fldCharType="end"/>
+      </w:r>
       <w:bookmarkEnd w:id="7"/>
     </w:p>
     <w:p>
@@ -3647,7 +3698,6 @@
           <w:rFonts w:ascii="Consolas" w:hAnsi="Consolas"/>
           <w:sz w:val="20"/>
           <w:szCs w:val="18"/>
-          <w:lang w:val="en-US"/>
         </w:rPr>
       </w:pPr>
       <w:r>
@@ -3663,7 +3713,6 @@
           <w:rFonts w:ascii="Consolas" w:hAnsi="Consolas"/>
           <w:sz w:val="20"/>
           <w:szCs w:val="18"/>
-          <w:lang w:val="en-US"/>
         </w:rPr>
         <w:t>{</w:t>
       </w:r>
@@ -3676,7 +3725,6 @@
           <w:rFonts w:ascii="Consolas" w:hAnsi="Consolas"/>
           <w:sz w:val="20"/>
           <w:szCs w:val="18"/>
-          <w:lang w:val="en-US"/>
         </w:rPr>
       </w:pPr>
       <w:r>
@@ -3684,7 +3732,6 @@
           <w:rFonts w:ascii="Consolas" w:hAnsi="Consolas"/>
           <w:sz w:val="20"/>
           <w:szCs w:val="18"/>
-          <w:lang w:val="en-US"/>
         </w:rPr>
         <w:tab/>
       </w:r>
@@ -3693,12 +3740,10 @@
           <w:rFonts w:ascii="Consolas" w:hAnsi="Consolas"/>
           <w:sz w:val="20"/>
           <w:szCs w:val="18"/>
-          <w:lang w:val="en-US"/>
         </w:rPr>
         <w:tab/>
-        <w:t>"$type":"</w:t>
-      </w:r>
-      <w:proofErr w:type="spellStart"/>
+        <w:t>"$</w:t>
+      </w:r>
       <w:r>
         <w:rPr>
           <w:rFonts w:ascii="Consolas" w:hAnsi="Consolas"/>
@@ -3706,38 +3751,36 @@
           <w:szCs w:val="18"/>
           <w:lang w:val="en-US"/>
         </w:rPr>
-        <w:t>GameplayConfigs.HardGoodConfig</w:t>
-      </w:r>
-      <w:proofErr w:type="spellEnd"/>
+        <w:t>type</w:t>
+      </w:r>
       <w:r>
         <w:rPr>
           <w:rFonts w:ascii="Consolas" w:hAnsi="Consolas"/>
           <w:sz w:val="20"/>
           <w:szCs w:val="18"/>
-          <w:lang w:val="en-US"/>
-        </w:rPr>
-        <w:t>",</w:t>
-      </w:r>
-    </w:p>
-    <w:p>
-      <w:pPr>
-        <w:pStyle w:val="UJPText"/>
-        <w:spacing w:after="0"/>
+        </w:rPr>
+        <w:t>":"</w:t>
+      </w:r>
+      <w:proofErr w:type="spellStart"/>
+      <w:r>
         <w:rPr>
           <w:rFonts w:ascii="Consolas" w:hAnsi="Consolas"/>
           <w:sz w:val="20"/>
           <w:szCs w:val="18"/>
-        </w:rPr>
-      </w:pPr>
+          <w:lang w:val="en-US"/>
+        </w:rPr>
+        <w:t>GameplayConfigs</w:t>
+      </w:r>
+      <w:proofErr w:type="spellEnd"/>
       <w:r>
         <w:rPr>
           <w:rFonts w:ascii="Consolas" w:hAnsi="Consolas"/>
           <w:sz w:val="20"/>
           <w:szCs w:val="18"/>
-          <w:lang w:val="en-US"/>
-        </w:rPr>
-        <w:tab/>
-      </w:r>
+        </w:rPr>
+        <w:t>.</w:t>
+      </w:r>
+      <w:proofErr w:type="spellStart"/>
       <w:r>
         <w:rPr>
           <w:rFonts w:ascii="Consolas" w:hAnsi="Consolas"/>
@@ -3745,50 +3788,86 @@
           <w:szCs w:val="18"/>
           <w:lang w:val="en-US"/>
         </w:rPr>
-        <w:tab/>
-      </w:r>
+        <w:t>HardGoodConfig</w:t>
+      </w:r>
+      <w:proofErr w:type="spellEnd"/>
       <w:r>
         <w:rPr>
           <w:rFonts w:ascii="Consolas" w:hAnsi="Consolas"/>
           <w:sz w:val="20"/>
           <w:szCs w:val="18"/>
         </w:rPr>
-        <w:t>"</w:t>
-      </w:r>
-      <w:proofErr w:type="spellStart"/>
-      <w:r>
+        <w:t>",</w:t>
+      </w:r>
+    </w:p>
+    <w:p>
+      <w:pPr>
+        <w:pStyle w:val="UJPText"/>
+        <w:spacing w:after="0"/>
         <w:rPr>
           <w:rFonts w:ascii="Consolas" w:hAnsi="Consolas"/>
           <w:sz w:val="20"/>
           <w:szCs w:val="18"/>
         </w:rPr>
-        <w:t>amount</w:t>
-      </w:r>
-      <w:proofErr w:type="spellEnd"/>
+      </w:pPr>
       <w:r>
         <w:rPr>
           <w:rFonts w:ascii="Consolas" w:hAnsi="Consolas"/>
           <w:sz w:val="20"/>
           <w:szCs w:val="18"/>
         </w:rPr>
-        <w:t>":</w:t>
-      </w:r>
-    </w:p>
-    <w:p>
-      <w:pPr>
-        <w:pStyle w:val="UJPText"/>
+        <w:tab/>
+      </w:r>
+      <w:r>
         <w:rPr>
           <w:rFonts w:ascii="Consolas" w:hAnsi="Consolas"/>
           <w:sz w:val="20"/>
           <w:szCs w:val="18"/>
         </w:rPr>
-      </w:pPr>
+        <w:tab/>
+      </w:r>
       <w:r>
         <w:rPr>
           <w:rFonts w:ascii="Consolas" w:hAnsi="Consolas"/>
           <w:sz w:val="20"/>
           <w:szCs w:val="18"/>
         </w:rPr>
+        <w:t>"</w:t>
+      </w:r>
+      <w:proofErr w:type="spellStart"/>
+      <w:r>
+        <w:rPr>
+          <w:rFonts w:ascii="Consolas" w:hAnsi="Consolas"/>
+          <w:sz w:val="20"/>
+          <w:szCs w:val="18"/>
+        </w:rPr>
+        <w:t>amount</w:t>
+      </w:r>
+      <w:proofErr w:type="spellEnd"/>
+      <w:r>
+        <w:rPr>
+          <w:rFonts w:ascii="Consolas" w:hAnsi="Consolas"/>
+          <w:sz w:val="20"/>
+          <w:szCs w:val="18"/>
+        </w:rPr>
+        <w:t>":</w:t>
+      </w:r>
+    </w:p>
+    <w:p>
+      <w:pPr>
+        <w:pStyle w:val="UJPText"/>
+        <w:rPr>
+          <w:rFonts w:ascii="Consolas" w:hAnsi="Consolas"/>
+          <w:sz w:val="20"/>
+          <w:szCs w:val="18"/>
+        </w:rPr>
+      </w:pPr>
+      <w:r>
+        <w:rPr>
+          <w:rFonts w:ascii="Consolas" w:hAnsi="Consolas"/>
+          <w:sz w:val="20"/>
+          <w:szCs w:val="18"/>
+        </w:rPr>
         <w:tab/>
         <w:t>}</w:t>
       </w:r>
@@ -3798,6 +3877,86 @@
         <w:pStyle w:val="UJPText"/>
       </w:pPr>
       <w:r>
+        <w:rPr>
+          <w:lang w:val="en-US"/>
+        </w:rPr>
+        <w:t>Alias</w:t>
+      </w:r>
+      <w:r>
+        <w:t xml:space="preserve"> </w:t>
+      </w:r>
+      <w:r>
+        <w:t xml:space="preserve">функции делятся на табличные </w:t>
+      </w:r>
+      <w:r>
+        <w:rPr>
+          <w:lang w:val="en-US"/>
+        </w:rPr>
+        <w:t>alias</w:t>
+      </w:r>
+      <w:r>
+        <w:t xml:space="preserve"> </w:t>
+      </w:r>
+      <w:r>
+        <w:t xml:space="preserve">функции и </w:t>
+      </w:r>
+      <w:r>
+        <w:rPr>
+          <w:lang w:val="en-US"/>
+        </w:rPr>
+        <w:t>json</w:t>
+      </w:r>
+      <w:r>
+        <w:t xml:space="preserve"> </w:t>
+      </w:r>
+      <w:r>
+        <w:rPr>
+          <w:lang w:val="en-US"/>
+        </w:rPr>
+        <w:t>alias</w:t>
+      </w:r>
+      <w:r>
+        <w:t xml:space="preserve"> </w:t>
+      </w:r>
+      <w:proofErr w:type="spellStart"/>
+      <w:r>
+        <w:t>ыункции</w:t>
+      </w:r>
+      <w:proofErr w:type="spellEnd"/>
+      <w:r>
+        <w:t>.</w:t>
+      </w:r>
+    </w:p>
+    <w:p>
+      <w:pPr>
+        <w:pStyle w:val="UJPText"/>
+      </w:pPr>
+    </w:p>
+    <w:p>
+      <w:pPr>
+        <w:pStyle w:val="UJPSubheader"/>
+      </w:pPr>
+      <w:r>
+        <w:t xml:space="preserve">Табличные </w:t>
+      </w:r>
+      <w:r>
+        <w:rPr>
+          <w:lang w:val="en-US"/>
+        </w:rPr>
+        <w:t>alias</w:t>
+      </w:r>
+      <w:r>
+        <w:t xml:space="preserve"> </w:t>
+      </w:r>
+      <w:r>
+        <w:t>функции</w:t>
+      </w:r>
+    </w:p>
+    <w:p>
+      <w:pPr>
+        <w:pStyle w:val="UJPText"/>
+      </w:pPr>
+      <w:r>
         <w:t xml:space="preserve">Вместо того, чтобы писать полную семантику </w:t>
       </w:r>
       <w:proofErr w:type="spellStart"/>
@@ -3843,6 +4002,30 @@
       </w:r>
       <w:r>
         <w:t xml:space="preserve">функции и сократить запись как показано на </w:t>
+      </w:r>
+      <w:r>
+        <w:fldChar w:fldCharType="begin"/>
+      </w:r>
+      <w:r>
+        <w:instrText xml:space="preserve"> REF _Ref200888704 \h </w:instrText>
+      </w:r>
+      <w:r>
+        <w:fldChar w:fldCharType="separate"/>
+      </w:r>
+      <w:r>
+        <w:t xml:space="preserve">Рис. </w:t>
+      </w:r>
+      <w:r>
+        <w:rPr>
+          <w:noProof/>
+        </w:rPr>
+        <w:t>8</w:t>
+      </w:r>
+      <w:r>
+        <w:fldChar w:fldCharType="end"/>
+      </w:r>
+      <w:r>
+        <w:t>.</w:t>
       </w:r>
     </w:p>
     <w:p>
@@ -3852,6 +4035,9 @@
         <w:ind w:firstLine="0"/>
       </w:pPr>
       <w:r>
+        <w:rPr>
+          <w:noProof/>
+        </w:rPr>
         <w:lastRenderedPageBreak/>
         <w:drawing>
           <wp:inline distT="0" distB="0" distL="0" distR="0" wp14:anchorId="76532E91" wp14:editId="2AF5780B">
@@ -3898,6 +4084,9 @@
         <w:br/>
       </w:r>
       <w:r>
+        <w:rPr>
+          <w:noProof/>
+        </w:rPr>
         <w:drawing>
           <wp:inline distT="0" distB="0" distL="0" distR="0" wp14:anchorId="2684E87A" wp14:editId="1098D5B2">
             <wp:extent cx="6480175" cy="2512060"/>
@@ -3943,6 +4132,9 @@
         <w:br/>
       </w:r>
       <w:r>
+        <w:rPr>
+          <w:noProof/>
+        </w:rPr>
         <w:drawing>
           <wp:inline distT="0" distB="0" distL="0" distR="0" wp14:anchorId="00275428" wp14:editId="1ABD7E49">
             <wp:extent cx="6480175" cy="2562225"/>
@@ -3993,56 +4185,256 @@
       <w:r>
         <w:t xml:space="preserve">Рис. </w:t>
       </w:r>
+      <w:r>
+        <w:fldChar w:fldCharType="begin"/>
+      </w:r>
+      <w:r>
+        <w:instrText xml:space="preserve"> SEQ Рис. \* ARABIC </w:instrText>
+      </w:r>
+      <w:r>
+        <w:fldChar w:fldCharType="separate"/>
+      </w:r>
+      <w:r>
+        <w:rPr>
+          <w:noProof/>
+        </w:rPr>
+        <w:t>7</w:t>
+      </w:r>
+      <w:r>
+        <w:rPr>
+          <w:noProof/>
+        </w:rPr>
+        <w:fldChar w:fldCharType="end"/>
+      </w:r>
+      <w:bookmarkEnd w:id="8"/>
+    </w:p>
+    <w:p>
+      <w:pPr>
+        <w:pStyle w:val="UJPText"/>
+      </w:pPr>
+    </w:p>
+    <w:p>
+      <w:pPr>
+        <w:rPr>
+          <w:rFonts w:ascii="Times New Roman" w:hAnsi="Times New Roman"/>
+          <w:sz w:val="24"/>
+        </w:rPr>
+      </w:pPr>
+      <w:r>
+        <w:br w:type="page"/>
+      </w:r>
+    </w:p>
+    <w:p>
+      <w:pPr>
+        <w:pStyle w:val="UJPText"/>
+        <w:keepNext/>
+        <w:ind w:firstLine="0"/>
+        <w:jc w:val="center"/>
+      </w:pPr>
+      <w:r>
+        <w:rPr>
+          <w:lang w:val="en-US"/>
+        </w:rPr>
+        <w:lastRenderedPageBreak/>
+        <w:drawing>
+          <wp:inline distT="0" distB="0" distL="0" distR="0" wp14:anchorId="456C761C" wp14:editId="18120C0A">
+            <wp:extent cx="5449289" cy="2733675"/>
+            <wp:effectExtent l="19050" t="19050" r="18415" b="9525"/>
+            <wp:docPr id="7" name="Picture 7"/>
+            <wp:cNvGraphicFramePr>
+              <a:graphicFrameLocks xmlns:a="http://schemas.openxmlformats.org/drawingml/2006/main" noChangeAspect="1"/>
+            </wp:cNvGraphicFramePr>
+            <a:graphic xmlns:a="http://schemas.openxmlformats.org/drawingml/2006/main">
+              <a:graphicData uri="http://schemas.openxmlformats.org/drawingml/2006/picture">
+                <pic:pic xmlns:pic="http://schemas.openxmlformats.org/drawingml/2006/picture">
+                  <pic:nvPicPr>
+                    <pic:cNvPr id="7" name="Picture 7"/>
+                    <pic:cNvPicPr/>
+                  </pic:nvPicPr>
+                  <pic:blipFill>
+                    <a:blip r:embed="rId23">
+                      <a:extLst>
+                        <a:ext uri="{28A0092B-C50C-407E-A947-70E740481C1C}">
+                          <a14:useLocalDpi xmlns:a14="http://schemas.microsoft.com/office/drawing/2010/main" val="0"/>
+                        </a:ext>
+                      </a:extLst>
+                    </a:blip>
+                    <a:stretch>
+                      <a:fillRect/>
+                    </a:stretch>
+                  </pic:blipFill>
+                  <pic:spPr>
+                    <a:xfrm>
+                      <a:off x="0" y="0"/>
+                      <a:ext cx="5468217" cy="2743170"/>
+                    </a:xfrm>
+                    <a:prstGeom prst="rect">
+                      <a:avLst/>
+                    </a:prstGeom>
+                    <a:ln>
+                      <a:solidFill>
+                        <a:schemeClr val="tx1"/>
+                      </a:solidFill>
+                    </a:ln>
+                  </pic:spPr>
+                </pic:pic>
+              </a:graphicData>
+            </a:graphic>
+          </wp:inline>
+        </w:drawing>
+      </w:r>
+    </w:p>
+    <w:p>
+      <w:pPr>
+        <w:pStyle w:val="Caption"/>
+        <w:keepNext/>
+      </w:pPr>
+      <w:bookmarkStart w:id="9" w:name="_Ref200892032"/>
+      <w:r>
+        <w:t xml:space="preserve">Рис. </w:t>
+      </w:r>
       <w:fldSimple w:instr=" SEQ Рис. \* ARABIC ">
         <w:r>
           <w:rPr>
             <w:noProof/>
           </w:rPr>
-          <w:t>7</w:t>
+          <w:t>8</w:t>
         </w:r>
       </w:fldSimple>
-      <w:bookmarkEnd w:id="8"/>
-    </w:p>
-    <w:p>
-      <w:pPr>
-        <w:pStyle w:val="UJPText"/>
-      </w:pPr>
-    </w:p>
-    <w:p>
-      <w:pPr>
-        <w:rPr>
-          <w:rFonts w:ascii="Times New Roman" w:hAnsi="Times New Roman"/>
-          <w:sz w:val="24"/>
-        </w:rPr>
-      </w:pPr>
-      <w:r>
-        <w:br w:type="page"/>
-      </w:r>
-    </w:p>
-    <w:p>
-      <w:pPr>
-        <w:pStyle w:val="UJPText"/>
-        <w:rPr>
-          <w:lang w:val="en-US"/>
-        </w:rPr>
-      </w:pPr>
-    </w:p>
-    <w:p>
-      <w:pPr>
-        <w:rPr>
-          <w:rFonts w:ascii="Consolas" w:hAnsi="Consolas"/>
-          <w:sz w:val="20"/>
-          <w:szCs w:val="18"/>
-        </w:rPr>
-      </w:pPr>
-      <w:r>
-        <w:rPr>
-          <w:rFonts w:ascii="Consolas" w:hAnsi="Consolas"/>
-          <w:sz w:val="20"/>
-          <w:szCs w:val="18"/>
-        </w:rPr>
-        <w:br w:type="page"/>
-      </w:r>
+      <w:bookmarkEnd w:id="9"/>
+    </w:p>
+    <w:p>
+      <w:pPr>
+        <w:pStyle w:val="Caption"/>
+        <w:keepNext/>
+      </w:pPr>
+      <w:r>
+        <w:rPr>
+          <w:lang w:val="en-US"/>
+        </w:rPr>
+        <w:drawing>
+          <wp:inline distT="0" distB="0" distL="0" distR="0" wp14:anchorId="36196034" wp14:editId="68E8F80B">
+            <wp:extent cx="5521917" cy="2495550"/>
+            <wp:effectExtent l="19050" t="19050" r="22225" b="19050"/>
+            <wp:docPr id="19" name="Picture 19"/>
+            <wp:cNvGraphicFramePr>
+              <a:graphicFrameLocks xmlns:a="http://schemas.openxmlformats.org/drawingml/2006/main" noChangeAspect="1"/>
+            </wp:cNvGraphicFramePr>
+            <a:graphic xmlns:a="http://schemas.openxmlformats.org/drawingml/2006/main">
+              <a:graphicData uri="http://schemas.openxmlformats.org/drawingml/2006/picture">
+                <pic:pic xmlns:pic="http://schemas.openxmlformats.org/drawingml/2006/picture">
+                  <pic:nvPicPr>
+                    <pic:cNvPr id="1" name=""/>
+                    <pic:cNvPicPr/>
+                  </pic:nvPicPr>
+                  <pic:blipFill>
+                    <a:blip r:embed="rId24"/>
+                    <a:stretch>
+                      <a:fillRect/>
+                    </a:stretch>
+                  </pic:blipFill>
+                  <pic:spPr>
+                    <a:xfrm>
+                      <a:off x="0" y="0"/>
+                      <a:ext cx="5560782" cy="2513115"/>
+                    </a:xfrm>
+                    <a:prstGeom prst="rect">
+                      <a:avLst/>
+                    </a:prstGeom>
+                    <a:ln>
+                      <a:solidFill>
+                        <a:schemeClr val="tx1"/>
+                      </a:solidFill>
+                    </a:ln>
+                  </pic:spPr>
+                </pic:pic>
+              </a:graphicData>
+            </a:graphic>
+          </wp:inline>
+        </w:drawing>
+      </w:r>
+    </w:p>
+    <w:p>
+      <w:pPr>
+        <w:pStyle w:val="Caption"/>
+      </w:pPr>
+      <w:r>
+        <w:t xml:space="preserve">Рис. </w:t>
+      </w:r>
+      <w:fldSimple w:instr=" SEQ Рис. \* ARABIC ">
+        <w:r>
+          <w:rPr>
+            <w:noProof/>
+          </w:rPr>
+          <w:t>9</w:t>
+        </w:r>
+      </w:fldSimple>
+    </w:p>
+    <w:p>
+      <w:pPr>
+        <w:pStyle w:val="Caption"/>
+        <w:keepNext/>
+      </w:pPr>
+      <w:r>
+        <w:drawing>
+          <wp:inline distT="0" distB="0" distL="0" distR="0" wp14:anchorId="663D66A3" wp14:editId="29559607">
+            <wp:extent cx="5592057" cy="2807809"/>
+            <wp:effectExtent l="19050" t="19050" r="8890" b="12065"/>
+            <wp:docPr id="23" name="Picture 23"/>
+            <wp:cNvGraphicFramePr>
+              <a:graphicFrameLocks xmlns:a="http://schemas.openxmlformats.org/drawingml/2006/main" noChangeAspect="1"/>
+            </wp:cNvGraphicFramePr>
+            <a:graphic xmlns:a="http://schemas.openxmlformats.org/drawingml/2006/main">
+              <a:graphicData uri="http://schemas.openxmlformats.org/drawingml/2006/picture">
+                <pic:pic xmlns:pic="http://schemas.openxmlformats.org/drawingml/2006/picture">
+                  <pic:nvPicPr>
+                    <pic:cNvPr id="1" name=""/>
+                    <pic:cNvPicPr/>
+                  </pic:nvPicPr>
+                  <pic:blipFill>
+                    <a:blip r:embed="rId25"/>
+                    <a:stretch>
+                      <a:fillRect/>
+                    </a:stretch>
+                  </pic:blipFill>
+                  <pic:spPr>
+                    <a:xfrm>
+                      <a:off x="0" y="0"/>
+                      <a:ext cx="5620894" cy="2822288"/>
+                    </a:xfrm>
+                    <a:prstGeom prst="rect">
+                      <a:avLst/>
+                    </a:prstGeom>
+                    <a:ln>
+                      <a:solidFill>
+                        <a:schemeClr val="tx1"/>
+                      </a:solidFill>
+                    </a:ln>
+                  </pic:spPr>
+                </pic:pic>
+              </a:graphicData>
+            </a:graphic>
+          </wp:inline>
+        </w:drawing>
+      </w:r>
+    </w:p>
+    <w:p>
+      <w:pPr>
+        <w:pStyle w:val="Caption"/>
+      </w:pPr>
+      <w:bookmarkStart w:id="10" w:name="_Ref200892059"/>
+      <w:r>
+        <w:t xml:space="preserve">Рис. </w:t>
+      </w:r>
+      <w:fldSimple w:instr=" SEQ Рис. \* ARABIC ">
+        <w:r>
+          <w:rPr>
+            <w:noProof/>
+          </w:rPr>
+          <w:t>10</w:t>
+        </w:r>
+      </w:fldSimple>
+      <w:bookmarkEnd w:id="10"/>
     </w:p>
     <w:p>
       <w:pPr>
@@ -4050,7 +4442,7 @@
       </w:pPr>
       <w:r>
         <w:lastRenderedPageBreak/>
-        <w:t xml:space="preserve">Табличные </w:t>
+        <w:t xml:space="preserve">Для использования </w:t>
       </w:r>
       <w:r>
         <w:rPr>
@@ -4062,6 +4454,465 @@
         <w:t xml:space="preserve"> </w:t>
       </w:r>
       <w:r>
+        <w:t>функций необходимо</w:t>
+      </w:r>
+      <w:r>
+        <w:t>:</w:t>
+      </w:r>
+    </w:p>
+    <w:p>
+      <w:pPr>
+        <w:pStyle w:val="UJPText"/>
+        <w:numPr>
+          <w:ilvl w:val="0"/>
+          <w:numId w:val="7"/>
+        </w:numPr>
+        <w:ind w:left="0" w:firstLine="1069"/>
+      </w:pPr>
+      <w:r>
+        <w:t xml:space="preserve">настроить </w:t>
+      </w:r>
+      <w:proofErr w:type="spellStart"/>
+      <w:r>
+        <w:t>конфиг</w:t>
+      </w:r>
+      <w:proofErr w:type="spellEnd"/>
+      <w:r>
+        <w:t xml:space="preserve"> </w:t>
+      </w:r>
+      <w:proofErr w:type="spellStart"/>
+      <w:r>
+        <w:t>парсинга</w:t>
+      </w:r>
+      <w:proofErr w:type="spellEnd"/>
+      <w:r>
+        <w:t xml:space="preserve"> (</w:t>
+      </w:r>
+      <w:r>
+        <w:fldChar w:fldCharType="begin"/>
+      </w:r>
+      <w:r>
+        <w:instrText xml:space="preserve"> REF _Ref200891664 \h </w:instrText>
+      </w:r>
+      <w:r>
+        <w:fldChar w:fldCharType="separate"/>
+      </w:r>
+      <w:r>
+        <w:t xml:space="preserve">Рис. </w:t>
+      </w:r>
+      <w:r>
+        <w:rPr>
+          <w:noProof/>
+        </w:rPr>
+        <w:t>9</w:t>
+      </w:r>
+      <w:r>
+        <w:fldChar w:fldCharType="end"/>
+      </w:r>
+      <w:r>
+        <w:t>)</w:t>
+      </w:r>
+      <w:r>
+        <w:t xml:space="preserve"> </w:t>
+      </w:r>
+      <w:r>
+        <w:rPr>
+          <w:lang w:val="en-US"/>
+        </w:rPr>
+        <w:t>alias</w:t>
+      </w:r>
+      <w:r>
+        <w:t xml:space="preserve"> </w:t>
+      </w:r>
+      <w:proofErr w:type="spellStart"/>
+      <w:r>
+        <w:t>фукнций</w:t>
+      </w:r>
+      <w:proofErr w:type="spellEnd"/>
+      <w:r>
+        <w:t xml:space="preserve">. Добавляется новый раздел </w:t>
+      </w:r>
+      <w:proofErr w:type="spellStart"/>
+      <w:r>
+        <w:t>aliasFuncsParsing</w:t>
+      </w:r>
+      <w:proofErr w:type="spellEnd"/>
+      <w:r>
+        <w:t xml:space="preserve">, который оформляется по тем же правилам, что и </w:t>
+      </w:r>
+      <w:proofErr w:type="spellStart"/>
+      <w:r>
+        <w:t>featuresParsing</w:t>
+      </w:r>
+      <w:proofErr w:type="spellEnd"/>
+      <w:r>
+        <w:t xml:space="preserve">. В разделе </w:t>
+      </w:r>
+      <w:proofErr w:type="spellStart"/>
+      <w:r>
+        <w:t>featuresParsing</w:t>
+      </w:r>
+      <w:proofErr w:type="spellEnd"/>
+      <w:r>
+        <w:t xml:space="preserve"> добавляется поле </w:t>
+      </w:r>
+      <w:proofErr w:type="spellStart"/>
+      <w:r>
+        <w:t>aliasFuncArgValueColumnName</w:t>
+      </w:r>
+      <w:proofErr w:type="spellEnd"/>
+      <w:r>
+        <w:t xml:space="preserve"> с  названием колонки откуда брать параметры для </w:t>
+      </w:r>
+      <w:r>
+        <w:rPr>
+          <w:lang w:val="en-US"/>
+        </w:rPr>
+        <w:t>alias</w:t>
+      </w:r>
+      <w:r>
+        <w:t xml:space="preserve"> </w:t>
+      </w:r>
+      <w:r>
+        <w:t>функции.</w:t>
+      </w:r>
+    </w:p>
+    <w:p>
+      <w:pPr>
+        <w:pStyle w:val="UJPText"/>
+        <w:numPr>
+          <w:ilvl w:val="0"/>
+          <w:numId w:val="7"/>
+        </w:numPr>
+      </w:pPr>
+      <w:r>
+        <w:t xml:space="preserve">добавить колонку параметров для </w:t>
+      </w:r>
+      <w:r>
+        <w:rPr>
+          <w:lang w:val="en-US"/>
+        </w:rPr>
+        <w:t>alias</w:t>
+      </w:r>
+      <w:r>
+        <w:t xml:space="preserve"> </w:t>
+      </w:r>
+      <w:r>
+        <w:t>функций</w:t>
+      </w:r>
+      <w:r>
+        <w:t xml:space="preserve"> (</w:t>
+      </w:r>
+      <w:r>
+        <w:fldChar w:fldCharType="begin"/>
+      </w:r>
+      <w:r>
+        <w:instrText xml:space="preserve"> REF _Ref200892032 \h </w:instrText>
+      </w:r>
+      <w:r>
+        <w:fldChar w:fldCharType="separate"/>
+      </w:r>
+      <w:r>
+        <w:t xml:space="preserve">Рис. </w:t>
+      </w:r>
+      <w:r>
+        <w:rPr>
+          <w:noProof/>
+        </w:rPr>
+        <w:t>8</w:t>
+      </w:r>
+      <w:r>
+        <w:fldChar w:fldCharType="end"/>
+      </w:r>
+      <w:r>
+        <w:t>)</w:t>
+      </w:r>
+    </w:p>
+    <w:p>
+      <w:pPr>
+        <w:pStyle w:val="UJPText"/>
+        <w:numPr>
+          <w:ilvl w:val="0"/>
+          <w:numId w:val="7"/>
+        </w:numPr>
+      </w:pPr>
+      <w:r>
+        <w:t xml:space="preserve">написать </w:t>
+      </w:r>
+      <w:proofErr w:type="spellStart"/>
+      <w:r>
+        <w:t>функциию</w:t>
+      </w:r>
+      <w:proofErr w:type="spellEnd"/>
+      <w:r>
+        <w:t xml:space="preserve"> на отдельном листе.</w:t>
+      </w:r>
+      <w:r>
+        <w:t xml:space="preserve"> (</w:t>
+      </w:r>
+      <w:r>
+        <w:fldChar w:fldCharType="begin"/>
+      </w:r>
+      <w:r>
+        <w:instrText xml:space="preserve"> REF _Ref200892059 \h </w:instrText>
+      </w:r>
+      <w:r>
+        <w:fldChar w:fldCharType="separate"/>
+      </w:r>
+      <w:r>
+        <w:t xml:space="preserve">Рис. </w:t>
+      </w:r>
+      <w:r>
+        <w:rPr>
+          <w:noProof/>
+        </w:rPr>
+        <w:t>10</w:t>
+      </w:r>
+      <w:r>
+        <w:fldChar w:fldCharType="end"/>
+      </w:r>
+      <w:r>
+        <w:t>)</w:t>
+      </w:r>
+      <w:r>
+        <w:t xml:space="preserve">. </w:t>
+      </w:r>
+      <w:r>
+        <w:t xml:space="preserve">Имена параметров оборачиваются в знак </w:t>
+      </w:r>
+      <w:r>
+        <w:rPr>
+          <w:lang w:val="en-US"/>
+        </w:rPr>
+        <w:t>%</w:t>
+      </w:r>
+      <w:r>
+        <w:t xml:space="preserve"> (например, </w:t>
+      </w:r>
+      <w:r>
+        <w:rPr>
+          <w:lang w:val="en-US"/>
+        </w:rPr>
+        <w:t>%amount%</w:t>
+      </w:r>
+      <w:r>
+        <w:t>)</w:t>
+      </w:r>
+      <w:r>
+        <w:rPr>
+          <w:lang w:val="en-US"/>
+        </w:rPr>
+        <w:t>.</w:t>
+      </w:r>
+    </w:p>
+    <w:p>
+      <w:pPr>
+        <w:pStyle w:val="UJPText"/>
+      </w:pPr>
+      <w:r>
+        <w:rPr>
+          <w:lang w:val="en-US"/>
+        </w:rPr>
+        <w:t>P</w:t>
+      </w:r>
+      <w:r>
+        <w:t>.</w:t>
+      </w:r>
+      <w:r>
+        <w:rPr>
+          <w:lang w:val="en-US"/>
+        </w:rPr>
+        <w:t>S</w:t>
+      </w:r>
+      <w:r>
+        <w:t xml:space="preserve">. </w:t>
+      </w:r>
+      <w:r>
+        <w:rPr>
+          <w:lang w:val="en-US"/>
+        </w:rPr>
+        <w:t>Alias</w:t>
+      </w:r>
+      <w:r>
+        <w:t xml:space="preserve"> </w:t>
+      </w:r>
+      <w:r>
+        <w:t xml:space="preserve">функции имеет такие же возможности, что и обычная семантика. Внутри </w:t>
+      </w:r>
+      <w:r>
+        <w:rPr>
+          <w:lang w:val="en-US"/>
+        </w:rPr>
+        <w:t>alias</w:t>
+      </w:r>
+      <w:r>
+        <w:t xml:space="preserve"> </w:t>
+      </w:r>
+      <w:r>
+        <w:t xml:space="preserve">функций можно использовать другие </w:t>
+      </w:r>
+      <w:r>
+        <w:rPr>
+          <w:lang w:val="en-US"/>
+        </w:rPr>
+        <w:t>alias</w:t>
+      </w:r>
+      <w:r>
+        <w:t xml:space="preserve"> </w:t>
+      </w:r>
+      <w:r>
+        <w:t>функции.</w:t>
+      </w:r>
+      <w:r>
+        <w:t xml:space="preserve"> В </w:t>
+      </w:r>
+      <w:r>
+        <w:rPr>
+          <w:lang w:val="en-US"/>
+        </w:rPr>
+        <w:t>alias</w:t>
+      </w:r>
+      <w:r>
+        <w:t xml:space="preserve"> </w:t>
+      </w:r>
+      <w:r>
+        <w:t>функциях можно использовать не ограниченное кол-во параметров</w:t>
+      </w:r>
+      <w:r>
+        <w:t>.</w:t>
+      </w:r>
+    </w:p>
+    <w:p>
+      <w:pPr>
+        <w:pStyle w:val="UJPText"/>
+        <w:keepNext/>
+        <w:ind w:firstLine="0"/>
+        <w:jc w:val="center"/>
+      </w:pPr>
+      <w:r>
+        <w:drawing>
+          <wp:inline distT="0" distB="0" distL="0" distR="0" wp14:anchorId="61F37AC6" wp14:editId="61D33723">
+            <wp:extent cx="5803900" cy="3079110"/>
+            <wp:effectExtent l="19050" t="19050" r="25400" b="26670"/>
+            <wp:docPr id="24" name="Picture 24"/>
+            <wp:cNvGraphicFramePr>
+              <a:graphicFrameLocks xmlns:a="http://schemas.openxmlformats.org/drawingml/2006/main" noChangeAspect="1"/>
+            </wp:cNvGraphicFramePr>
+            <a:graphic xmlns:a="http://schemas.openxmlformats.org/drawingml/2006/main">
+              <a:graphicData uri="http://schemas.openxmlformats.org/drawingml/2006/picture">
+                <pic:pic xmlns:pic="http://schemas.openxmlformats.org/drawingml/2006/picture">
+                  <pic:nvPicPr>
+                    <pic:cNvPr id="1" name=""/>
+                    <pic:cNvPicPr/>
+                  </pic:nvPicPr>
+                  <pic:blipFill>
+                    <a:blip r:embed="rId26"/>
+                    <a:stretch>
+                      <a:fillRect/>
+                    </a:stretch>
+                  </pic:blipFill>
+                  <pic:spPr>
+                    <a:xfrm>
+                      <a:off x="0" y="0"/>
+                      <a:ext cx="5814413" cy="3084687"/>
+                    </a:xfrm>
+                    <a:prstGeom prst="rect">
+                      <a:avLst/>
+                    </a:prstGeom>
+                    <a:ln>
+                      <a:solidFill>
+                        <a:schemeClr val="tx1"/>
+                      </a:solidFill>
+                    </a:ln>
+                  </pic:spPr>
+                </pic:pic>
+              </a:graphicData>
+            </a:graphic>
+          </wp:inline>
+        </w:drawing>
+      </w:r>
+    </w:p>
+    <w:p>
+      <w:pPr>
+        <w:pStyle w:val="Caption"/>
+      </w:pPr>
+      <w:bookmarkStart w:id="11" w:name="_Ref200891664"/>
+      <w:r>
+        <w:t xml:space="preserve">Рис. </w:t>
+      </w:r>
+      <w:fldSimple w:instr=" SEQ Рис. \* ARABIC ">
+        <w:r>
+          <w:rPr>
+            <w:noProof/>
+          </w:rPr>
+          <w:t>11</w:t>
+        </w:r>
+      </w:fldSimple>
+      <w:bookmarkEnd w:id="11"/>
+      <w:r>
+        <w:t xml:space="preserve"> </w:t>
+      </w:r>
+      <w:proofErr w:type="spellStart"/>
+      <w:r>
+        <w:t>Конфиг</w:t>
+      </w:r>
+      <w:proofErr w:type="spellEnd"/>
+      <w:r>
+        <w:t xml:space="preserve"> </w:t>
+      </w:r>
+      <w:proofErr w:type="spellStart"/>
+      <w:r>
+        <w:t>парсинга</w:t>
+      </w:r>
+      <w:proofErr w:type="spellEnd"/>
+      <w:r>
+        <w:t xml:space="preserve"> с настройкой </w:t>
+      </w:r>
+      <w:r>
+        <w:rPr>
+          <w:lang w:val="en-US"/>
+        </w:rPr>
+        <w:t>alias</w:t>
+      </w:r>
+      <w:r>
+        <w:t xml:space="preserve"> </w:t>
+      </w:r>
+      <w:r>
+        <w:t>функций</w:t>
+      </w:r>
+    </w:p>
+    <w:p>
+      <w:pPr>
+        <w:pStyle w:val="UJPSubheader"/>
+        <w:rPr>
+          <w:lang w:val="en-US"/>
+        </w:rPr>
+      </w:pPr>
+      <w:r>
+        <w:rPr>
+          <w:lang w:val="en-US"/>
+        </w:rPr>
+        <w:t>Json</w:t>
+      </w:r>
+      <w:r>
+        <w:rPr>
+          <w:lang w:val="en-US"/>
+        </w:rPr>
+        <w:t xml:space="preserve"> </w:t>
+      </w:r>
+      <w:r>
+        <w:rPr>
+          <w:lang w:val="en-US"/>
+        </w:rPr>
+        <w:t>alias</w:t>
+      </w:r>
+      <w:r>
+        <w:rPr>
+          <w:lang w:val="en-US"/>
+        </w:rPr>
+        <w:t xml:space="preserve"> </w:t>
+      </w:r>
+      <w:r>
         <w:t>функции</w:t>
       </w:r>
     </w:p>
@@ -4088,27 +4939,824 @@
         <w:t xml:space="preserve"> </w:t>
       </w:r>
       <w:r>
-        <w:t>функции</w:t>
-      </w:r>
-    </w:p>
-    <w:p>
-      <w:pPr>
-        <w:pStyle w:val="UJPText"/>
-      </w:pPr>
-      <w:r>
-        <w:rPr>
-          <w:lang w:val="en-US"/>
-        </w:rPr>
-        <w:t xml:space="preserve">Anonym </w:t>
-      </w:r>
-      <w:proofErr w:type="spellStart"/>
-      <w:r>
-        <w:rPr>
-          <w:lang w:val="en-US"/>
-        </w:rPr>
-        <w:t>args</w:t>
-      </w:r>
-      <w:proofErr w:type="spellEnd"/>
+        <w:t xml:space="preserve">функции являются вторым вариантом использования </w:t>
+      </w:r>
+      <w:r>
+        <w:rPr>
+          <w:lang w:val="en-US"/>
+        </w:rPr>
+        <w:t>alias</w:t>
+      </w:r>
+      <w:r>
+        <w:t xml:space="preserve"> </w:t>
+      </w:r>
+      <w:r>
+        <w:t>функции. Отличие</w:t>
+      </w:r>
+      <w:r>
+        <w:t xml:space="preserve"> </w:t>
+      </w:r>
+      <w:r>
+        <w:rPr>
+          <w:lang w:val="en-US"/>
+        </w:rPr>
+        <w:t>json</w:t>
+      </w:r>
+      <w:r>
+        <w:t xml:space="preserve"> </w:t>
+      </w:r>
+      <w:r>
+        <w:rPr>
+          <w:lang w:val="en-US"/>
+        </w:rPr>
+        <w:t>alias</w:t>
+      </w:r>
+      <w:r>
+        <w:t xml:space="preserve"> </w:t>
+      </w:r>
+      <w:r>
+        <w:t xml:space="preserve">функций от табличных </w:t>
+      </w:r>
+      <w:r>
+        <w:rPr>
+          <w:lang w:val="en-US"/>
+        </w:rPr>
+        <w:t>alias</w:t>
+      </w:r>
+      <w:r>
+        <w:t xml:space="preserve"> </w:t>
+      </w:r>
+      <w:r>
+        <w:t xml:space="preserve">функций в том, что семантика пишется в </w:t>
+      </w:r>
+      <w:r>
+        <w:rPr>
+          <w:lang w:val="en-US"/>
+        </w:rPr>
+        <w:t>json</w:t>
+      </w:r>
+      <w:r>
+        <w:t xml:space="preserve"> </w:t>
+      </w:r>
+      <w:r>
+        <w:t>файле</w:t>
+      </w:r>
+      <w:r>
+        <w:t xml:space="preserve"> (</w:t>
+      </w:r>
+      <w:r>
+        <w:fldChar w:fldCharType="begin"/>
+      </w:r>
+      <w:r>
+        <w:instrText xml:space="preserve"> REF _Ref200894248 \h </w:instrText>
+      </w:r>
+      <w:r>
+        <w:fldChar w:fldCharType="separate"/>
+      </w:r>
+      <w:r>
+        <w:t xml:space="preserve">Рис. </w:t>
+      </w:r>
+      <w:r>
+        <w:rPr>
+          <w:noProof/>
+        </w:rPr>
+        <w:t>12</w:t>
+      </w:r>
+      <w:r>
+        <w:fldChar w:fldCharType="end"/>
+      </w:r>
+      <w:r>
+        <w:t>)</w:t>
+      </w:r>
+      <w:r>
+        <w:t xml:space="preserve">. </w:t>
+      </w:r>
+      <w:r>
+        <w:rPr>
+          <w:lang w:val="en-US"/>
+        </w:rPr>
+        <w:t>Alias</w:t>
+      </w:r>
+      <w:r>
+        <w:t xml:space="preserve"> </w:t>
+      </w:r>
+      <w:r>
+        <w:t>ф</w:t>
+      </w:r>
+      <w:r>
+        <w:t xml:space="preserve">ункции можно комбинировать, одновременно работать с табличными и </w:t>
+      </w:r>
+      <w:r>
+        <w:rPr>
+          <w:lang w:val="en-US"/>
+        </w:rPr>
+        <w:t>json</w:t>
+      </w:r>
+      <w:r>
+        <w:t xml:space="preserve"> </w:t>
+      </w:r>
+      <w:r>
+        <w:rPr>
+          <w:lang w:val="en-US"/>
+        </w:rPr>
+        <w:t>alias</w:t>
+      </w:r>
+      <w:r>
+        <w:t xml:space="preserve"> </w:t>
+      </w:r>
+      <w:r>
+        <w:t>функциями.</w:t>
+      </w:r>
+    </w:p>
+    <w:p>
+      <w:pPr>
+        <w:pStyle w:val="UJPText"/>
+        <w:keepNext/>
+        <w:ind w:firstLine="0"/>
+        <w:jc w:val="center"/>
+      </w:pPr>
+      <w:r>
+        <w:drawing>
+          <wp:inline distT="0" distB="0" distL="0" distR="0" wp14:anchorId="6263AD89" wp14:editId="25054507">
+            <wp:extent cx="5934903" cy="1428949"/>
+            <wp:effectExtent l="0" t="0" r="8890" b="0"/>
+            <wp:docPr id="25" name="Picture 25"/>
+            <wp:cNvGraphicFramePr>
+              <a:graphicFrameLocks xmlns:a="http://schemas.openxmlformats.org/drawingml/2006/main" noChangeAspect="1"/>
+            </wp:cNvGraphicFramePr>
+            <a:graphic xmlns:a="http://schemas.openxmlformats.org/drawingml/2006/main">
+              <a:graphicData uri="http://schemas.openxmlformats.org/drawingml/2006/picture">
+                <pic:pic xmlns:pic="http://schemas.openxmlformats.org/drawingml/2006/picture">
+                  <pic:nvPicPr>
+                    <pic:cNvPr id="1" name=""/>
+                    <pic:cNvPicPr/>
+                  </pic:nvPicPr>
+                  <pic:blipFill>
+                    <a:blip r:embed="rId27"/>
+                    <a:stretch>
+                      <a:fillRect/>
+                    </a:stretch>
+                  </pic:blipFill>
+                  <pic:spPr>
+                    <a:xfrm>
+                      <a:off x="0" y="0"/>
+                      <a:ext cx="5934903" cy="1428949"/>
+                    </a:xfrm>
+                    <a:prstGeom prst="rect">
+                      <a:avLst/>
+                    </a:prstGeom>
+                  </pic:spPr>
+                </pic:pic>
+              </a:graphicData>
+            </a:graphic>
+          </wp:inline>
+        </w:drawing>
+      </w:r>
+    </w:p>
+    <w:p>
+      <w:pPr>
+        <w:pStyle w:val="Caption"/>
+      </w:pPr>
+      <w:bookmarkStart w:id="12" w:name="_Ref200894248"/>
+      <w:r>
+        <w:t xml:space="preserve">Рис. </w:t>
+      </w:r>
+      <w:fldSimple w:instr=" SEQ Рис. \* ARABIC ">
+        <w:r>
+          <w:rPr>
+            <w:noProof/>
+          </w:rPr>
+          <w:t>12</w:t>
+        </w:r>
+      </w:fldSimple>
+      <w:bookmarkEnd w:id="12"/>
+    </w:p>
+    <w:p>
+      <w:pPr>
+        <w:pStyle w:val="UJPText"/>
+      </w:pPr>
+      <w:r>
+        <w:t xml:space="preserve">Для использования </w:t>
+      </w:r>
+      <w:r>
+        <w:rPr>
+          <w:lang w:val="en-US"/>
+        </w:rPr>
+        <w:t>json</w:t>
+      </w:r>
+      <w:r>
+        <w:t xml:space="preserve"> </w:t>
+      </w:r>
+      <w:r>
+        <w:rPr>
+          <w:lang w:val="en-US"/>
+        </w:rPr>
+        <w:t>alias</w:t>
+      </w:r>
+      <w:r>
+        <w:t xml:space="preserve"> </w:t>
+      </w:r>
+      <w:r>
+        <w:t xml:space="preserve">функций необходимо добавить создать файл (пример на </w:t>
+      </w:r>
+      <w:r>
+        <w:fldChar w:fldCharType="begin"/>
+      </w:r>
+      <w:r>
+        <w:instrText xml:space="preserve"> REF _Ref200894248 \h </w:instrText>
+      </w:r>
+      <w:r>
+        <w:fldChar w:fldCharType="separate"/>
+      </w:r>
+      <w:r>
+        <w:t xml:space="preserve">Рис. </w:t>
+      </w:r>
+      <w:r>
+        <w:rPr>
+          <w:noProof/>
+        </w:rPr>
+        <w:t>12</w:t>
+      </w:r>
+      <w:r>
+        <w:fldChar w:fldCharType="end"/>
+      </w:r>
+      <w:r>
+        <w:t xml:space="preserve">) и указать путь к нему в </w:t>
+      </w:r>
+      <w:proofErr w:type="spellStart"/>
+      <w:r>
+        <w:t>конфиге</w:t>
+      </w:r>
+      <w:proofErr w:type="spellEnd"/>
+      <w:r>
+        <w:t xml:space="preserve"> </w:t>
+      </w:r>
+      <w:proofErr w:type="spellStart"/>
+      <w:r>
+        <w:t>парсинга</w:t>
+      </w:r>
+      <w:proofErr w:type="spellEnd"/>
+      <w:r>
+        <w:t xml:space="preserve"> </w:t>
+      </w:r>
+      <w:r>
+        <w:t>(</w:t>
+      </w:r>
+      <w:r>
+        <w:fldChar w:fldCharType="begin"/>
+      </w:r>
+      <w:r>
+        <w:instrText xml:space="preserve"> REF _Ref200895101 \h </w:instrText>
+      </w:r>
+      <w:r>
+        <w:fldChar w:fldCharType="separate"/>
+      </w:r>
+      <w:r>
+        <w:t xml:space="preserve">Рис. </w:t>
+      </w:r>
+      <w:r>
+        <w:rPr>
+          <w:noProof/>
+        </w:rPr>
+        <w:t>13</w:t>
+      </w:r>
+      <w:r>
+        <w:fldChar w:fldCharType="end"/>
+      </w:r>
+      <w:r>
+        <w:t xml:space="preserve">) поле </w:t>
+      </w:r>
+      <w:proofErr w:type="spellStart"/>
+      <w:r>
+        <w:rPr>
+          <w:b/>
+          <w:bCs/>
+        </w:rPr>
+        <w:t>jsonAliasesFilePaths</w:t>
+      </w:r>
+      <w:proofErr w:type="spellEnd"/>
+      <w:r>
+        <w:t xml:space="preserve">. </w:t>
+      </w:r>
+    </w:p>
+    <w:p>
+      <w:pPr>
+        <w:pStyle w:val="UJPText"/>
+        <w:keepNext/>
+        <w:jc w:val="center"/>
+      </w:pPr>
+      <w:r>
+        <w:lastRenderedPageBreak/>
+        <w:drawing>
+          <wp:inline distT="0" distB="0" distL="0" distR="0" wp14:anchorId="37783AB5" wp14:editId="5D4CD4F5">
+            <wp:extent cx="4535669" cy="4886325"/>
+            <wp:effectExtent l="19050" t="19050" r="17780" b="9525"/>
+            <wp:docPr id="29" name="Picture 29"/>
+            <wp:cNvGraphicFramePr>
+              <a:graphicFrameLocks xmlns:a="http://schemas.openxmlformats.org/drawingml/2006/main" noChangeAspect="1"/>
+            </wp:cNvGraphicFramePr>
+            <a:graphic xmlns:a="http://schemas.openxmlformats.org/drawingml/2006/main">
+              <a:graphicData uri="http://schemas.openxmlformats.org/drawingml/2006/picture">
+                <pic:pic xmlns:pic="http://schemas.openxmlformats.org/drawingml/2006/picture">
+                  <pic:nvPicPr>
+                    <pic:cNvPr id="1" name=""/>
+                    <pic:cNvPicPr/>
+                  </pic:nvPicPr>
+                  <pic:blipFill>
+                    <a:blip r:embed="rId28"/>
+                    <a:stretch>
+                      <a:fillRect/>
+                    </a:stretch>
+                  </pic:blipFill>
+                  <pic:spPr>
+                    <a:xfrm>
+                      <a:off x="0" y="0"/>
+                      <a:ext cx="4542149" cy="4893306"/>
+                    </a:xfrm>
+                    <a:prstGeom prst="rect">
+                      <a:avLst/>
+                    </a:prstGeom>
+                    <a:ln>
+                      <a:solidFill>
+                        <a:schemeClr val="tx1"/>
+                      </a:solidFill>
+                    </a:ln>
+                  </pic:spPr>
+                </pic:pic>
+              </a:graphicData>
+            </a:graphic>
+          </wp:inline>
+        </w:drawing>
+      </w:r>
+    </w:p>
+    <w:p>
+      <w:pPr>
+        <w:pStyle w:val="Caption"/>
+      </w:pPr>
+      <w:bookmarkStart w:id="13" w:name="_Ref200895101"/>
+      <w:r>
+        <w:t xml:space="preserve">Рис. </w:t>
+      </w:r>
+      <w:fldSimple w:instr=" SEQ Рис. \* ARABIC ">
+        <w:r>
+          <w:rPr>
+            <w:noProof/>
+          </w:rPr>
+          <w:t>13</w:t>
+        </w:r>
+      </w:fldSimple>
+      <w:bookmarkEnd w:id="13"/>
+      <w:r>
+        <w:t xml:space="preserve"> Добавление пути к файлу с </w:t>
+      </w:r>
+      <w:r>
+        <w:rPr>
+          <w:lang w:val="en-US"/>
+        </w:rPr>
+        <w:t>json</w:t>
+      </w:r>
+      <w:r>
+        <w:t xml:space="preserve"> </w:t>
+      </w:r>
+      <w:r>
+        <w:rPr>
+          <w:lang w:val="en-US"/>
+        </w:rPr>
+        <w:t>alias</w:t>
+      </w:r>
+      <w:r>
+        <w:t xml:space="preserve"> </w:t>
+      </w:r>
+      <w:r>
+        <w:t>функциями</w:t>
+      </w:r>
+    </w:p>
+    <w:p>
+      <w:pPr>
+        <w:pStyle w:val="UJPText"/>
+      </w:pPr>
+      <w:r>
+        <w:rPr>
+          <w:lang w:val="en-US"/>
+        </w:rPr>
+        <w:t>P</w:t>
+      </w:r>
+      <w:r>
+        <w:t>.</w:t>
+      </w:r>
+      <w:r>
+        <w:rPr>
+          <w:lang w:val="en-US"/>
+        </w:rPr>
+        <w:t>S</w:t>
+      </w:r>
+      <w:r>
+        <w:t xml:space="preserve">. </w:t>
+      </w:r>
+      <w:r>
+        <w:t>В одном файле может быть мн</w:t>
+      </w:r>
+      <w:r>
+        <w:t xml:space="preserve">ожество </w:t>
+      </w:r>
+      <w:r>
+        <w:rPr>
+          <w:lang w:val="en-US"/>
+        </w:rPr>
+        <w:t>alias</w:t>
+      </w:r>
+      <w:r>
+        <w:t xml:space="preserve"> </w:t>
+      </w:r>
+      <w:r>
+        <w:t>функций</w:t>
+      </w:r>
+      <w:r>
+        <w:t>.</w:t>
+      </w:r>
+    </w:p>
+    <w:p>
+      <w:pPr>
+        <w:pStyle w:val="UJPText"/>
+      </w:pPr>
+      <w:r>
+        <w:t xml:space="preserve">Пример использование табличной </w:t>
+      </w:r>
+      <w:r>
+        <w:rPr>
+          <w:lang w:val="en-US"/>
+        </w:rPr>
+        <w:t>alias</w:t>
+      </w:r>
+      <w:r>
+        <w:t xml:space="preserve"> </w:t>
+      </w:r>
+      <w:r>
+        <w:t xml:space="preserve">функции </w:t>
+      </w:r>
+      <w:proofErr w:type="spellStart"/>
+      <w:r>
+        <w:rPr>
+          <w:b/>
+          <w:bCs/>
+          <w:lang w:val="en-US"/>
+        </w:rPr>
+        <w:t>HardGood</w:t>
+      </w:r>
+      <w:proofErr w:type="spellEnd"/>
+      <w:r>
+        <w:t xml:space="preserve"> и </w:t>
+      </w:r>
+      <w:r>
+        <w:rPr>
+          <w:lang w:val="en-US"/>
+        </w:rPr>
+        <w:t>json</w:t>
+      </w:r>
+      <w:r>
+        <w:t xml:space="preserve"> </w:t>
+      </w:r>
+      <w:r>
+        <w:rPr>
+          <w:lang w:val="en-US"/>
+        </w:rPr>
+        <w:t>alias</w:t>
+      </w:r>
+      <w:r>
+        <w:t xml:space="preserve"> </w:t>
+      </w:r>
+      <w:proofErr w:type="spellStart"/>
+      <w:r>
+        <w:t>функциия</w:t>
+      </w:r>
+      <w:proofErr w:type="spellEnd"/>
+      <w:r>
+        <w:t xml:space="preserve"> </w:t>
+      </w:r>
+      <w:proofErr w:type="spellStart"/>
+      <w:r>
+        <w:rPr>
+          <w:b/>
+          <w:bCs/>
+          <w:lang w:val="en-US"/>
+        </w:rPr>
+        <w:t>SoftGood</w:t>
+      </w:r>
+      <w:proofErr w:type="spellEnd"/>
+      <w:r>
+        <w:t xml:space="preserve"> приведён на </w:t>
+      </w:r>
+      <w:r>
+        <w:fldChar w:fldCharType="begin"/>
+      </w:r>
+      <w:r>
+        <w:instrText xml:space="preserve"> REF _Ref200894714 \h </w:instrText>
+      </w:r>
+      <w:r>
+        <w:fldChar w:fldCharType="separate"/>
+      </w:r>
+      <w:r>
+        <w:t xml:space="preserve">Рис. </w:t>
+      </w:r>
+      <w:r>
+        <w:rPr>
+          <w:noProof/>
+        </w:rPr>
+        <w:t>13</w:t>
+      </w:r>
+      <w:r>
+        <w:fldChar w:fldCharType="end"/>
+      </w:r>
+      <w:r>
+        <w:t xml:space="preserve"> и </w:t>
+      </w:r>
+      <w:r>
+        <w:fldChar w:fldCharType="begin"/>
+      </w:r>
+      <w:r>
+        <w:instrText xml:space="preserve"> REF _Ref200894720 \h </w:instrText>
+      </w:r>
+      <w:r>
+        <w:fldChar w:fldCharType="separate"/>
+      </w:r>
+      <w:r>
+        <w:t xml:space="preserve">Рис. </w:t>
+      </w:r>
+      <w:r>
+        <w:rPr>
+          <w:noProof/>
+        </w:rPr>
+        <w:t>14</w:t>
+      </w:r>
+      <w:r>
+        <w:fldChar w:fldCharType="end"/>
+      </w:r>
+      <w:r>
+        <w:t>.</w:t>
+      </w:r>
+      <w:r>
+        <w:t xml:space="preserve"> </w:t>
+      </w:r>
+    </w:p>
+    <w:p>
+      <w:pPr>
+        <w:pStyle w:val="UJPText"/>
+        <w:ind w:firstLine="0"/>
+        <w:jc w:val="center"/>
+      </w:pPr>
+      <w:r>
+        <w:drawing>
+          <wp:inline distT="0" distB="0" distL="0" distR="0" wp14:anchorId="6CFF1496" wp14:editId="2CB4FF52">
+            <wp:extent cx="6032500" cy="2883541"/>
+            <wp:effectExtent l="19050" t="19050" r="25400" b="12065"/>
+            <wp:docPr id="28" name="Picture 28"/>
+            <wp:cNvGraphicFramePr>
+              <a:graphicFrameLocks xmlns:a="http://schemas.openxmlformats.org/drawingml/2006/main" noChangeAspect="1"/>
+            </wp:cNvGraphicFramePr>
+            <a:graphic xmlns:a="http://schemas.openxmlformats.org/drawingml/2006/main">
+              <a:graphicData uri="http://schemas.openxmlformats.org/drawingml/2006/picture">
+                <pic:pic xmlns:pic="http://schemas.openxmlformats.org/drawingml/2006/picture">
+                  <pic:nvPicPr>
+                    <pic:cNvPr id="1" name=""/>
+                    <pic:cNvPicPr/>
+                  </pic:nvPicPr>
+                  <pic:blipFill>
+                    <a:blip r:embed="rId29"/>
+                    <a:stretch>
+                      <a:fillRect/>
+                    </a:stretch>
+                  </pic:blipFill>
+                  <pic:spPr>
+                    <a:xfrm>
+                      <a:off x="0" y="0"/>
+                      <a:ext cx="6045295" cy="2889657"/>
+                    </a:xfrm>
+                    <a:prstGeom prst="rect">
+                      <a:avLst/>
+                    </a:prstGeom>
+                    <a:ln>
+                      <a:solidFill>
+                        <a:schemeClr val="tx1"/>
+                      </a:solidFill>
+                    </a:ln>
+                  </pic:spPr>
+                </pic:pic>
+              </a:graphicData>
+            </a:graphic>
+          </wp:inline>
+        </w:drawing>
+      </w:r>
+    </w:p>
+    <w:p>
+      <w:pPr>
+        <w:pStyle w:val="Caption"/>
+      </w:pPr>
+      <w:bookmarkStart w:id="14" w:name="_Ref200894714"/>
+      <w:r>
+        <w:t xml:space="preserve">Рис. </w:t>
+      </w:r>
+      <w:fldSimple w:instr=" SEQ Рис. \* ARABIC ">
+        <w:r>
+          <w:rPr>
+            <w:noProof/>
+          </w:rPr>
+          <w:t>14</w:t>
+        </w:r>
+      </w:fldSimple>
+      <w:bookmarkEnd w:id="14"/>
+      <w:r>
+        <w:t xml:space="preserve"> </w:t>
+      </w:r>
+      <w:r>
+        <w:rPr>
+          <w:lang w:val="en-US"/>
+        </w:rPr>
+        <w:t>Example</w:t>
+      </w:r>
+      <w:r>
+        <w:t xml:space="preserve"> 3.3. </w:t>
+      </w:r>
+      <w:r>
+        <w:t xml:space="preserve">семантика комбинированного использования </w:t>
+      </w:r>
+      <w:r>
+        <w:rPr>
+          <w:lang w:val="en-US"/>
+        </w:rPr>
+        <w:t>alias</w:t>
+      </w:r>
+      <w:r>
+        <w:t xml:space="preserve"> </w:t>
+      </w:r>
+      <w:r>
+        <w:t>функций</w:t>
+      </w:r>
+    </w:p>
+    <w:p>
+      <w:pPr>
+        <w:pStyle w:val="UJPText"/>
+        <w:keepNext/>
+        <w:ind w:firstLine="0"/>
+      </w:pPr>
+      <w:r>
+        <w:lastRenderedPageBreak/>
+        <w:drawing>
+          <wp:inline distT="0" distB="0" distL="0" distR="0" wp14:anchorId="51724174" wp14:editId="1279F21A">
+            <wp:extent cx="6480175" cy="1622425"/>
+            <wp:effectExtent l="19050" t="19050" r="15875" b="15875"/>
+            <wp:docPr id="26" name="Picture 26"/>
+            <wp:cNvGraphicFramePr>
+              <a:graphicFrameLocks xmlns:a="http://schemas.openxmlformats.org/drawingml/2006/main" noChangeAspect="1"/>
+            </wp:cNvGraphicFramePr>
+            <a:graphic xmlns:a="http://schemas.openxmlformats.org/drawingml/2006/main">
+              <a:graphicData uri="http://schemas.openxmlformats.org/drawingml/2006/picture">
+                <pic:pic xmlns:pic="http://schemas.openxmlformats.org/drawingml/2006/picture">
+                  <pic:nvPicPr>
+                    <pic:cNvPr id="1" name=""/>
+                    <pic:cNvPicPr/>
+                  </pic:nvPicPr>
+                  <pic:blipFill>
+                    <a:blip r:embed="rId30"/>
+                    <a:stretch>
+                      <a:fillRect/>
+                    </a:stretch>
+                  </pic:blipFill>
+                  <pic:spPr>
+                    <a:xfrm>
+                      <a:off x="0" y="0"/>
+                      <a:ext cx="6480175" cy="1622425"/>
+                    </a:xfrm>
+                    <a:prstGeom prst="rect">
+                      <a:avLst/>
+                    </a:prstGeom>
+                    <a:ln>
+                      <a:solidFill>
+                        <a:schemeClr val="tx1"/>
+                      </a:solidFill>
+                    </a:ln>
+                  </pic:spPr>
+                </pic:pic>
+              </a:graphicData>
+            </a:graphic>
+          </wp:inline>
+        </w:drawing>
+      </w:r>
+    </w:p>
+    <w:p>
+      <w:pPr>
+        <w:pStyle w:val="Caption"/>
+      </w:pPr>
+      <w:bookmarkStart w:id="15" w:name="_Ref200894720"/>
+      <w:r>
+        <w:t xml:space="preserve">Рис. </w:t>
+      </w:r>
+      <w:fldSimple w:instr=" SEQ Рис. \* ARABIC ">
+        <w:r>
+          <w:rPr>
+            <w:noProof/>
+          </w:rPr>
+          <w:t>15</w:t>
+        </w:r>
+      </w:fldSimple>
+      <w:bookmarkEnd w:id="15"/>
+      <w:r>
+        <w:t xml:space="preserve"> Результат </w:t>
+      </w:r>
+      <w:proofErr w:type="spellStart"/>
+      <w:r>
+        <w:t>парсинга</w:t>
+      </w:r>
+      <w:proofErr w:type="spellEnd"/>
+      <w:r>
+        <w:t xml:space="preserve"> примера </w:t>
+      </w:r>
+      <w:r>
+        <w:rPr>
+          <w:lang w:val="en-US"/>
+        </w:rPr>
+        <w:t>Example</w:t>
+      </w:r>
+      <w:r>
+        <w:t xml:space="preserve"> 3.3</w:t>
+      </w:r>
+    </w:p>
+    <w:p>
+      <w:pPr>
+        <w:pStyle w:val="UJPText"/>
+      </w:pPr>
+      <w:r>
+        <w:rPr>
+          <w:lang w:val="en-US"/>
+        </w:rPr>
+        <w:t>P</w:t>
+      </w:r>
+      <w:r>
+        <w:t>.</w:t>
+      </w:r>
+      <w:r>
+        <w:rPr>
+          <w:lang w:val="en-US"/>
+        </w:rPr>
+        <w:t>S</w:t>
+      </w:r>
+      <w:r>
+        <w:t xml:space="preserve">. </w:t>
+      </w:r>
+      <w:r>
+        <w:t xml:space="preserve">На текущий момент </w:t>
+      </w:r>
+      <w:r>
+        <w:rPr>
+          <w:lang w:val="en-US"/>
+        </w:rPr>
+        <w:t>json</w:t>
+      </w:r>
+      <w:r>
+        <w:t xml:space="preserve"> </w:t>
+      </w:r>
+      <w:r>
+        <w:rPr>
+          <w:lang w:val="en-US"/>
+        </w:rPr>
+        <w:t>alias</w:t>
+      </w:r>
+      <w:r>
+        <w:t xml:space="preserve"> </w:t>
+      </w:r>
+      <w:r>
+        <w:t>функции не умеют сохранять исходное форматирование</w:t>
+      </w:r>
+      <w:r>
+        <w:t xml:space="preserve"> (вставляет всё одной строкой)</w:t>
+      </w:r>
+    </w:p>
+    <w:p>
+      <w:pPr>
+        <w:pStyle w:val="UJPSubheader"/>
+      </w:pPr>
+      <w:r>
+        <w:t xml:space="preserve">Анонимные аргументы для </w:t>
+      </w:r>
+      <w:r>
+        <w:rPr>
+          <w:lang w:val="en-US"/>
+        </w:rPr>
+        <w:t>alias</w:t>
+      </w:r>
+      <w:r>
+        <w:t xml:space="preserve"> </w:t>
+      </w:r>
+      <w:r>
+        <w:t>функций</w:t>
+      </w:r>
+    </w:p>
+    <w:p>
+      <w:pPr>
+        <w:pStyle w:val="UJPText"/>
+        <w:rPr>
+          <w:lang w:val="en-US"/>
+        </w:rPr>
+      </w:pPr>
     </w:p>
     <w:p>
       <w:pPr>
@@ -4325,7 +5973,7 @@
                     <pic:cNvPicPr/>
                   </pic:nvPicPr>
                   <pic:blipFill>
-                    <a:blip r:embed="rId23"/>
+                    <a:blip r:embed="rId31"/>
                     <a:stretch>
                       <a:fillRect/>
                     </a:stretch>
@@ -4355,19 +6003,32 @@
       <w:pPr>
         <w:pStyle w:val="Caption"/>
       </w:pPr>
-      <w:bookmarkStart w:id="9" w:name="_Ref200712666"/>
+      <w:bookmarkStart w:id="16" w:name="_Ref200712666"/>
       <w:r>
         <w:t xml:space="preserve">Рис. </w:t>
       </w:r>
-      <w:fldSimple w:instr=" SEQ Рис. \* ARABIC ">
-        <w:r>
-          <w:rPr>
-            <w:noProof/>
-          </w:rPr>
-          <w:t>8</w:t>
-        </w:r>
-      </w:fldSimple>
-      <w:bookmarkEnd w:id="9"/>
+      <w:r>
+        <w:fldChar w:fldCharType="begin"/>
+      </w:r>
+      <w:r>
+        <w:instrText xml:space="preserve"> SEQ Рис. \* ARABIC </w:instrText>
+      </w:r>
+      <w:r>
+        <w:fldChar w:fldCharType="separate"/>
+      </w:r>
+      <w:r>
+        <w:rPr>
+          <w:noProof/>
+        </w:rPr>
+        <w:t>16</w:t>
+      </w:r>
+      <w:r>
+        <w:rPr>
+          <w:noProof/>
+        </w:rPr>
+        <w:fldChar w:fldCharType="end"/>
+      </w:r>
+      <w:bookmarkEnd w:id="16"/>
       <w:r>
         <w:t xml:space="preserve"> </w:t>
       </w:r>
@@ -4379,7 +6040,7 @@
       <w:pPr>
         <w:pStyle w:val="UJPSubheader"/>
       </w:pPr>
-      <w:bookmarkStart w:id="10" w:name="_Toc200717505"/>
+      <w:bookmarkStart w:id="17" w:name="_Toc200717505"/>
       <w:r>
         <w:t xml:space="preserve">Настройка </w:t>
       </w:r>
@@ -4397,7 +6058,7 @@
         </w:rPr>
         <w:t>Excel</w:t>
       </w:r>
-      <w:bookmarkEnd w:id="10"/>
+      <w:bookmarkEnd w:id="17"/>
     </w:p>
     <w:p>
       <w:pPr>
@@ -4554,19 +6215,32 @@
       <w:pPr>
         <w:pStyle w:val="Caption"/>
       </w:pPr>
-      <w:bookmarkStart w:id="11" w:name="_Ref200713857"/>
+      <w:bookmarkStart w:id="18" w:name="_Ref200713857"/>
       <w:r>
         <w:t xml:space="preserve">Рис. </w:t>
       </w:r>
-      <w:fldSimple w:instr=" SEQ Рис. \* ARABIC ">
-        <w:r>
-          <w:rPr>
-            <w:noProof/>
-          </w:rPr>
-          <w:t>9</w:t>
-        </w:r>
-      </w:fldSimple>
-      <w:bookmarkEnd w:id="11"/>
+      <w:r>
+        <w:fldChar w:fldCharType="begin"/>
+      </w:r>
+      <w:r>
+        <w:instrText xml:space="preserve"> SEQ Рис. \* ARABIC </w:instrText>
+      </w:r>
+      <w:r>
+        <w:fldChar w:fldCharType="separate"/>
+      </w:r>
+      <w:r>
+        <w:rPr>
+          <w:noProof/>
+        </w:rPr>
+        <w:t>17</w:t>
+      </w:r>
+      <w:r>
+        <w:rPr>
+          <w:noProof/>
+        </w:rPr>
+        <w:fldChar w:fldCharType="end"/>
+      </w:r>
+      <w:bookmarkEnd w:id="18"/>
     </w:p>
     <w:p>
       <w:pPr>
@@ -4783,7 +6457,7 @@
                     <pic:cNvPicPr/>
                   </pic:nvPicPr>
                   <pic:blipFill>
-                    <a:blip r:embed="rId24"/>
+                    <a:blip r:embed="rId32"/>
                     <a:stretch>
                       <a:fillRect/>
                     </a:stretch>
@@ -4845,7 +6519,7 @@
                     <pic:cNvPicPr/>
                   </pic:nvPicPr>
                   <pic:blipFill>
-                    <a:blip r:embed="rId25"/>
+                    <a:blip r:embed="rId33"/>
                     <a:stretch>
                       <a:fillRect/>
                     </a:stretch>
@@ -4896,7 +6570,7 @@
       <w:pPr>
         <w:pStyle w:val="UJPSubheader"/>
       </w:pPr>
-      <w:bookmarkStart w:id="12" w:name="_Toc200717506"/>
+      <w:bookmarkStart w:id="19" w:name="_Toc200717506"/>
       <w:r>
         <w:t xml:space="preserve">Настройка </w:t>
       </w:r>
@@ -4915,11 +6589,11 @@
         </w:rPr>
         <w:t>GoogleSheets</w:t>
       </w:r>
-      <w:bookmarkEnd w:id="12"/>
+      <w:bookmarkEnd w:id="19"/>
       <w:proofErr w:type="spellEnd"/>
     </w:p>
     <w:sectPr>
-      <w:footerReference w:type="default" r:id="rId26"/>
+      <w:footerReference w:type="default" r:id="rId34"/>
       <w:pgSz w:w="11907" w:h="16840" w:code="9"/>
       <w:pgMar w:top="851" w:right="851" w:bottom="851" w:left="851" w:header="720" w:footer="720" w:gutter="0"/>
       <w:cols w:space="720"/>
@@ -5598,6 +7272,119 @@
     </w:lvl>
   </w:abstractNum>
   <w:abstractNum w:abstractNumId="5" w15:restartNumberingAfterBreak="0">
+    <w:nsid w:val="3C623D73"/>
+    <w:multiLevelType w:val="hybridMultilevel"/>
+    <w:tmpl w:val="591E57DA"/>
+    <w:lvl w:ilvl="0" w:tplc="04190001">
+      <w:start w:val="1"/>
+      <w:numFmt w:val="bullet"/>
+      <w:lvlText w:val=""/>
+      <w:lvlJc w:val="left"/>
+      <w:pPr>
+        <w:ind w:left="1429" w:hanging="360"/>
+      </w:pPr>
+      <w:rPr>
+        <w:rFonts w:ascii="Symbol" w:hAnsi="Symbol" w:hint="default"/>
+      </w:rPr>
+    </w:lvl>
+    <w:lvl w:ilvl="1" w:tplc="04190003" w:tentative="1">
+      <w:start w:val="1"/>
+      <w:numFmt w:val="bullet"/>
+      <w:lvlText w:val="o"/>
+      <w:lvlJc w:val="left"/>
+      <w:pPr>
+        <w:ind w:left="2149" w:hanging="360"/>
+      </w:pPr>
+      <w:rPr>
+        <w:rFonts w:ascii="Courier New" w:hAnsi="Courier New" w:cs="Courier New" w:hint="default"/>
+      </w:rPr>
+    </w:lvl>
+    <w:lvl w:ilvl="2" w:tplc="04190005" w:tentative="1">
+      <w:start w:val="1"/>
+      <w:numFmt w:val="bullet"/>
+      <w:lvlText w:val=""/>
+      <w:lvlJc w:val="left"/>
+      <w:pPr>
+        <w:ind w:left="2869" w:hanging="360"/>
+      </w:pPr>
+      <w:rPr>
+        <w:rFonts w:ascii="Wingdings" w:hAnsi="Wingdings" w:hint="default"/>
+      </w:rPr>
+    </w:lvl>
+    <w:lvl w:ilvl="3" w:tplc="04190001" w:tentative="1">
+      <w:start w:val="1"/>
+      <w:numFmt w:val="bullet"/>
+      <w:lvlText w:val=""/>
+      <w:lvlJc w:val="left"/>
+      <w:pPr>
+        <w:ind w:left="3589" w:hanging="360"/>
+      </w:pPr>
+      <w:rPr>
+        <w:rFonts w:ascii="Symbol" w:hAnsi="Symbol" w:hint="default"/>
+      </w:rPr>
+    </w:lvl>
+    <w:lvl w:ilvl="4" w:tplc="04190003" w:tentative="1">
+      <w:start w:val="1"/>
+      <w:numFmt w:val="bullet"/>
+      <w:lvlText w:val="o"/>
+      <w:lvlJc w:val="left"/>
+      <w:pPr>
+        <w:ind w:left="4309" w:hanging="360"/>
+      </w:pPr>
+      <w:rPr>
+        <w:rFonts w:ascii="Courier New" w:hAnsi="Courier New" w:cs="Courier New" w:hint="default"/>
+      </w:rPr>
+    </w:lvl>
+    <w:lvl w:ilvl="5" w:tplc="04190005" w:tentative="1">
+      <w:start w:val="1"/>
+      <w:numFmt w:val="bullet"/>
+      <w:lvlText w:val=""/>
+      <w:lvlJc w:val="left"/>
+      <w:pPr>
+        <w:ind w:left="5029" w:hanging="360"/>
+      </w:pPr>
+      <w:rPr>
+        <w:rFonts w:ascii="Wingdings" w:hAnsi="Wingdings" w:hint="default"/>
+      </w:rPr>
+    </w:lvl>
+    <w:lvl w:ilvl="6" w:tplc="04190001" w:tentative="1">
+      <w:start w:val="1"/>
+      <w:numFmt w:val="bullet"/>
+      <w:lvlText w:val=""/>
+      <w:lvlJc w:val="left"/>
+      <w:pPr>
+        <w:ind w:left="5749" w:hanging="360"/>
+      </w:pPr>
+      <w:rPr>
+        <w:rFonts w:ascii="Symbol" w:hAnsi="Symbol" w:hint="default"/>
+      </w:rPr>
+    </w:lvl>
+    <w:lvl w:ilvl="7" w:tplc="04190003" w:tentative="1">
+      <w:start w:val="1"/>
+      <w:numFmt w:val="bullet"/>
+      <w:lvlText w:val="o"/>
+      <w:lvlJc w:val="left"/>
+      <w:pPr>
+        <w:ind w:left="6469" w:hanging="360"/>
+      </w:pPr>
+      <w:rPr>
+        <w:rFonts w:ascii="Courier New" w:hAnsi="Courier New" w:cs="Courier New" w:hint="default"/>
+      </w:rPr>
+    </w:lvl>
+    <w:lvl w:ilvl="8" w:tplc="04190005" w:tentative="1">
+      <w:start w:val="1"/>
+      <w:numFmt w:val="bullet"/>
+      <w:lvlText w:val=""/>
+      <w:lvlJc w:val="left"/>
+      <w:pPr>
+        <w:ind w:left="7189" w:hanging="360"/>
+      </w:pPr>
+      <w:rPr>
+        <w:rFonts w:ascii="Wingdings" w:hAnsi="Wingdings" w:hint="default"/>
+      </w:rPr>
+    </w:lvl>
+  </w:abstractNum>
+  <w:abstractNum w:abstractNumId="6" w15:restartNumberingAfterBreak="0">
     <w:nsid w:val="67A736FA"/>
     <w:multiLevelType w:val="hybridMultilevel"/>
     <w:tmpl w:val="B9405184"/>
@@ -5717,7 +7504,7 @@
     <w:abstractNumId w:val="0"/>
   </w:num>
   <w:num w:numId="3">
-    <w:abstractNumId w:val="5"/>
+    <w:abstractNumId w:val="6"/>
   </w:num>
   <w:num w:numId="4">
     <w:abstractNumId w:val="2"/>
@@ -5727,6 +7514,9 @@
   </w:num>
   <w:num w:numId="6">
     <w:abstractNumId w:val="3"/>
+  </w:num>
+  <w:num w:numId="7">
+    <w:abstractNumId w:val="5"/>
   </w:num>
 </w:numbering>
 </file>
@@ -6200,7 +7990,6 @@
   <w:style w:type="character" w:default="1" w:styleId="DefaultParagraphFont">
     <w:name w:val="Default Paragraph Font"/>
     <w:uiPriority w:val="1"/>
-    <w:semiHidden/>
     <w:unhideWhenUsed/>
   </w:style>
   <w:style w:type="table" w:default="1" w:styleId="TableNormal">
